--- a/Documents /MS Survey  copy.docx
+++ b/Documents /MS Survey  copy.docx
@@ -9,6 +9,8 @@
         <w:rPr>
           <w:rFonts w:ascii="Times New Roman" w:eastAsia="Times New Roman" w:hAnsi="Times New Roman" w:cs="Times New Roman"/>
           <w:kern w:val="0"/>
+          <w:sz w:val="28"/>
+          <w:szCs w:val="28"/>
           <w14:ligatures w14:val="none"/>
         </w:rPr>
       </w:pPr>
@@ -40,25 +42,11 @@
         <w:rPr>
           <w:rFonts w:ascii="Times New Roman" w:eastAsia="Times New Roman" w:hAnsi="Times New Roman" w:cs="Times New Roman"/>
           <w:kern w:val="0"/>
-          <w14:ligatures w14:val="none"/>
-        </w:rPr>
-        <w:t xml:space="preserve">“Your answers will remain anonymous… I will not enter </w:t>
-      </w:r>
-      <w:r>
-        <w:rPr>
-          <w:rFonts w:ascii="Times New Roman" w:eastAsia="Times New Roman" w:hAnsi="Times New Roman" w:cs="Times New Roman"/>
-          <w:kern w:val="0"/>
-          <w14:ligatures w14:val="none"/>
-        </w:rPr>
-        <w:t>your</w:t>
-      </w:r>
-      <w:r>
-        <w:rPr>
-          <w:rFonts w:ascii="Times New Roman" w:eastAsia="Times New Roman" w:hAnsi="Times New Roman" w:cs="Times New Roman"/>
-          <w:kern w:val="0"/>
-          <w14:ligatures w14:val="none"/>
-        </w:rPr>
-        <w:t xml:space="preserve"> data into any publicly accessible data base…”</w:t>
+          <w:sz w:val="28"/>
+          <w:szCs w:val="28"/>
+          <w14:ligatures w14:val="none"/>
+        </w:rPr>
+        <w:t>“Your answers will remain anonymous… I will not enter your data into any publicly accessible data base…”</w:t>
       </w:r>
     </w:p>
     <w:p>
@@ -155,15 +143,7 @@
           <w:kern w:val="0"/>
           <w14:ligatures w14:val="none"/>
         </w:rPr>
-        <w:t xml:space="preserve">“First, we would like to understand why you participate in recreational activities such as </w:t>
-      </w:r>
-      <w:r>
-        <w:rPr>
-          <w:rFonts w:ascii="Times New Roman" w:eastAsia="Times New Roman" w:hAnsi="Times New Roman" w:cs="Times New Roman"/>
-          <w:kern w:val="0"/>
-          <w14:ligatures w14:val="none"/>
-        </w:rPr>
-        <w:t>bird-feeding or keeping backyard chickens.”</w:t>
+        <w:t>“First, we would like to understand why you participate in recreational activities such as bird-feeding or keeping backyard chickens.”</w:t>
       </w:r>
     </w:p>
     <w:p>
@@ -214,31 +194,7 @@
           <w:szCs w:val="28"/>
           <w14:ligatures w14:val="none"/>
         </w:rPr>
-        <w:t>(1 = Not important at all,</w:t>
-      </w:r>
-      <w:r>
-        <w:rPr>
-          <w:rFonts w:ascii="Times New Roman" w:eastAsia="Times New Roman" w:hAnsi="Times New Roman" w:cs="Times New Roman"/>
-          <w:i/>
-          <w:iCs/>
-          <w:kern w:val="0"/>
-          <w:sz w:val="28"/>
-          <w:szCs w:val="28"/>
-          <w14:ligatures w14:val="none"/>
-        </w:rPr>
-        <w:t xml:space="preserve"> 2= Of little importance, 3= Moderately important, 4= Very important, </w:t>
-      </w:r>
-      <w:r>
-        <w:rPr>
-          <w:rFonts w:ascii="Times New Roman" w:eastAsia="Times New Roman" w:hAnsi="Times New Roman" w:cs="Times New Roman"/>
-          <w:i/>
-          <w:iCs/>
-          <w:kern w:val="0"/>
-          <w:sz w:val="28"/>
-          <w:szCs w:val="28"/>
-          <w14:ligatures w14:val="none"/>
-        </w:rPr>
-        <w:t>5 = Extremely important)</w:t>
+        <w:t>(1 = Not important at all, 2= Of little importance, 3= Moderately important, 4= Very important, 5 = Extremely important)</w:t>
       </w:r>
     </w:p>
     <w:p>
@@ -336,17 +292,7 @@
           <w:szCs w:val="28"/>
           <w14:ligatures w14:val="none"/>
         </w:rPr>
-        <w:t xml:space="preserve">To help birds survive (especially in </w:t>
-      </w:r>
-      <w:r>
-        <w:rPr>
-          <w:rFonts w:ascii="Times New Roman" w:eastAsia="Times New Roman" w:hAnsi="Times New Roman" w:cs="Times New Roman"/>
-          <w:kern w:val="0"/>
-          <w:sz w:val="28"/>
-          <w:szCs w:val="28"/>
-          <w14:ligatures w14:val="none"/>
-        </w:rPr>
-        <w:t>winter)</w:t>
+        <w:t>To help birds survive (especially in winter)</w:t>
       </w:r>
       <w:r>
         <w:rPr>
@@ -541,7 +487,7 @@
           <w:sz w:val="28"/>
           <w:szCs w:val="28"/>
         </w:rPr>
-        <w:pict w14:anchorId="14E45189">
+        <w:pict w14:anchorId="4E7926AD">
           <v:rect id="_x0000_i1032" alt="" style="width:398.75pt;height:.05pt;mso-width-percent:0;mso-height-percent:0;mso-width-percent:0;mso-height-percent:0" o:hrpct="923" o:hralign="center" o:hrstd="t" o:hr="t" fillcolor="#a0a0a0" stroked="f"/>
         </w:pict>
       </w:r>
@@ -1037,7 +983,7 @@
           <w:sz w:val="28"/>
           <w:szCs w:val="28"/>
         </w:rPr>
-        <w:pict w14:anchorId="0E03B185">
+        <w:pict w14:anchorId="1BB74E44">
           <v:rect id="_x0000_i1031" alt="" style="width:468pt;height:.05pt;mso-width-percent:0;mso-height-percent:0;mso-width-percent:0;mso-height-percent:0" o:hralign="center" o:hrstd="t" o:hr="t" fillcolor="#a0a0a0" stroked="f"/>
         </w:pict>
       </w:r>
@@ -1409,7 +1355,7 @@
           <w:sz w:val="28"/>
           <w:szCs w:val="28"/>
         </w:rPr>
-        <w:pict w14:anchorId="02A15997">
+        <w:pict w14:anchorId="42101E52">
           <v:rect id="_x0000_i1030" alt="" style="width:468pt;height:.05pt;mso-width-percent:0;mso-height-percent:0;mso-width-percent:0;mso-height-percent:0" o:hralign="center" o:hrstd="t" o:hr="t" fillcolor="#a0a0a0" stroked="f"/>
         </w:pict>
       </w:r>
@@ -2009,8 +1955,312 @@
           <w:szCs w:val="28"/>
           <w14:ligatures w14:val="none"/>
         </w:rPr>
-        <w:t xml:space="preserve"> are you about the following diseases affecting birds in your yard?</w:t>
-      </w:r>
+        <w:t xml:space="preserve"> are you about the following diseases affecting birds in your yard? </w:t>
+      </w:r>
+      <w:r>
+        <w:rPr>
+          <w:rFonts w:ascii="Times New Roman" w:eastAsia="Times New Roman" w:hAnsi="Times New Roman" w:cs="Times New Roman"/>
+          <w:kern w:val="0"/>
+          <w:sz w:val="28"/>
+          <w:szCs w:val="28"/>
+          <w14:ligatures w14:val="none"/>
+        </w:rPr>
+        <w:br/>
+      </w:r>
+      <w:r>
+        <w:rPr>
+          <w:rFonts w:ascii="Times New Roman" w:eastAsia="Times New Roman" w:hAnsi="Times New Roman" w:cs="Times New Roman"/>
+          <w:i/>
+          <w:iCs/>
+          <w:kern w:val="0"/>
+          <w:sz w:val="28"/>
+          <w:szCs w:val="28"/>
+          <w14:ligatures w14:val="none"/>
+        </w:rPr>
+        <w:t>(</w:t>
+      </w:r>
+      <w:r>
+        <w:rPr>
+          <w:rFonts w:ascii="Times New Roman" w:eastAsia="Times New Roman" w:hAnsi="Times New Roman" w:cs="Times New Roman"/>
+          <w:i/>
+          <w:iCs/>
+          <w:kern w:val="0"/>
+          <w:sz w:val="28"/>
+          <w:szCs w:val="28"/>
+          <w14:ligatures w14:val="none"/>
+        </w:rPr>
+        <w:t xml:space="preserve">1 = Not at all </w:t>
+      </w:r>
+      <w:r>
+        <w:rPr>
+          <w:rFonts w:ascii="Times New Roman" w:eastAsia="Times New Roman" w:hAnsi="Times New Roman" w:cs="Times New Roman"/>
+          <w:i/>
+          <w:iCs/>
+          <w:kern w:val="0"/>
+          <w:sz w:val="28"/>
+          <w:szCs w:val="28"/>
+          <w14:ligatures w14:val="none"/>
+        </w:rPr>
+        <w:t xml:space="preserve">familiar, </w:t>
+      </w:r>
+      <w:r>
+        <w:rPr>
+          <w:rFonts w:ascii="Times New Roman" w:eastAsia="Times New Roman" w:hAnsi="Times New Roman" w:cs="Times New Roman"/>
+          <w:i/>
+          <w:iCs/>
+          <w:kern w:val="0"/>
+          <w:sz w:val="28"/>
+          <w:szCs w:val="28"/>
+          <w14:ligatures w14:val="none"/>
+        </w:rPr>
+        <w:t xml:space="preserve">2 = Slightly </w:t>
+      </w:r>
+      <w:r>
+        <w:rPr>
+          <w:rFonts w:ascii="Times New Roman" w:eastAsia="Times New Roman" w:hAnsi="Times New Roman" w:cs="Times New Roman"/>
+          <w:i/>
+          <w:iCs/>
+          <w:kern w:val="0"/>
+          <w:sz w:val="28"/>
+          <w:szCs w:val="28"/>
+          <w14:ligatures w14:val="none"/>
+        </w:rPr>
+        <w:t xml:space="preserve">familiar, </w:t>
+      </w:r>
+      <w:r>
+        <w:rPr>
+          <w:rFonts w:ascii="Times New Roman" w:eastAsia="Times New Roman" w:hAnsi="Times New Roman" w:cs="Times New Roman"/>
+          <w:i/>
+          <w:iCs/>
+          <w:kern w:val="0"/>
+          <w:sz w:val="28"/>
+          <w:szCs w:val="28"/>
+          <w14:ligatures w14:val="none"/>
+        </w:rPr>
+        <w:t xml:space="preserve">3 = Moderately </w:t>
+      </w:r>
+      <w:r>
+        <w:rPr>
+          <w:rFonts w:ascii="Times New Roman" w:eastAsia="Times New Roman" w:hAnsi="Times New Roman" w:cs="Times New Roman"/>
+          <w:i/>
+          <w:iCs/>
+          <w:kern w:val="0"/>
+          <w:sz w:val="28"/>
+          <w:szCs w:val="28"/>
+          <w14:ligatures w14:val="none"/>
+        </w:rPr>
+        <w:t xml:space="preserve">familiar, </w:t>
+      </w:r>
+      <w:r>
+        <w:rPr>
+          <w:rFonts w:ascii="Times New Roman" w:eastAsia="Times New Roman" w:hAnsi="Times New Roman" w:cs="Times New Roman"/>
+          <w:i/>
+          <w:iCs/>
+          <w:kern w:val="0"/>
+          <w:sz w:val="28"/>
+          <w:szCs w:val="28"/>
+          <w14:ligatures w14:val="none"/>
+        </w:rPr>
+        <w:t xml:space="preserve">4 = Very </w:t>
+      </w:r>
+      <w:r>
+        <w:rPr>
+          <w:rFonts w:ascii="Times New Roman" w:eastAsia="Times New Roman" w:hAnsi="Times New Roman" w:cs="Times New Roman"/>
+          <w:i/>
+          <w:iCs/>
+          <w:kern w:val="0"/>
+          <w:sz w:val="28"/>
+          <w:szCs w:val="28"/>
+          <w14:ligatures w14:val="none"/>
+        </w:rPr>
+        <w:t xml:space="preserve">familiar, </w:t>
+      </w:r>
+      <w:r>
+        <w:rPr>
+          <w:rFonts w:ascii="Times New Roman" w:eastAsia="Times New Roman" w:hAnsi="Times New Roman" w:cs="Times New Roman"/>
+          <w:i/>
+          <w:iCs/>
+          <w:kern w:val="0"/>
+          <w:sz w:val="28"/>
+          <w:szCs w:val="28"/>
+          <w14:ligatures w14:val="none"/>
+        </w:rPr>
+        <w:t xml:space="preserve">5 = </w:t>
+      </w:r>
+      <w:r>
+        <w:rPr>
+          <w:rFonts w:ascii="Times New Roman" w:eastAsia="Times New Roman" w:hAnsi="Times New Roman" w:cs="Times New Roman"/>
+          <w:i/>
+          <w:iCs/>
+          <w:kern w:val="0"/>
+          <w:sz w:val="28"/>
+          <w:szCs w:val="28"/>
+          <w14:ligatures w14:val="none"/>
+        </w:rPr>
+        <w:t>Extremely familiar; 888= Completely unaware of it</w:t>
+      </w:r>
+      <w:r>
+        <w:rPr>
+          <w:rFonts w:ascii="Times New Roman" w:eastAsia="Times New Roman" w:hAnsi="Times New Roman" w:cs="Times New Roman"/>
+          <w:i/>
+          <w:iCs/>
+          <w:kern w:val="0"/>
+          <w:sz w:val="28"/>
+          <w:szCs w:val="28"/>
+          <w14:ligatures w14:val="none"/>
+        </w:rPr>
+        <w:t>)</w:t>
+      </w:r>
+    </w:p>
+    <w:p>
+      <w:pPr>
+        <w:numPr>
+          <w:ilvl w:val="1"/>
+          <w:numId w:val="3"/>
+        </w:numPr>
+        <w:spacing w:before="100" w:beforeAutospacing="1" w:after="100" w:afterAutospacing="1" w:line="240" w:lineRule="auto"/>
+        <w:rPr>
+          <w:rFonts w:ascii="Times New Roman" w:eastAsia="Times New Roman" w:hAnsi="Times New Roman" w:cs="Times New Roman"/>
+          <w:kern w:val="0"/>
+          <w:sz w:val="28"/>
+          <w:szCs w:val="28"/>
+          <w14:ligatures w14:val="none"/>
+        </w:rPr>
+      </w:pPr>
+      <w:r>
+        <w:rPr>
+          <w:rFonts w:ascii="Times New Roman" w:eastAsia="Times New Roman" w:hAnsi="Times New Roman" w:cs="Times New Roman"/>
+          <w:kern w:val="0"/>
+          <w:sz w:val="28"/>
+          <w:szCs w:val="28"/>
+          <w14:ligatures w14:val="none"/>
+        </w:rPr>
+        <w:t>Salmonella/ E. coli</w:t>
+      </w:r>
+      <w:r>
+        <w:rPr>
+          <w:rFonts w:ascii="Times New Roman" w:eastAsia="Times New Roman" w:hAnsi="Times New Roman" w:cs="Times New Roman"/>
+          <w:kern w:val="0"/>
+          <w:sz w:val="28"/>
+          <w:szCs w:val="28"/>
+          <w14:ligatures w14:val="none"/>
+        </w:rPr>
+        <w:t xml:space="preserve"> infection___</w:t>
+      </w:r>
+    </w:p>
+    <w:p>
+      <w:pPr>
+        <w:numPr>
+          <w:ilvl w:val="1"/>
+          <w:numId w:val="3"/>
+        </w:numPr>
+        <w:spacing w:before="100" w:beforeAutospacing="1" w:after="100" w:afterAutospacing="1" w:line="240" w:lineRule="auto"/>
+        <w:rPr>
+          <w:rFonts w:ascii="Times New Roman" w:eastAsia="Times New Roman" w:hAnsi="Times New Roman" w:cs="Times New Roman"/>
+          <w:kern w:val="0"/>
+          <w:sz w:val="28"/>
+          <w:szCs w:val="28"/>
+          <w14:ligatures w14:val="none"/>
+        </w:rPr>
+      </w:pPr>
+      <w:r>
+        <w:rPr>
+          <w:rFonts w:ascii="Times New Roman" w:eastAsia="Times New Roman" w:hAnsi="Times New Roman" w:cs="Times New Roman"/>
+          <w:kern w:val="0"/>
+          <w:sz w:val="28"/>
+          <w:szCs w:val="28"/>
+          <w14:ligatures w14:val="none"/>
+        </w:rPr>
+        <w:t xml:space="preserve">Avian Pox </w:t>
+      </w:r>
+      <w:r>
+        <w:rPr>
+          <w:rFonts w:ascii="Times New Roman" w:eastAsia="Times New Roman" w:hAnsi="Times New Roman" w:cs="Times New Roman"/>
+          <w:kern w:val="0"/>
+          <w:sz w:val="28"/>
+          <w:szCs w:val="28"/>
+          <w14:ligatures w14:val="none"/>
+        </w:rPr>
+        <w:t>___</w:t>
+      </w:r>
+    </w:p>
+    <w:p>
+      <w:pPr>
+        <w:numPr>
+          <w:ilvl w:val="1"/>
+          <w:numId w:val="3"/>
+        </w:numPr>
+        <w:spacing w:before="100" w:beforeAutospacing="1" w:after="100" w:afterAutospacing="1" w:line="240" w:lineRule="auto"/>
+        <w:rPr>
+          <w:rFonts w:ascii="Times New Roman" w:eastAsia="Times New Roman" w:hAnsi="Times New Roman" w:cs="Times New Roman"/>
+          <w:kern w:val="0"/>
+          <w:sz w:val="28"/>
+          <w:szCs w:val="28"/>
+          <w14:ligatures w14:val="none"/>
+        </w:rPr>
+      </w:pPr>
+      <w:r>
+        <w:rPr>
+          <w:rFonts w:ascii="Times New Roman" w:eastAsia="Times New Roman" w:hAnsi="Times New Roman" w:cs="Times New Roman"/>
+          <w:kern w:val="0"/>
+          <w:sz w:val="28"/>
+          <w:szCs w:val="28"/>
+          <w14:ligatures w14:val="none"/>
+        </w:rPr>
+        <w:t>Avian influenza (bird flu)</w:t>
+      </w:r>
+      <w:r>
+        <w:rPr>
+          <w:rFonts w:ascii="Times New Roman" w:eastAsia="Times New Roman" w:hAnsi="Times New Roman" w:cs="Times New Roman"/>
+          <w:kern w:val="0"/>
+          <w:sz w:val="28"/>
+          <w:szCs w:val="28"/>
+          <w14:ligatures w14:val="none"/>
+        </w:rPr>
+        <w:t xml:space="preserve"> ___</w:t>
+      </w:r>
+    </w:p>
+    <w:p>
+      <w:pPr>
+        <w:numPr>
+          <w:ilvl w:val="1"/>
+          <w:numId w:val="3"/>
+        </w:numPr>
+        <w:spacing w:before="100" w:beforeAutospacing="1" w:after="100" w:afterAutospacing="1" w:line="240" w:lineRule="auto"/>
+        <w:rPr>
+          <w:rFonts w:ascii="Times New Roman" w:eastAsia="Times New Roman" w:hAnsi="Times New Roman" w:cs="Times New Roman"/>
+          <w:kern w:val="0"/>
+          <w:sz w:val="28"/>
+          <w:szCs w:val="28"/>
+          <w14:ligatures w14:val="none"/>
+        </w:rPr>
+      </w:pPr>
+      <w:r>
+        <w:rPr>
+          <w:rFonts w:ascii="Times New Roman" w:eastAsia="Times New Roman" w:hAnsi="Times New Roman" w:cs="Times New Roman"/>
+          <w:kern w:val="0"/>
+          <w:sz w:val="28"/>
+          <w:szCs w:val="28"/>
+          <w14:ligatures w14:val="none"/>
+        </w:rPr>
+        <w:t>Other diseases (please specify): _______</w:t>
+      </w:r>
+    </w:p>
+    <w:p>
+      <w:pPr>
+        <w:numPr>
+          <w:ilvl w:val="0"/>
+          <w:numId w:val="3"/>
+        </w:numPr>
+        <w:spacing w:before="100" w:beforeAutospacing="1" w:after="100" w:afterAutospacing="1" w:line="240" w:lineRule="auto"/>
+        <w:rPr>
+          <w:rFonts w:ascii="Times New Roman" w:eastAsia="Times New Roman" w:hAnsi="Times New Roman" w:cs="Times New Roman"/>
+          <w:kern w:val="0"/>
+          <w:sz w:val="28"/>
+          <w:szCs w:val="28"/>
+          <w14:ligatures w14:val="none"/>
+        </w:rPr>
+      </w:pPr>
       <w:r>
         <w:rPr>
           <w:rFonts w:ascii="Times New Roman" w:eastAsia="Times New Roman" w:hAnsi="Times New Roman" w:cs="Times New Roman"/>
@@ -2021,17 +2271,19 @@
           <w:szCs w:val="28"/>
           <w14:ligatures w14:val="none"/>
         </w:rPr>
+        <w:t>How likely do you think each of the following are to happen in your backyard or on your property?</w:t>
+      </w:r>
+      <w:r>
+        <w:rPr>
+          <w:rFonts w:ascii="Times New Roman" w:eastAsia="Times New Roman" w:hAnsi="Times New Roman" w:cs="Times New Roman"/>
+          <w:b/>
+          <w:bCs/>
+          <w:kern w:val="0"/>
+          <w:sz w:val="28"/>
+          <w:szCs w:val="28"/>
+          <w14:ligatures w14:val="none"/>
+        </w:rPr>
         <w:t xml:space="preserve"> </w:t>
-      </w:r>
-      <w:r>
-        <w:rPr>
-          <w:rFonts w:ascii="Times New Roman" w:eastAsia="Times New Roman" w:hAnsi="Times New Roman" w:cs="Times New Roman"/>
-          <w:kern w:val="0"/>
-          <w:sz w:val="28"/>
-          <w:szCs w:val="28"/>
-          <w14:ligatures w14:val="none"/>
-        </w:rPr>
-        <w:br/>
       </w:r>
       <w:r>
         <w:rPr>
@@ -2055,7 +2307,7 @@
           <w:szCs w:val="28"/>
           <w14:ligatures w14:val="none"/>
         </w:rPr>
-        <w:t>1 = Not at all concerned</w:t>
+        <w:t>1 = Not at all likely, 2 = Slightly likely, 3 = Moderately likely, 4 = Very likely, 5 = Extremely likely</w:t>
       </w:r>
       <w:r>
         <w:rPr>
@@ -2067,7 +2319,189 @@
           <w:szCs w:val="28"/>
           <w14:ligatures w14:val="none"/>
         </w:rPr>
-        <w:tab/>
+        <w:t>)</w:t>
+      </w:r>
+    </w:p>
+    <w:p>
+      <w:pPr>
+        <w:numPr>
+          <w:ilvl w:val="1"/>
+          <w:numId w:val="3"/>
+        </w:numPr>
+        <w:spacing w:before="100" w:beforeAutospacing="1" w:after="100" w:afterAutospacing="1" w:line="240" w:lineRule="auto"/>
+        <w:rPr>
+          <w:rFonts w:ascii="Times New Roman" w:eastAsia="Times New Roman" w:hAnsi="Times New Roman" w:cs="Times New Roman"/>
+          <w:kern w:val="0"/>
+          <w:sz w:val="28"/>
+          <w:szCs w:val="28"/>
+          <w14:ligatures w14:val="none"/>
+        </w:rPr>
+      </w:pPr>
+      <w:r>
+        <w:rPr>
+          <w:rFonts w:ascii="Times New Roman" w:eastAsia="Times New Roman" w:hAnsi="Times New Roman" w:cs="Times New Roman"/>
+          <w:kern w:val="0"/>
+          <w:sz w:val="28"/>
+          <w:szCs w:val="28"/>
+          <w14:ligatures w14:val="none"/>
+        </w:rPr>
+        <w:t>Shared resources acting as disease reservoirs in my backyard</w:t>
+      </w:r>
+      <w:r>
+        <w:rPr>
+          <w:rFonts w:ascii="Times New Roman" w:eastAsia="Times New Roman" w:hAnsi="Times New Roman" w:cs="Times New Roman"/>
+          <w:kern w:val="0"/>
+          <w:sz w:val="28"/>
+          <w:szCs w:val="28"/>
+          <w14:ligatures w14:val="none"/>
+        </w:rPr>
+        <w:t>___</w:t>
+      </w:r>
+    </w:p>
+    <w:p>
+      <w:pPr>
+        <w:numPr>
+          <w:ilvl w:val="1"/>
+          <w:numId w:val="3"/>
+        </w:numPr>
+        <w:spacing w:before="100" w:beforeAutospacing="1" w:after="100" w:afterAutospacing="1" w:line="240" w:lineRule="auto"/>
+        <w:rPr>
+          <w:rFonts w:ascii="Times New Roman" w:eastAsia="Times New Roman" w:hAnsi="Times New Roman" w:cs="Times New Roman"/>
+          <w:kern w:val="0"/>
+          <w:sz w:val="28"/>
+          <w:szCs w:val="28"/>
+          <w14:ligatures w14:val="none"/>
+        </w:rPr>
+      </w:pPr>
+      <w:r>
+        <w:rPr>
+          <w:rFonts w:ascii="Times New Roman" w:eastAsia="Times New Roman" w:hAnsi="Times New Roman" w:cs="Times New Roman"/>
+          <w:kern w:val="0"/>
+          <w:sz w:val="28"/>
+          <w:szCs w:val="28"/>
+          <w14:ligatures w14:val="none"/>
+        </w:rPr>
+        <w:t xml:space="preserve">A wild bird becomes infected at my feeder </w:t>
+      </w:r>
+      <w:r>
+        <w:rPr>
+          <w:rFonts w:ascii="Times New Roman" w:eastAsia="Times New Roman" w:hAnsi="Times New Roman" w:cs="Times New Roman"/>
+          <w:kern w:val="0"/>
+          <w:sz w:val="28"/>
+          <w:szCs w:val="28"/>
+          <w14:ligatures w14:val="none"/>
+        </w:rPr>
+        <w:t>___</w:t>
+      </w:r>
+    </w:p>
+    <w:p>
+      <w:pPr>
+        <w:numPr>
+          <w:ilvl w:val="1"/>
+          <w:numId w:val="3"/>
+        </w:numPr>
+        <w:spacing w:before="100" w:beforeAutospacing="1" w:after="100" w:afterAutospacing="1" w:line="240" w:lineRule="auto"/>
+        <w:rPr>
+          <w:rFonts w:ascii="Times New Roman" w:eastAsia="Times New Roman" w:hAnsi="Times New Roman" w:cs="Times New Roman"/>
+          <w:kern w:val="0"/>
+          <w:sz w:val="28"/>
+          <w:szCs w:val="28"/>
+          <w14:ligatures w14:val="none"/>
+        </w:rPr>
+      </w:pPr>
+      <w:r>
+        <w:rPr>
+          <w:rFonts w:ascii="Times New Roman" w:eastAsia="Times New Roman" w:hAnsi="Times New Roman" w:cs="Times New Roman"/>
+          <w:kern w:val="0"/>
+          <w:sz w:val="28"/>
+          <w:szCs w:val="28"/>
+          <w14:ligatures w14:val="none"/>
+        </w:rPr>
+        <w:t>A wild bird dies in my backyard from disease</w:t>
+      </w:r>
+      <w:r>
+        <w:rPr>
+          <w:rFonts w:ascii="Times New Roman" w:eastAsia="Times New Roman" w:hAnsi="Times New Roman" w:cs="Times New Roman"/>
+          <w:kern w:val="0"/>
+          <w:sz w:val="28"/>
+          <w:szCs w:val="28"/>
+          <w14:ligatures w14:val="none"/>
+        </w:rPr>
+        <w:t>___</w:t>
+      </w:r>
+    </w:p>
+    <w:p>
+      <w:pPr>
+        <w:numPr>
+          <w:ilvl w:val="1"/>
+          <w:numId w:val="3"/>
+        </w:numPr>
+        <w:spacing w:before="100" w:beforeAutospacing="1" w:after="100" w:afterAutospacing="1" w:line="240" w:lineRule="auto"/>
+        <w:rPr>
+          <w:rFonts w:ascii="Times New Roman" w:eastAsia="Times New Roman" w:hAnsi="Times New Roman" w:cs="Times New Roman"/>
+          <w:kern w:val="0"/>
+          <w:sz w:val="28"/>
+          <w:szCs w:val="28"/>
+          <w14:ligatures w14:val="none"/>
+        </w:rPr>
+      </w:pPr>
+      <w:r>
+        <w:rPr>
+          <w:rFonts w:ascii="Times New Roman" w:eastAsia="Times New Roman" w:hAnsi="Times New Roman" w:cs="Times New Roman"/>
+          <w:kern w:val="0"/>
+          <w:sz w:val="28"/>
+          <w:szCs w:val="28"/>
+          <w14:ligatures w14:val="none"/>
+        </w:rPr>
+        <w:t>A disease outbreak at my feeder/property could spread to neighboring properties</w:t>
+      </w:r>
+      <w:r>
+        <w:rPr>
+          <w:rFonts w:ascii="Times New Roman" w:eastAsia="Times New Roman" w:hAnsi="Times New Roman" w:cs="Times New Roman"/>
+          <w:kern w:val="0"/>
+          <w:sz w:val="28"/>
+          <w:szCs w:val="28"/>
+          <w14:ligatures w14:val="none"/>
+        </w:rPr>
+        <w:t>__</w:t>
+      </w:r>
+    </w:p>
+    <w:p>
+      <w:pPr>
+        <w:numPr>
+          <w:ilvl w:val="0"/>
+          <w:numId w:val="3"/>
+        </w:numPr>
+        <w:spacing w:before="100" w:beforeAutospacing="1" w:after="100" w:afterAutospacing="1" w:line="240" w:lineRule="auto"/>
+        <w:rPr>
+          <w:rFonts w:ascii="Times New Roman" w:eastAsia="Times New Roman" w:hAnsi="Times New Roman" w:cs="Times New Roman"/>
+          <w:kern w:val="0"/>
+          <w:sz w:val="28"/>
+          <w:szCs w:val="28"/>
+          <w14:ligatures w14:val="none"/>
+        </w:rPr>
+      </w:pPr>
+      <w:r>
+        <w:rPr>
+          <w:rFonts w:ascii="Times New Roman" w:eastAsia="Times New Roman" w:hAnsi="Times New Roman" w:cs="Times New Roman"/>
+          <w:b/>
+          <w:bCs/>
+          <w:kern w:val="0"/>
+          <w:sz w:val="28"/>
+          <w:szCs w:val="28"/>
+          <w14:ligatures w14:val="none"/>
+        </w:rPr>
+        <w:t>How likely do you think it is that a spillover event (a disease jumping from wild birds to humans, pets, or backyard chickens) could happen in your area?</w:t>
+      </w:r>
+      <w:r>
+        <w:rPr>
+          <w:rFonts w:ascii="Times New Roman" w:eastAsia="Times New Roman" w:hAnsi="Times New Roman" w:cs="Times New Roman"/>
+          <w:kern w:val="0"/>
+          <w:sz w:val="28"/>
+          <w:szCs w:val="28"/>
+          <w14:ligatures w14:val="none"/>
+        </w:rPr>
+        <w:br/>
       </w:r>
       <w:r>
         <w:rPr>
@@ -2079,7 +2513,7 @@
           <w:szCs w:val="28"/>
           <w14:ligatures w14:val="none"/>
         </w:rPr>
-        <w:t xml:space="preserve">, </w:t>
+        <w:t>(</w:t>
       </w:r>
       <w:r>
         <w:rPr>
@@ -2091,7 +2525,7 @@
           <w:szCs w:val="28"/>
           <w14:ligatures w14:val="none"/>
         </w:rPr>
-        <w:t>2 = Slightly concerned</w:t>
+        <w:t>1 = Not at all likely, 2 = Slightly likely, 3 = Moderately likely, 4 = Very likely, 5 = Extremely likely</w:t>
       </w:r>
       <w:r>
         <w:rPr>
@@ -2103,7 +2537,58 @@
           <w:szCs w:val="28"/>
           <w14:ligatures w14:val="none"/>
         </w:rPr>
-        <w:t xml:space="preserve">, </w:t>
+        <w:t>)</w:t>
+      </w:r>
+    </w:p>
+    <w:p>
+      <w:pPr>
+        <w:spacing w:before="100" w:beforeAutospacing="1" w:after="100" w:afterAutospacing="1" w:line="240" w:lineRule="auto"/>
+        <w:rPr>
+          <w:rFonts w:ascii="Times New Roman" w:eastAsia="Times New Roman" w:hAnsi="Times New Roman" w:cs="Times New Roman"/>
+          <w:kern w:val="0"/>
+          <w:sz w:val="28"/>
+          <w:szCs w:val="28"/>
+          <w14:ligatures w14:val="none"/>
+        </w:rPr>
+      </w:pPr>
+    </w:p>
+    <w:p>
+      <w:pPr>
+        <w:numPr>
+          <w:ilvl w:val="0"/>
+          <w:numId w:val="3"/>
+        </w:numPr>
+        <w:spacing w:before="100" w:beforeAutospacing="1" w:after="100" w:afterAutospacing="1" w:line="240" w:lineRule="auto"/>
+        <w:rPr>
+          <w:rFonts w:ascii="Times New Roman" w:eastAsia="Times New Roman" w:hAnsi="Times New Roman" w:cs="Times New Roman"/>
+          <w:kern w:val="0"/>
+          <w:sz w:val="28"/>
+          <w:szCs w:val="28"/>
+          <w14:ligatures w14:val="none"/>
+        </w:rPr>
+      </w:pPr>
+      <w:r>
+        <w:rPr>
+          <w:rFonts w:ascii="Times New Roman" w:eastAsia="Times New Roman" w:hAnsi="Times New Roman" w:cs="Times New Roman"/>
+          <w:b/>
+          <w:bCs/>
+          <w:kern w:val="0"/>
+          <w:sz w:val="28"/>
+          <w:szCs w:val="28"/>
+          <w14:ligatures w14:val="none"/>
+        </w:rPr>
+        <w:lastRenderedPageBreak/>
+        <w:t>How serious of a threat do you believe avian diseases pose to:</w:t>
+      </w:r>
+      <w:r>
+        <w:rPr>
+          <w:rFonts w:ascii="Times New Roman" w:eastAsia="Times New Roman" w:hAnsi="Times New Roman" w:cs="Times New Roman"/>
+          <w:kern w:val="0"/>
+          <w:sz w:val="28"/>
+          <w:szCs w:val="28"/>
+          <w14:ligatures w14:val="none"/>
+        </w:rPr>
+        <w:br/>
       </w:r>
       <w:r>
         <w:rPr>
@@ -2115,7 +2600,7 @@
           <w:szCs w:val="28"/>
           <w14:ligatures w14:val="none"/>
         </w:rPr>
-        <w:t>3 = Moderately concerned</w:t>
+        <w:t>(</w:t>
       </w:r>
       <w:r>
         <w:rPr>
@@ -2127,7 +2612,7 @@
           <w:szCs w:val="28"/>
           <w14:ligatures w14:val="none"/>
         </w:rPr>
-        <w:t xml:space="preserve">, </w:t>
+        <w:t>1 = Not serious at all, 2 = Slightly serious, 3 = Moderately serious, 4 = Very serious, 5 = Extremely serious</w:t>
       </w:r>
       <w:r>
         <w:rPr>
@@ -2139,7 +2624,7 @@
           <w:szCs w:val="28"/>
           <w14:ligatures w14:val="none"/>
         </w:rPr>
-        <w:t>4 = Very concerned</w:t>
+        <w:t>)</w:t>
       </w:r>
       <w:r>
         <w:rPr>
@@ -2151,7 +2636,189 @@
           <w:szCs w:val="28"/>
           <w14:ligatures w14:val="none"/>
         </w:rPr>
-        <w:t xml:space="preserve">, </w:t>
+        <w:t xml:space="preserve"> </w:t>
+      </w:r>
+    </w:p>
+    <w:p>
+      <w:pPr>
+        <w:numPr>
+          <w:ilvl w:val="1"/>
+          <w:numId w:val="3"/>
+        </w:numPr>
+        <w:spacing w:before="100" w:beforeAutospacing="1" w:after="100" w:afterAutospacing="1" w:line="240" w:lineRule="auto"/>
+        <w:rPr>
+          <w:rFonts w:ascii="Times New Roman" w:eastAsia="Times New Roman" w:hAnsi="Times New Roman" w:cs="Times New Roman"/>
+          <w:kern w:val="0"/>
+          <w:sz w:val="28"/>
+          <w:szCs w:val="28"/>
+          <w14:ligatures w14:val="none"/>
+        </w:rPr>
+      </w:pPr>
+      <w:r>
+        <w:rPr>
+          <w:rFonts w:ascii="Times New Roman" w:eastAsia="Times New Roman" w:hAnsi="Times New Roman" w:cs="Times New Roman"/>
+          <w:kern w:val="0"/>
+          <w:sz w:val="28"/>
+          <w:szCs w:val="28"/>
+          <w14:ligatures w14:val="none"/>
+        </w:rPr>
+        <w:t>Your own health and safety</w:t>
+      </w:r>
+      <w:r>
+        <w:rPr>
+          <w:rFonts w:ascii="Times New Roman" w:eastAsia="Times New Roman" w:hAnsi="Times New Roman" w:cs="Times New Roman"/>
+          <w:kern w:val="0"/>
+          <w:sz w:val="28"/>
+          <w:szCs w:val="28"/>
+          <w14:ligatures w14:val="none"/>
+        </w:rPr>
+        <w:t>__</w:t>
+      </w:r>
+    </w:p>
+    <w:p>
+      <w:pPr>
+        <w:numPr>
+          <w:ilvl w:val="1"/>
+          <w:numId w:val="3"/>
+        </w:numPr>
+        <w:spacing w:before="100" w:beforeAutospacing="1" w:after="100" w:afterAutospacing="1" w:line="240" w:lineRule="auto"/>
+        <w:rPr>
+          <w:rFonts w:ascii="Times New Roman" w:eastAsia="Times New Roman" w:hAnsi="Times New Roman" w:cs="Times New Roman"/>
+          <w:kern w:val="0"/>
+          <w:sz w:val="28"/>
+          <w:szCs w:val="28"/>
+          <w14:ligatures w14:val="none"/>
+        </w:rPr>
+      </w:pPr>
+      <w:r>
+        <w:rPr>
+          <w:rFonts w:ascii="Times New Roman" w:eastAsia="Times New Roman" w:hAnsi="Times New Roman" w:cs="Times New Roman"/>
+          <w:kern w:val="0"/>
+          <w:sz w:val="28"/>
+          <w:szCs w:val="28"/>
+          <w14:ligatures w14:val="none"/>
+        </w:rPr>
+        <w:t>Your family's health</w:t>
+      </w:r>
+      <w:r>
+        <w:rPr>
+          <w:rFonts w:ascii="Times New Roman" w:eastAsia="Times New Roman" w:hAnsi="Times New Roman" w:cs="Times New Roman"/>
+          <w:kern w:val="0"/>
+          <w:sz w:val="28"/>
+          <w:szCs w:val="28"/>
+          <w14:ligatures w14:val="none"/>
+        </w:rPr>
+        <w:t>___</w:t>
+      </w:r>
+    </w:p>
+    <w:p>
+      <w:pPr>
+        <w:numPr>
+          <w:ilvl w:val="1"/>
+          <w:numId w:val="3"/>
+        </w:numPr>
+        <w:spacing w:before="100" w:beforeAutospacing="1" w:after="100" w:afterAutospacing="1" w:line="240" w:lineRule="auto"/>
+        <w:rPr>
+          <w:rFonts w:ascii="Times New Roman" w:eastAsia="Times New Roman" w:hAnsi="Times New Roman" w:cs="Times New Roman"/>
+          <w:kern w:val="0"/>
+          <w:sz w:val="28"/>
+          <w:szCs w:val="28"/>
+          <w14:ligatures w14:val="none"/>
+        </w:rPr>
+      </w:pPr>
+      <w:r>
+        <w:rPr>
+          <w:rFonts w:ascii="Times New Roman" w:eastAsia="Times New Roman" w:hAnsi="Times New Roman" w:cs="Times New Roman"/>
+          <w:kern w:val="0"/>
+          <w:sz w:val="28"/>
+          <w:szCs w:val="28"/>
+          <w14:ligatures w14:val="none"/>
+        </w:rPr>
+        <w:t>Wild bird populations</w:t>
+      </w:r>
+      <w:r>
+        <w:rPr>
+          <w:rFonts w:ascii="Times New Roman" w:eastAsia="Times New Roman" w:hAnsi="Times New Roman" w:cs="Times New Roman"/>
+          <w:kern w:val="0"/>
+          <w:sz w:val="28"/>
+          <w:szCs w:val="28"/>
+          <w14:ligatures w14:val="none"/>
+        </w:rPr>
+        <w:t>___</w:t>
+      </w:r>
+    </w:p>
+    <w:p>
+      <w:pPr>
+        <w:numPr>
+          <w:ilvl w:val="1"/>
+          <w:numId w:val="3"/>
+        </w:numPr>
+        <w:spacing w:before="100" w:beforeAutospacing="1" w:after="100" w:afterAutospacing="1" w:line="240" w:lineRule="auto"/>
+        <w:rPr>
+          <w:rFonts w:ascii="Times New Roman" w:eastAsia="Times New Roman" w:hAnsi="Times New Roman" w:cs="Times New Roman"/>
+          <w:kern w:val="0"/>
+          <w:sz w:val="28"/>
+          <w:szCs w:val="28"/>
+          <w14:ligatures w14:val="none"/>
+        </w:rPr>
+      </w:pPr>
+      <w:r>
+        <w:rPr>
+          <w:rFonts w:ascii="Times New Roman" w:eastAsia="Times New Roman" w:hAnsi="Times New Roman" w:cs="Times New Roman"/>
+          <w:kern w:val="0"/>
+          <w:sz w:val="28"/>
+          <w:szCs w:val="28"/>
+          <w14:ligatures w14:val="none"/>
+        </w:rPr>
+        <w:t>Your backyard chickens (if applicable)</w:t>
+      </w:r>
+      <w:r>
+        <w:rPr>
+          <w:rFonts w:ascii="Times New Roman" w:eastAsia="Times New Roman" w:hAnsi="Times New Roman" w:cs="Times New Roman"/>
+          <w:kern w:val="0"/>
+          <w:sz w:val="28"/>
+          <w:szCs w:val="28"/>
+          <w14:ligatures w14:val="none"/>
+        </w:rPr>
+        <w:t xml:space="preserve"> ___</w:t>
+      </w:r>
+    </w:p>
+    <w:p>
+      <w:pPr>
+        <w:numPr>
+          <w:ilvl w:val="0"/>
+          <w:numId w:val="3"/>
+        </w:numPr>
+        <w:spacing w:before="100" w:beforeAutospacing="1" w:after="100" w:afterAutospacing="1" w:line="240" w:lineRule="auto"/>
+        <w:rPr>
+          <w:rFonts w:ascii="Times New Roman" w:eastAsia="Times New Roman" w:hAnsi="Times New Roman" w:cs="Times New Roman"/>
+          <w:kern w:val="0"/>
+          <w:sz w:val="28"/>
+          <w:szCs w:val="28"/>
+          <w14:ligatures w14:val="none"/>
+        </w:rPr>
+      </w:pPr>
+      <w:r>
+        <w:rPr>
+          <w:rFonts w:ascii="Times New Roman" w:eastAsia="Times New Roman" w:hAnsi="Times New Roman" w:cs="Times New Roman"/>
+          <w:b/>
+          <w:bCs/>
+          <w:kern w:val="0"/>
+          <w:sz w:val="28"/>
+          <w:szCs w:val="28"/>
+          <w14:ligatures w14:val="none"/>
+        </w:rPr>
+        <w:t>How serious are the current impacts of avian disease in the Southeastern US?</w:t>
+      </w:r>
+      <w:r>
+        <w:rPr>
+          <w:rFonts w:ascii="Times New Roman" w:eastAsia="Times New Roman" w:hAnsi="Times New Roman" w:cs="Times New Roman"/>
+          <w:kern w:val="0"/>
+          <w:sz w:val="28"/>
+          <w:szCs w:val="28"/>
+          <w14:ligatures w14:val="none"/>
+        </w:rPr>
+        <w:t xml:space="preserve"> </w:t>
       </w:r>
       <w:r>
         <w:rPr>
@@ -2163,7 +2830,7 @@
           <w:szCs w:val="28"/>
           <w14:ligatures w14:val="none"/>
         </w:rPr>
-        <w:t>5 = Extremely concerned</w:t>
+        <w:t>(</w:t>
       </w:r>
       <w:r>
         <w:rPr>
@@ -2175,7 +2842,7 @@
           <w:szCs w:val="28"/>
           <w14:ligatures w14:val="none"/>
         </w:rPr>
-        <w:t>; 888= Completely unaware of it</w:t>
+        <w:t>1 = Not serious at all, 2 = Slightly serious, 3 Moderately serious, 4 = Very serious, 5 = Extremely serious</w:t>
       </w:r>
       <w:r>
         <w:rPr>
@@ -2189,163 +2856,97 @@
         </w:rPr>
         <w:t>)</w:t>
       </w:r>
-    </w:p>
-    <w:p>
-      <w:pPr>
-        <w:numPr>
-          <w:ilvl w:val="1"/>
-          <w:numId w:val="3"/>
-        </w:numPr>
-        <w:spacing w:before="100" w:beforeAutospacing="1" w:after="100" w:afterAutospacing="1" w:line="240" w:lineRule="auto"/>
-        <w:rPr>
-          <w:rFonts w:ascii="Times New Roman" w:eastAsia="Times New Roman" w:hAnsi="Times New Roman" w:cs="Times New Roman"/>
-          <w:kern w:val="0"/>
-          <w:sz w:val="28"/>
-          <w:szCs w:val="28"/>
-          <w14:ligatures w14:val="none"/>
-        </w:rPr>
-      </w:pPr>
-      <w:r>
-        <w:rPr>
-          <w:rFonts w:ascii="Times New Roman" w:eastAsia="Times New Roman" w:hAnsi="Times New Roman" w:cs="Times New Roman"/>
-          <w:kern w:val="0"/>
-          <w:sz w:val="28"/>
-          <w:szCs w:val="28"/>
-          <w14:ligatures w14:val="none"/>
-        </w:rPr>
-        <w:t>Salmonella/ E. coli</w:t>
-      </w:r>
-      <w:r>
-        <w:rPr>
-          <w:rFonts w:ascii="Times New Roman" w:eastAsia="Times New Roman" w:hAnsi="Times New Roman" w:cs="Times New Roman"/>
-          <w:kern w:val="0"/>
-          <w:sz w:val="28"/>
-          <w:szCs w:val="28"/>
-          <w14:ligatures w14:val="none"/>
-        </w:rPr>
-        <w:t xml:space="preserve"> infection</w:t>
-      </w:r>
-      <w:r>
-        <w:rPr>
-          <w:rFonts w:ascii="Times New Roman" w:eastAsia="Times New Roman" w:hAnsi="Times New Roman" w:cs="Times New Roman"/>
-          <w:kern w:val="0"/>
-          <w:sz w:val="28"/>
-          <w:szCs w:val="28"/>
-          <w14:ligatures w14:val="none"/>
-        </w:rPr>
-        <w:t>___</w:t>
-      </w:r>
-    </w:p>
-    <w:p>
-      <w:pPr>
-        <w:numPr>
-          <w:ilvl w:val="1"/>
-          <w:numId w:val="3"/>
-        </w:numPr>
-        <w:spacing w:before="100" w:beforeAutospacing="1" w:after="100" w:afterAutospacing="1" w:line="240" w:lineRule="auto"/>
-        <w:rPr>
-          <w:rFonts w:ascii="Times New Roman" w:eastAsia="Times New Roman" w:hAnsi="Times New Roman" w:cs="Times New Roman"/>
-          <w:kern w:val="0"/>
-          <w:sz w:val="28"/>
-          <w:szCs w:val="28"/>
-          <w14:ligatures w14:val="none"/>
-        </w:rPr>
-      </w:pPr>
-      <w:r>
-        <w:rPr>
-          <w:rFonts w:ascii="Times New Roman" w:eastAsia="Times New Roman" w:hAnsi="Times New Roman" w:cs="Times New Roman"/>
-          <w:kern w:val="0"/>
-          <w:sz w:val="28"/>
-          <w:szCs w:val="28"/>
-          <w14:ligatures w14:val="none"/>
-        </w:rPr>
-        <w:t xml:space="preserve">Avian Pox </w:t>
-      </w:r>
-      <w:r>
-        <w:rPr>
-          <w:rFonts w:ascii="Times New Roman" w:eastAsia="Times New Roman" w:hAnsi="Times New Roman" w:cs="Times New Roman"/>
-          <w:kern w:val="0"/>
-          <w:sz w:val="28"/>
-          <w:szCs w:val="28"/>
-          <w14:ligatures w14:val="none"/>
-        </w:rPr>
-        <w:t>___</w:t>
-      </w:r>
-    </w:p>
-    <w:p>
-      <w:pPr>
-        <w:numPr>
-          <w:ilvl w:val="1"/>
-          <w:numId w:val="3"/>
-        </w:numPr>
-        <w:spacing w:before="100" w:beforeAutospacing="1" w:after="100" w:afterAutospacing="1" w:line="240" w:lineRule="auto"/>
-        <w:rPr>
-          <w:rFonts w:ascii="Times New Roman" w:eastAsia="Times New Roman" w:hAnsi="Times New Roman" w:cs="Times New Roman"/>
-          <w:kern w:val="0"/>
-          <w:sz w:val="28"/>
-          <w:szCs w:val="28"/>
-          <w14:ligatures w14:val="none"/>
-        </w:rPr>
-      </w:pPr>
-      <w:r>
-        <w:rPr>
-          <w:rFonts w:ascii="Times New Roman" w:eastAsia="Times New Roman" w:hAnsi="Times New Roman" w:cs="Times New Roman"/>
-          <w:kern w:val="0"/>
-          <w:sz w:val="28"/>
-          <w:szCs w:val="28"/>
-          <w14:ligatures w14:val="none"/>
-        </w:rPr>
-        <w:t xml:space="preserve">Avian influenza (bird </w:t>
-      </w:r>
-      <w:r>
-        <w:rPr>
-          <w:rFonts w:ascii="Times New Roman" w:eastAsia="Times New Roman" w:hAnsi="Times New Roman" w:cs="Times New Roman"/>
-          <w:kern w:val="0"/>
-          <w:sz w:val="28"/>
-          <w:szCs w:val="28"/>
-          <w14:ligatures w14:val="none"/>
-        </w:rPr>
-        <w:t>flu)</w:t>
-      </w:r>
-      <w:r>
-        <w:rPr>
-          <w:rFonts w:ascii="Times New Roman" w:eastAsia="Times New Roman" w:hAnsi="Times New Roman" w:cs="Times New Roman"/>
-          <w:kern w:val="0"/>
-          <w:sz w:val="28"/>
-          <w:szCs w:val="28"/>
-          <w14:ligatures w14:val="none"/>
-        </w:rPr>
-        <w:t xml:space="preserve"> ___</w:t>
-      </w:r>
-    </w:p>
-    <w:p>
-      <w:pPr>
-        <w:numPr>
-          <w:ilvl w:val="1"/>
-          <w:numId w:val="3"/>
-        </w:numPr>
-        <w:spacing w:before="100" w:beforeAutospacing="1" w:after="100" w:afterAutospacing="1" w:line="240" w:lineRule="auto"/>
-        <w:rPr>
-          <w:rFonts w:ascii="Times New Roman" w:eastAsia="Times New Roman" w:hAnsi="Times New Roman" w:cs="Times New Roman"/>
-          <w:kern w:val="0"/>
-          <w:sz w:val="28"/>
-          <w:szCs w:val="28"/>
-          <w14:ligatures w14:val="none"/>
-        </w:rPr>
-      </w:pPr>
-      <w:r>
-        <w:rPr>
-          <w:rFonts w:ascii="Times New Roman" w:eastAsia="Times New Roman" w:hAnsi="Times New Roman" w:cs="Times New Roman"/>
-          <w:kern w:val="0"/>
-          <w:sz w:val="28"/>
-          <w:szCs w:val="28"/>
-          <w14:ligatures w14:val="none"/>
-        </w:rPr>
-        <w:t>Other diseases (please specify): _______</w:t>
-      </w:r>
-    </w:p>
-    <w:p>
-      <w:pPr>
+      <w:r>
+        <w:rPr>
+          <w:rFonts w:ascii="Times New Roman" w:eastAsia="Times New Roman" w:hAnsi="Times New Roman" w:cs="Times New Roman"/>
+          <w:i/>
+          <w:iCs/>
+          <w:kern w:val="0"/>
+          <w:sz w:val="28"/>
+          <w:szCs w:val="28"/>
+          <w14:ligatures w14:val="none"/>
+        </w:rPr>
+        <w:t xml:space="preserve"> </w:t>
+      </w:r>
+    </w:p>
+    <w:p>
+      <w:pPr>
+        <w:spacing w:after="0" w:line="240" w:lineRule="auto"/>
+        <w:rPr>
+          <w:rFonts w:ascii="Times New Roman" w:eastAsia="Times New Roman" w:hAnsi="Times New Roman" w:cs="Times New Roman"/>
+          <w:kern w:val="0"/>
+          <w:sz w:val="28"/>
+          <w:szCs w:val="28"/>
+          <w14:ligatures w14:val="none"/>
+        </w:rPr>
+      </w:pPr>
+      <w:r>
+        <w:rPr>
+          <w:rFonts w:ascii="Times New Roman" w:eastAsia="Times New Roman" w:hAnsi="Times New Roman" w:cs="Times New Roman"/>
+          <w:noProof/>
+          <w:kern w:val="0"/>
+          <w:sz w:val="28"/>
+          <w:szCs w:val="28"/>
+        </w:rPr>
+        <w:pict w14:anchorId="139D2B0E">
+          <v:rect id="_x0000_i1029" alt="" style="width:468pt;height:.05pt;mso-width-percent:0;mso-height-percent:0;mso-width-percent:0;mso-height-percent:0" o:hralign="center" o:hrstd="t" o:hr="t" fillcolor="#a0a0a0" stroked="f"/>
+        </w:pict>
+      </w:r>
+    </w:p>
+    <w:p>
+      <w:pPr>
+        <w:spacing w:before="100" w:beforeAutospacing="1" w:after="100" w:afterAutospacing="1" w:line="240" w:lineRule="auto"/>
+        <w:outlineLvl w:val="2"/>
+        <w:rPr>
+          <w:rFonts w:ascii="Times New Roman" w:eastAsia="Times New Roman" w:hAnsi="Times New Roman" w:cs="Times New Roman"/>
+          <w:b/>
+          <w:bCs/>
+          <w:kern w:val="0"/>
+          <w:sz w:val="32"/>
+          <w:szCs w:val="32"/>
+          <w14:ligatures w14:val="none"/>
+        </w:rPr>
+      </w:pPr>
+      <w:r>
+        <w:rPr>
+          <w:rFonts w:ascii="Times New Roman" w:eastAsia="Times New Roman" w:hAnsi="Times New Roman" w:cs="Times New Roman"/>
+          <w:b/>
+          <w:bCs/>
+          <w:kern w:val="0"/>
+          <w:sz w:val="32"/>
+          <w:szCs w:val="32"/>
+          <w14:ligatures w14:val="none"/>
+        </w:rPr>
+        <w:t xml:space="preserve">Section </w:t>
+      </w:r>
+      <w:r>
+        <w:rPr>
+          <w:rFonts w:ascii="Times New Roman" w:eastAsia="Times New Roman" w:hAnsi="Times New Roman" w:cs="Times New Roman"/>
+          <w:b/>
+          <w:bCs/>
+          <w:kern w:val="0"/>
+          <w:sz w:val="32"/>
+          <w:szCs w:val="32"/>
+          <w14:ligatures w14:val="none"/>
+        </w:rPr>
+        <w:t>4</w:t>
+      </w:r>
+      <w:r>
+        <w:rPr>
+          <w:rFonts w:ascii="Times New Roman" w:eastAsia="Times New Roman" w:hAnsi="Times New Roman" w:cs="Times New Roman"/>
+          <w:b/>
+          <w:bCs/>
+          <w:kern w:val="0"/>
+          <w:sz w:val="32"/>
+          <w:szCs w:val="32"/>
+          <w14:ligatures w14:val="none"/>
+        </w:rPr>
+        <w:t>: Feeder/Coop Maintenance &amp; Biosecurity Practices</w:t>
+      </w:r>
+    </w:p>
+    <w:p>
+      <w:pPr>
+        <w:pStyle w:val="ListParagraph"/>
         <w:numPr>
           <w:ilvl w:val="0"/>
           <w:numId w:val="3"/>
@@ -2369,7 +2970,7 @@
           <w:szCs w:val="28"/>
           <w14:ligatures w14:val="none"/>
         </w:rPr>
-        <w:t>How likely do you think each of the following are to happen in your backyard or on your property?</w:t>
+        <w:t xml:space="preserve"> If cleaning, h</w:t>
       </w:r>
       <w:r>
         <w:rPr>
@@ -2381,739 +2982,7 @@
           <w:szCs w:val="28"/>
           <w14:ligatures w14:val="none"/>
         </w:rPr>
-        <w:t xml:space="preserve"> </w:t>
-      </w:r>
-      <w:r>
-        <w:rPr>
-          <w:rFonts w:ascii="Times New Roman" w:eastAsia="Times New Roman" w:hAnsi="Times New Roman" w:cs="Times New Roman"/>
-          <w:i/>
-          <w:iCs/>
-          <w:kern w:val="0"/>
-          <w:sz w:val="28"/>
-          <w:szCs w:val="28"/>
-          <w14:ligatures w14:val="none"/>
-        </w:rPr>
-        <w:t>(</w:t>
-      </w:r>
-      <w:r>
-        <w:rPr>
-          <w:rFonts w:ascii="Times New Roman" w:eastAsia="Times New Roman" w:hAnsi="Times New Roman" w:cs="Times New Roman"/>
-          <w:i/>
-          <w:iCs/>
-          <w:kern w:val="0"/>
-          <w:sz w:val="28"/>
-          <w:szCs w:val="28"/>
-          <w14:ligatures w14:val="none"/>
-        </w:rPr>
-        <w:t>1 = Not at all likely, 2 = Slightly likely, 3 = Moderately likely, 4 = Very likely, 5 = Extremely likely</w:t>
-      </w:r>
-      <w:r>
-        <w:rPr>
-          <w:rFonts w:ascii="Times New Roman" w:eastAsia="Times New Roman" w:hAnsi="Times New Roman" w:cs="Times New Roman"/>
-          <w:i/>
-          <w:iCs/>
-          <w:kern w:val="0"/>
-          <w:sz w:val="28"/>
-          <w:szCs w:val="28"/>
-          <w14:ligatures w14:val="none"/>
-        </w:rPr>
-        <w:t>)</w:t>
-      </w:r>
-    </w:p>
-    <w:p>
-      <w:pPr>
-        <w:numPr>
-          <w:ilvl w:val="1"/>
-          <w:numId w:val="3"/>
-        </w:numPr>
-        <w:spacing w:before="100" w:beforeAutospacing="1" w:after="100" w:afterAutospacing="1" w:line="240" w:lineRule="auto"/>
-        <w:rPr>
-          <w:rFonts w:ascii="Times New Roman" w:eastAsia="Times New Roman" w:hAnsi="Times New Roman" w:cs="Times New Roman"/>
-          <w:kern w:val="0"/>
-          <w:sz w:val="28"/>
-          <w:szCs w:val="28"/>
-          <w14:ligatures w14:val="none"/>
-        </w:rPr>
-      </w:pPr>
-      <w:r>
-        <w:rPr>
-          <w:rFonts w:ascii="Times New Roman" w:eastAsia="Times New Roman" w:hAnsi="Times New Roman" w:cs="Times New Roman"/>
-          <w:kern w:val="0"/>
-          <w:sz w:val="28"/>
-          <w:szCs w:val="28"/>
-          <w14:ligatures w14:val="none"/>
-        </w:rPr>
-        <w:t>Shared resources acting as disease reservoirs in my backyard</w:t>
-      </w:r>
-      <w:r>
-        <w:rPr>
-          <w:rFonts w:ascii="Times New Roman" w:eastAsia="Times New Roman" w:hAnsi="Times New Roman" w:cs="Times New Roman"/>
-          <w:kern w:val="0"/>
-          <w:sz w:val="28"/>
-          <w:szCs w:val="28"/>
-          <w14:ligatures w14:val="none"/>
-        </w:rPr>
-        <w:t>___</w:t>
-      </w:r>
-    </w:p>
-    <w:p>
-      <w:pPr>
-        <w:numPr>
-          <w:ilvl w:val="1"/>
-          <w:numId w:val="3"/>
-        </w:numPr>
-        <w:spacing w:before="100" w:beforeAutospacing="1" w:after="100" w:afterAutospacing="1" w:line="240" w:lineRule="auto"/>
-        <w:rPr>
-          <w:rFonts w:ascii="Times New Roman" w:eastAsia="Times New Roman" w:hAnsi="Times New Roman" w:cs="Times New Roman"/>
-          <w:kern w:val="0"/>
-          <w:sz w:val="28"/>
-          <w:szCs w:val="28"/>
-          <w14:ligatures w14:val="none"/>
-        </w:rPr>
-      </w:pPr>
-      <w:r>
-        <w:rPr>
-          <w:rFonts w:ascii="Times New Roman" w:eastAsia="Times New Roman" w:hAnsi="Times New Roman" w:cs="Times New Roman"/>
-          <w:kern w:val="0"/>
-          <w:sz w:val="28"/>
-          <w:szCs w:val="28"/>
-          <w14:ligatures w14:val="none"/>
-        </w:rPr>
-        <w:t xml:space="preserve">A wild bird becomes infected at my feeder </w:t>
-      </w:r>
-      <w:r>
-        <w:rPr>
-          <w:rFonts w:ascii="Times New Roman" w:eastAsia="Times New Roman" w:hAnsi="Times New Roman" w:cs="Times New Roman"/>
-          <w:kern w:val="0"/>
-          <w:sz w:val="28"/>
-          <w:szCs w:val="28"/>
-          <w14:ligatures w14:val="none"/>
-        </w:rPr>
-        <w:t>___</w:t>
-      </w:r>
-    </w:p>
-    <w:p>
-      <w:pPr>
-        <w:numPr>
-          <w:ilvl w:val="1"/>
-          <w:numId w:val="3"/>
-        </w:numPr>
-        <w:spacing w:before="100" w:beforeAutospacing="1" w:after="100" w:afterAutospacing="1" w:line="240" w:lineRule="auto"/>
-        <w:rPr>
-          <w:rFonts w:ascii="Times New Roman" w:eastAsia="Times New Roman" w:hAnsi="Times New Roman" w:cs="Times New Roman"/>
-          <w:kern w:val="0"/>
-          <w:sz w:val="28"/>
-          <w:szCs w:val="28"/>
-          <w14:ligatures w14:val="none"/>
-        </w:rPr>
-      </w:pPr>
-      <w:r>
-        <w:rPr>
-          <w:rFonts w:ascii="Times New Roman" w:eastAsia="Times New Roman" w:hAnsi="Times New Roman" w:cs="Times New Roman"/>
-          <w:kern w:val="0"/>
-          <w:sz w:val="28"/>
-          <w:szCs w:val="28"/>
-          <w14:ligatures w14:val="none"/>
-        </w:rPr>
-        <w:t>A wild bird dies in my backyard from disease</w:t>
-      </w:r>
-      <w:r>
-        <w:rPr>
-          <w:rFonts w:ascii="Times New Roman" w:eastAsia="Times New Roman" w:hAnsi="Times New Roman" w:cs="Times New Roman"/>
-          <w:kern w:val="0"/>
-          <w:sz w:val="28"/>
-          <w:szCs w:val="28"/>
-          <w14:ligatures w14:val="none"/>
-        </w:rPr>
-        <w:t>___</w:t>
-      </w:r>
-    </w:p>
-    <w:p>
-      <w:pPr>
-        <w:numPr>
-          <w:ilvl w:val="1"/>
-          <w:numId w:val="3"/>
-        </w:numPr>
-        <w:spacing w:before="100" w:beforeAutospacing="1" w:after="100" w:afterAutospacing="1" w:line="240" w:lineRule="auto"/>
-        <w:rPr>
-          <w:rFonts w:ascii="Times New Roman" w:eastAsia="Times New Roman" w:hAnsi="Times New Roman" w:cs="Times New Roman"/>
-          <w:kern w:val="0"/>
-          <w:sz w:val="28"/>
-          <w:szCs w:val="28"/>
-          <w14:ligatures w14:val="none"/>
-        </w:rPr>
-      </w:pPr>
-      <w:r>
-        <w:rPr>
-          <w:rFonts w:ascii="Times New Roman" w:eastAsia="Times New Roman" w:hAnsi="Times New Roman" w:cs="Times New Roman"/>
-          <w:kern w:val="0"/>
-          <w:sz w:val="28"/>
-          <w:szCs w:val="28"/>
-          <w14:ligatures w14:val="none"/>
-        </w:rPr>
-        <w:t>A disease outbreak at my feeder/property could spread to neighboring properties</w:t>
-      </w:r>
-      <w:r>
-        <w:rPr>
-          <w:rFonts w:ascii="Times New Roman" w:eastAsia="Times New Roman" w:hAnsi="Times New Roman" w:cs="Times New Roman"/>
-          <w:kern w:val="0"/>
-          <w:sz w:val="28"/>
-          <w:szCs w:val="28"/>
-          <w14:ligatures w14:val="none"/>
-        </w:rPr>
-        <w:t>__</w:t>
-      </w:r>
-    </w:p>
-    <w:p>
-      <w:pPr>
-        <w:numPr>
-          <w:ilvl w:val="0"/>
-          <w:numId w:val="3"/>
-        </w:numPr>
-        <w:spacing w:before="100" w:beforeAutospacing="1" w:after="100" w:afterAutospacing="1" w:line="240" w:lineRule="auto"/>
-        <w:rPr>
-          <w:rFonts w:ascii="Times New Roman" w:eastAsia="Times New Roman" w:hAnsi="Times New Roman" w:cs="Times New Roman"/>
-          <w:kern w:val="0"/>
-          <w:sz w:val="28"/>
-          <w:szCs w:val="28"/>
-          <w14:ligatures w14:val="none"/>
-        </w:rPr>
-      </w:pPr>
-      <w:r>
-        <w:rPr>
-          <w:rFonts w:ascii="Times New Roman" w:eastAsia="Times New Roman" w:hAnsi="Times New Roman" w:cs="Times New Roman"/>
-          <w:b/>
-          <w:bCs/>
-          <w:kern w:val="0"/>
-          <w:sz w:val="28"/>
-          <w:szCs w:val="28"/>
-          <w14:ligatures w14:val="none"/>
-        </w:rPr>
-        <w:t>How likely do you think it is that a spillover event (a disease jumping from wild birds to humans, pets, or backyard chickens) could happen in your area?</w:t>
-      </w:r>
-      <w:r>
-        <w:rPr>
-          <w:rFonts w:ascii="Times New Roman" w:eastAsia="Times New Roman" w:hAnsi="Times New Roman" w:cs="Times New Roman"/>
-          <w:kern w:val="0"/>
-          <w:sz w:val="28"/>
-          <w:szCs w:val="28"/>
-          <w14:ligatures w14:val="none"/>
-        </w:rPr>
-        <w:br/>
-      </w:r>
-      <w:r>
-        <w:rPr>
-          <w:rFonts w:ascii="Times New Roman" w:eastAsia="Times New Roman" w:hAnsi="Times New Roman" w:cs="Times New Roman"/>
-          <w:i/>
-          <w:iCs/>
-          <w:kern w:val="0"/>
-          <w:sz w:val="28"/>
-          <w:szCs w:val="28"/>
-          <w14:ligatures w14:val="none"/>
-        </w:rPr>
-        <w:t>(</w:t>
-      </w:r>
-      <w:r>
-        <w:rPr>
-          <w:rFonts w:ascii="Times New Roman" w:eastAsia="Times New Roman" w:hAnsi="Times New Roman" w:cs="Times New Roman"/>
-          <w:i/>
-          <w:iCs/>
-          <w:kern w:val="0"/>
-          <w:sz w:val="28"/>
-          <w:szCs w:val="28"/>
-          <w14:ligatures w14:val="none"/>
-        </w:rPr>
-        <w:t>1 = Not at all likely, 2 = Slightly likely, 3 = Moderately likely, 4 = Very likely, 5 = Extremely likely</w:t>
-      </w:r>
-      <w:r>
-        <w:rPr>
-          <w:rFonts w:ascii="Times New Roman" w:eastAsia="Times New Roman" w:hAnsi="Times New Roman" w:cs="Times New Roman"/>
-          <w:i/>
-          <w:iCs/>
-          <w:kern w:val="0"/>
-          <w:sz w:val="28"/>
-          <w:szCs w:val="28"/>
-          <w14:ligatures w14:val="none"/>
-        </w:rPr>
-        <w:t>)</w:t>
-      </w:r>
-    </w:p>
-    <w:p>
-      <w:pPr>
-        <w:spacing w:before="100" w:beforeAutospacing="1" w:after="100" w:afterAutospacing="1" w:line="240" w:lineRule="auto"/>
-        <w:rPr>
-          <w:rFonts w:ascii="Times New Roman" w:eastAsia="Times New Roman" w:hAnsi="Times New Roman" w:cs="Times New Roman"/>
-          <w:kern w:val="0"/>
-          <w:sz w:val="28"/>
-          <w:szCs w:val="28"/>
-          <w14:ligatures w14:val="none"/>
-        </w:rPr>
-      </w:pPr>
-    </w:p>
-    <w:p>
-      <w:pPr>
-        <w:numPr>
-          <w:ilvl w:val="0"/>
-          <w:numId w:val="3"/>
-        </w:numPr>
-        <w:spacing w:before="100" w:beforeAutospacing="1" w:after="100" w:afterAutospacing="1" w:line="240" w:lineRule="auto"/>
-        <w:rPr>
-          <w:rFonts w:ascii="Times New Roman" w:eastAsia="Times New Roman" w:hAnsi="Times New Roman" w:cs="Times New Roman"/>
-          <w:kern w:val="0"/>
-          <w:sz w:val="28"/>
-          <w:szCs w:val="28"/>
-          <w14:ligatures w14:val="none"/>
-        </w:rPr>
-      </w:pPr>
-      <w:r>
-        <w:rPr>
-          <w:rFonts w:ascii="Times New Roman" w:eastAsia="Times New Roman" w:hAnsi="Times New Roman" w:cs="Times New Roman"/>
-          <w:b/>
-          <w:bCs/>
-          <w:kern w:val="0"/>
-          <w:sz w:val="28"/>
-          <w:szCs w:val="28"/>
-          <w14:ligatures w14:val="none"/>
-        </w:rPr>
-        <w:t>How serious of a threat do you believe avian diseases pose to:</w:t>
-      </w:r>
-      <w:r>
-        <w:rPr>
-          <w:rFonts w:ascii="Times New Roman" w:eastAsia="Times New Roman" w:hAnsi="Times New Roman" w:cs="Times New Roman"/>
-          <w:kern w:val="0"/>
-          <w:sz w:val="28"/>
-          <w:szCs w:val="28"/>
-          <w14:ligatures w14:val="none"/>
-        </w:rPr>
-        <w:br/>
-      </w:r>
-      <w:r>
-        <w:rPr>
-          <w:rFonts w:ascii="Times New Roman" w:eastAsia="Times New Roman" w:hAnsi="Times New Roman" w:cs="Times New Roman"/>
-          <w:i/>
-          <w:iCs/>
-          <w:kern w:val="0"/>
-          <w:sz w:val="28"/>
-          <w:szCs w:val="28"/>
-          <w14:ligatures w14:val="none"/>
-        </w:rPr>
-        <w:t>(</w:t>
-      </w:r>
-      <w:r>
-        <w:rPr>
-          <w:rFonts w:ascii="Times New Roman" w:eastAsia="Times New Roman" w:hAnsi="Times New Roman" w:cs="Times New Roman"/>
-          <w:i/>
-          <w:iCs/>
-          <w:kern w:val="0"/>
-          <w:sz w:val="28"/>
-          <w:szCs w:val="28"/>
-          <w14:ligatures w14:val="none"/>
-        </w:rPr>
-        <w:t>1 = Not serious at all, 2 = Slightly serious, 3 = Moderately serious, 4 = Very serious, 5 = Extremely serious</w:t>
-      </w:r>
-      <w:r>
-        <w:rPr>
-          <w:rFonts w:ascii="Times New Roman" w:eastAsia="Times New Roman" w:hAnsi="Times New Roman" w:cs="Times New Roman"/>
-          <w:i/>
-          <w:iCs/>
-          <w:kern w:val="0"/>
-          <w:sz w:val="28"/>
-          <w:szCs w:val="28"/>
-          <w14:ligatures w14:val="none"/>
-        </w:rPr>
-        <w:t>)</w:t>
-      </w:r>
-      <w:r>
-        <w:rPr>
-          <w:rFonts w:ascii="Times New Roman" w:eastAsia="Times New Roman" w:hAnsi="Times New Roman" w:cs="Times New Roman"/>
-          <w:i/>
-          <w:iCs/>
-          <w:kern w:val="0"/>
-          <w:sz w:val="28"/>
-          <w:szCs w:val="28"/>
-          <w14:ligatures w14:val="none"/>
-        </w:rPr>
-        <w:t xml:space="preserve"> </w:t>
-      </w:r>
-    </w:p>
-    <w:p>
-      <w:pPr>
-        <w:numPr>
-          <w:ilvl w:val="1"/>
-          <w:numId w:val="3"/>
-        </w:numPr>
-        <w:spacing w:before="100" w:beforeAutospacing="1" w:after="100" w:afterAutospacing="1" w:line="240" w:lineRule="auto"/>
-        <w:rPr>
-          <w:rFonts w:ascii="Times New Roman" w:eastAsia="Times New Roman" w:hAnsi="Times New Roman" w:cs="Times New Roman"/>
-          <w:kern w:val="0"/>
-          <w:sz w:val="28"/>
-          <w:szCs w:val="28"/>
-          <w14:ligatures w14:val="none"/>
-        </w:rPr>
-      </w:pPr>
-      <w:r>
-        <w:rPr>
-          <w:rFonts w:ascii="Times New Roman" w:eastAsia="Times New Roman" w:hAnsi="Times New Roman" w:cs="Times New Roman"/>
-          <w:kern w:val="0"/>
-          <w:sz w:val="28"/>
-          <w:szCs w:val="28"/>
-          <w14:ligatures w14:val="none"/>
-        </w:rPr>
-        <w:t>Your own health and safety</w:t>
-      </w:r>
-      <w:r>
-        <w:rPr>
-          <w:rFonts w:ascii="Times New Roman" w:eastAsia="Times New Roman" w:hAnsi="Times New Roman" w:cs="Times New Roman"/>
-          <w:kern w:val="0"/>
-          <w:sz w:val="28"/>
-          <w:szCs w:val="28"/>
-          <w14:ligatures w14:val="none"/>
-        </w:rPr>
-        <w:t>__</w:t>
-      </w:r>
-    </w:p>
-    <w:p>
-      <w:pPr>
-        <w:numPr>
-          <w:ilvl w:val="1"/>
-          <w:numId w:val="3"/>
-        </w:numPr>
-        <w:spacing w:before="100" w:beforeAutospacing="1" w:after="100" w:afterAutospacing="1" w:line="240" w:lineRule="auto"/>
-        <w:rPr>
-          <w:rFonts w:ascii="Times New Roman" w:eastAsia="Times New Roman" w:hAnsi="Times New Roman" w:cs="Times New Roman"/>
-          <w:kern w:val="0"/>
-          <w:sz w:val="28"/>
-          <w:szCs w:val="28"/>
-          <w14:ligatures w14:val="none"/>
-        </w:rPr>
-      </w:pPr>
-      <w:r>
-        <w:rPr>
-          <w:rFonts w:ascii="Times New Roman" w:eastAsia="Times New Roman" w:hAnsi="Times New Roman" w:cs="Times New Roman"/>
-          <w:kern w:val="0"/>
-          <w:sz w:val="28"/>
-          <w:szCs w:val="28"/>
-          <w14:ligatures w14:val="none"/>
-        </w:rPr>
-        <w:t>Your family's health</w:t>
-      </w:r>
-      <w:r>
-        <w:rPr>
-          <w:rFonts w:ascii="Times New Roman" w:eastAsia="Times New Roman" w:hAnsi="Times New Roman" w:cs="Times New Roman"/>
-          <w:kern w:val="0"/>
-          <w:sz w:val="28"/>
-          <w:szCs w:val="28"/>
-          <w14:ligatures w14:val="none"/>
-        </w:rPr>
-        <w:t>___</w:t>
-      </w:r>
-    </w:p>
-    <w:p>
-      <w:pPr>
-        <w:numPr>
-          <w:ilvl w:val="1"/>
-          <w:numId w:val="3"/>
-        </w:numPr>
-        <w:spacing w:before="100" w:beforeAutospacing="1" w:after="100" w:afterAutospacing="1" w:line="240" w:lineRule="auto"/>
-        <w:rPr>
-          <w:rFonts w:ascii="Times New Roman" w:eastAsia="Times New Roman" w:hAnsi="Times New Roman" w:cs="Times New Roman"/>
-          <w:kern w:val="0"/>
-          <w:sz w:val="28"/>
-          <w:szCs w:val="28"/>
-          <w14:ligatures w14:val="none"/>
-        </w:rPr>
-      </w:pPr>
-      <w:r>
-        <w:rPr>
-          <w:rFonts w:ascii="Times New Roman" w:eastAsia="Times New Roman" w:hAnsi="Times New Roman" w:cs="Times New Roman"/>
-          <w:kern w:val="0"/>
-          <w:sz w:val="28"/>
-          <w:szCs w:val="28"/>
-          <w14:ligatures w14:val="none"/>
-        </w:rPr>
-        <w:t>Wild bird populations</w:t>
-      </w:r>
-      <w:r>
-        <w:rPr>
-          <w:rFonts w:ascii="Times New Roman" w:eastAsia="Times New Roman" w:hAnsi="Times New Roman" w:cs="Times New Roman"/>
-          <w:kern w:val="0"/>
-          <w:sz w:val="28"/>
-          <w:szCs w:val="28"/>
-          <w14:ligatures w14:val="none"/>
-        </w:rPr>
-        <w:t>___</w:t>
-      </w:r>
-    </w:p>
-    <w:p>
-      <w:pPr>
-        <w:numPr>
-          <w:ilvl w:val="1"/>
-          <w:numId w:val="3"/>
-        </w:numPr>
-        <w:spacing w:before="100" w:beforeAutospacing="1" w:after="100" w:afterAutospacing="1" w:line="240" w:lineRule="auto"/>
-        <w:rPr>
-          <w:rFonts w:ascii="Times New Roman" w:eastAsia="Times New Roman" w:hAnsi="Times New Roman" w:cs="Times New Roman"/>
-          <w:kern w:val="0"/>
-          <w:sz w:val="28"/>
-          <w:szCs w:val="28"/>
-          <w14:ligatures w14:val="none"/>
-        </w:rPr>
-      </w:pPr>
-      <w:r>
-        <w:rPr>
-          <w:rFonts w:ascii="Times New Roman" w:eastAsia="Times New Roman" w:hAnsi="Times New Roman" w:cs="Times New Roman"/>
-          <w:kern w:val="0"/>
-          <w:sz w:val="28"/>
-          <w:szCs w:val="28"/>
-          <w14:ligatures w14:val="none"/>
-        </w:rPr>
-        <w:t xml:space="preserve">Your backyard chickens (if </w:t>
-      </w:r>
-      <w:r>
-        <w:rPr>
-          <w:rFonts w:ascii="Times New Roman" w:eastAsia="Times New Roman" w:hAnsi="Times New Roman" w:cs="Times New Roman"/>
-          <w:kern w:val="0"/>
-          <w:sz w:val="28"/>
-          <w:szCs w:val="28"/>
-          <w14:ligatures w14:val="none"/>
-        </w:rPr>
-        <w:t>applicable)</w:t>
-      </w:r>
-      <w:r>
-        <w:rPr>
-          <w:rFonts w:ascii="Times New Roman" w:eastAsia="Times New Roman" w:hAnsi="Times New Roman" w:cs="Times New Roman"/>
-          <w:kern w:val="0"/>
-          <w:sz w:val="28"/>
-          <w:szCs w:val="28"/>
-          <w14:ligatures w14:val="none"/>
-        </w:rPr>
-        <w:t xml:space="preserve"> ___</w:t>
-      </w:r>
-    </w:p>
-    <w:p>
-      <w:pPr>
-        <w:numPr>
-          <w:ilvl w:val="0"/>
-          <w:numId w:val="3"/>
-        </w:numPr>
-        <w:spacing w:before="100" w:beforeAutospacing="1" w:after="100" w:afterAutospacing="1" w:line="240" w:lineRule="auto"/>
-        <w:rPr>
-          <w:rFonts w:ascii="Times New Roman" w:eastAsia="Times New Roman" w:hAnsi="Times New Roman" w:cs="Times New Roman"/>
-          <w:kern w:val="0"/>
-          <w:sz w:val="28"/>
-          <w:szCs w:val="28"/>
-          <w14:ligatures w14:val="none"/>
-        </w:rPr>
-      </w:pPr>
-      <w:r>
-        <w:rPr>
-          <w:rFonts w:ascii="Times New Roman" w:eastAsia="Times New Roman" w:hAnsi="Times New Roman" w:cs="Times New Roman"/>
-          <w:b/>
-          <w:bCs/>
-          <w:kern w:val="0"/>
-          <w:sz w:val="28"/>
-          <w:szCs w:val="28"/>
-          <w14:ligatures w14:val="none"/>
-        </w:rPr>
-        <w:t>How serious are the current impacts of avian disease in the Southeastern US?</w:t>
-      </w:r>
-      <w:r>
-        <w:rPr>
-          <w:rFonts w:ascii="Times New Roman" w:eastAsia="Times New Roman" w:hAnsi="Times New Roman" w:cs="Times New Roman"/>
-          <w:kern w:val="0"/>
-          <w:sz w:val="28"/>
-          <w:szCs w:val="28"/>
-          <w14:ligatures w14:val="none"/>
-        </w:rPr>
-        <w:t xml:space="preserve"> </w:t>
-      </w:r>
-      <w:r>
-        <w:rPr>
-          <w:rFonts w:ascii="Times New Roman" w:eastAsia="Times New Roman" w:hAnsi="Times New Roman" w:cs="Times New Roman"/>
-          <w:i/>
-          <w:iCs/>
-          <w:kern w:val="0"/>
-          <w:sz w:val="28"/>
-          <w:szCs w:val="28"/>
-          <w14:ligatures w14:val="none"/>
-        </w:rPr>
-        <w:t>(</w:t>
-      </w:r>
-      <w:r>
-        <w:rPr>
-          <w:rFonts w:ascii="Times New Roman" w:eastAsia="Times New Roman" w:hAnsi="Times New Roman" w:cs="Times New Roman"/>
-          <w:i/>
-          <w:iCs/>
-          <w:kern w:val="0"/>
-          <w:sz w:val="28"/>
-          <w:szCs w:val="28"/>
-          <w14:ligatures w14:val="none"/>
-        </w:rPr>
-        <w:t>1 = Not serious at all, 2 = Slightly serious, 3 Moderately serious, 4 = Very serious, 5 = Extremely serious</w:t>
-      </w:r>
-      <w:r>
-        <w:rPr>
-          <w:rFonts w:ascii="Times New Roman" w:eastAsia="Times New Roman" w:hAnsi="Times New Roman" w:cs="Times New Roman"/>
-          <w:i/>
-          <w:iCs/>
-          <w:kern w:val="0"/>
-          <w:sz w:val="28"/>
-          <w:szCs w:val="28"/>
-          <w14:ligatures w14:val="none"/>
-        </w:rPr>
-        <w:t>)</w:t>
-      </w:r>
-      <w:r>
-        <w:rPr>
-          <w:rFonts w:ascii="Times New Roman" w:eastAsia="Times New Roman" w:hAnsi="Times New Roman" w:cs="Times New Roman"/>
-          <w:i/>
-          <w:iCs/>
-          <w:kern w:val="0"/>
-          <w:sz w:val="28"/>
-          <w:szCs w:val="28"/>
-          <w14:ligatures w14:val="none"/>
-        </w:rPr>
-        <w:t xml:space="preserve"> </w:t>
-      </w:r>
-    </w:p>
-    <w:p>
-      <w:pPr>
-        <w:spacing w:after="0" w:line="240" w:lineRule="auto"/>
-        <w:rPr>
-          <w:rFonts w:ascii="Times New Roman" w:eastAsia="Times New Roman" w:hAnsi="Times New Roman" w:cs="Times New Roman"/>
-          <w:kern w:val="0"/>
-          <w:sz w:val="28"/>
-          <w:szCs w:val="28"/>
-          <w14:ligatures w14:val="none"/>
-        </w:rPr>
-      </w:pPr>
-      <w:r>
-        <w:rPr>
-          <w:rFonts w:ascii="Times New Roman" w:eastAsia="Times New Roman" w:hAnsi="Times New Roman" w:cs="Times New Roman"/>
-          <w:noProof/>
-          <w:kern w:val="0"/>
-          <w:sz w:val="28"/>
-          <w:szCs w:val="28"/>
-        </w:rPr>
-        <w:pict w14:anchorId="65B62C5E">
-          <v:rect id="_x0000_i1029" alt="" style="width:468pt;height:.05pt;mso-width-percent:0;mso-height-percent:0;mso-width-percent:0;mso-height-percent:0" o:hralign="center" o:hrstd="t" o:hr="t" fillcolor="#a0a0a0" stroked="f"/>
-        </w:pict>
-      </w:r>
-    </w:p>
-    <w:p>
-      <w:pPr>
-        <w:spacing w:before="100" w:beforeAutospacing="1" w:after="100" w:afterAutospacing="1" w:line="240" w:lineRule="auto"/>
-        <w:outlineLvl w:val="2"/>
-        <w:rPr>
-          <w:rFonts w:ascii="Times New Roman" w:eastAsia="Times New Roman" w:hAnsi="Times New Roman" w:cs="Times New Roman"/>
-          <w:b/>
-          <w:bCs/>
-          <w:kern w:val="0"/>
-          <w:sz w:val="32"/>
-          <w:szCs w:val="32"/>
-          <w14:ligatures w14:val="none"/>
-        </w:rPr>
-      </w:pPr>
-      <w:r>
-        <w:rPr>
-          <w:rFonts w:ascii="Times New Roman" w:eastAsia="Times New Roman" w:hAnsi="Times New Roman" w:cs="Times New Roman"/>
-          <w:b/>
-          <w:bCs/>
-          <w:kern w:val="0"/>
-          <w:sz w:val="32"/>
-          <w:szCs w:val="32"/>
-          <w14:ligatures w14:val="none"/>
-        </w:rPr>
-        <w:t xml:space="preserve">Section </w:t>
-      </w:r>
-      <w:r>
-        <w:rPr>
-          <w:rFonts w:ascii="Times New Roman" w:eastAsia="Times New Roman" w:hAnsi="Times New Roman" w:cs="Times New Roman"/>
-          <w:b/>
-          <w:bCs/>
-          <w:kern w:val="0"/>
-          <w:sz w:val="32"/>
-          <w:szCs w:val="32"/>
-          <w14:ligatures w14:val="none"/>
-        </w:rPr>
-        <w:t>4</w:t>
-      </w:r>
-      <w:r>
-        <w:rPr>
-          <w:rFonts w:ascii="Times New Roman" w:eastAsia="Times New Roman" w:hAnsi="Times New Roman" w:cs="Times New Roman"/>
-          <w:b/>
-          <w:bCs/>
-          <w:kern w:val="0"/>
-          <w:sz w:val="32"/>
-          <w:szCs w:val="32"/>
-          <w14:ligatures w14:val="none"/>
-        </w:rPr>
-        <w:t>: Feeder/Coop Maintenance &amp; Biosecurity Practices</w:t>
-      </w:r>
-    </w:p>
-    <w:p>
-      <w:pPr>
-        <w:pStyle w:val="ListParagraph"/>
-        <w:numPr>
-          <w:ilvl w:val="0"/>
-          <w:numId w:val="3"/>
-        </w:numPr>
-        <w:spacing w:before="100" w:beforeAutospacing="1" w:after="100" w:afterAutospacing="1" w:line="240" w:lineRule="auto"/>
-        <w:rPr>
-          <w:rFonts w:ascii="Times New Roman" w:eastAsia="Times New Roman" w:hAnsi="Times New Roman" w:cs="Times New Roman"/>
-          <w:kern w:val="0"/>
-          <w:sz w:val="28"/>
-          <w:szCs w:val="28"/>
-          <w14:ligatures w14:val="none"/>
-        </w:rPr>
-      </w:pPr>
-      <w:r>
-        <w:rPr>
-          <w:rFonts w:ascii="Times New Roman" w:eastAsia="Times New Roman" w:hAnsi="Times New Roman" w:cs="Times New Roman"/>
-          <w:b/>
-          <w:bCs/>
-          <w:kern w:val="0"/>
-          <w:sz w:val="28"/>
-          <w:szCs w:val="28"/>
-          <w14:ligatures w14:val="none"/>
-        </w:rPr>
-        <w:t xml:space="preserve"> If cleaning, h</w:t>
-      </w:r>
-      <w:r>
-        <w:rPr>
-          <w:rFonts w:ascii="Times New Roman" w:eastAsia="Times New Roman" w:hAnsi="Times New Roman" w:cs="Times New Roman"/>
-          <w:b/>
-          <w:bCs/>
-          <w:kern w:val="0"/>
-          <w:sz w:val="28"/>
-          <w:szCs w:val="28"/>
-          <w14:ligatures w14:val="none"/>
-        </w:rPr>
-        <w:t>ow often do you clean your bird feeders</w:t>
-      </w:r>
-      <w:r>
-        <w:rPr>
-          <w:rFonts w:ascii="Times New Roman" w:eastAsia="Times New Roman" w:hAnsi="Times New Roman" w:cs="Times New Roman"/>
-          <w:b/>
-          <w:bCs/>
-          <w:kern w:val="0"/>
-          <w:sz w:val="28"/>
-          <w:szCs w:val="28"/>
-          <w14:ligatures w14:val="none"/>
-        </w:rPr>
-        <w:t>/chicken coops</w:t>
-      </w:r>
-      <w:r>
-        <w:rPr>
-          <w:rFonts w:ascii="Times New Roman" w:eastAsia="Times New Roman" w:hAnsi="Times New Roman" w:cs="Times New Roman"/>
-          <w:b/>
-          <w:bCs/>
-          <w:kern w:val="0"/>
-          <w:sz w:val="28"/>
-          <w:szCs w:val="28"/>
-          <w14:ligatures w14:val="none"/>
-        </w:rPr>
-        <w:t xml:space="preserve">? </w:t>
+        <w:t xml:space="preserve">ow often do you clean your bird feeders/chicken coops? </w:t>
       </w:r>
     </w:p>
     <w:p>
@@ -3454,19 +3323,252 @@
           <w:szCs w:val="28"/>
           <w14:ligatures w14:val="none"/>
         </w:rPr>
-        <w:t>] How often do you see wild birds interacting with or near your chicken coop?</w:t>
-      </w:r>
-      <w:r>
+        <w:t>] How often do you see wild birds interacting with or near your chicken coop? with water?</w:t>
+      </w:r>
+    </w:p>
+    <w:p>
+      <w:pPr>
+        <w:numPr>
+          <w:ilvl w:val="1"/>
+          <w:numId w:val="3"/>
+        </w:numPr>
+        <w:spacing w:before="100" w:beforeAutospacing="1" w:after="100" w:afterAutospacing="1" w:line="240" w:lineRule="auto"/>
+        <w:rPr>
+          <w:rFonts w:ascii="Times New Roman" w:eastAsia="Times New Roman" w:hAnsi="Times New Roman" w:cs="Times New Roman"/>
+          <w:kern w:val="0"/>
+          <w:sz w:val="28"/>
+          <w:szCs w:val="28"/>
+          <w14:ligatures w14:val="none"/>
+        </w:rPr>
+      </w:pPr>
+      <w:r>
+        <w:rPr>
+          <w:rFonts w:ascii="Times New Roman" w:eastAsia="Times New Roman" w:hAnsi="Times New Roman" w:cs="Times New Roman"/>
+          <w:kern w:val="0"/>
+          <w:sz w:val="28"/>
+          <w:szCs w:val="28"/>
+          <w14:ligatures w14:val="none"/>
+        </w:rPr>
+        <w:t>Daily</w:t>
+      </w:r>
+    </w:p>
+    <w:p>
+      <w:pPr>
+        <w:numPr>
+          <w:ilvl w:val="1"/>
+          <w:numId w:val="3"/>
+        </w:numPr>
+        <w:spacing w:before="100" w:beforeAutospacing="1" w:after="100" w:afterAutospacing="1" w:line="240" w:lineRule="auto"/>
+        <w:rPr>
+          <w:rFonts w:ascii="Times New Roman" w:eastAsia="Times New Roman" w:hAnsi="Times New Roman" w:cs="Times New Roman"/>
+          <w:kern w:val="0"/>
+          <w:sz w:val="28"/>
+          <w:szCs w:val="28"/>
+          <w14:ligatures w14:val="none"/>
+        </w:rPr>
+      </w:pPr>
+      <w:r>
+        <w:rPr>
+          <w:rFonts w:ascii="Times New Roman" w:eastAsia="Times New Roman" w:hAnsi="Times New Roman" w:cs="Times New Roman"/>
+          <w:kern w:val="0"/>
+          <w:sz w:val="28"/>
+          <w:szCs w:val="28"/>
+          <w14:ligatures w14:val="none"/>
+        </w:rPr>
+        <w:t>A few times per week</w:t>
+      </w:r>
+    </w:p>
+    <w:p>
+      <w:pPr>
+        <w:numPr>
+          <w:ilvl w:val="1"/>
+          <w:numId w:val="3"/>
+        </w:numPr>
+        <w:spacing w:before="100" w:beforeAutospacing="1" w:after="100" w:afterAutospacing="1" w:line="240" w:lineRule="auto"/>
+        <w:rPr>
+          <w:rFonts w:ascii="Times New Roman" w:eastAsia="Times New Roman" w:hAnsi="Times New Roman" w:cs="Times New Roman"/>
+          <w:kern w:val="0"/>
+          <w:sz w:val="28"/>
+          <w:szCs w:val="28"/>
+          <w14:ligatures w14:val="none"/>
+        </w:rPr>
+      </w:pPr>
+      <w:r>
+        <w:rPr>
+          <w:rFonts w:ascii="Times New Roman" w:eastAsia="Times New Roman" w:hAnsi="Times New Roman" w:cs="Times New Roman"/>
+          <w:kern w:val="0"/>
+          <w:sz w:val="28"/>
+          <w:szCs w:val="28"/>
+          <w14:ligatures w14:val="none"/>
+        </w:rPr>
+        <w:t>A few times per month</w:t>
+      </w:r>
+    </w:p>
+    <w:p>
+      <w:pPr>
+        <w:numPr>
+          <w:ilvl w:val="1"/>
+          <w:numId w:val="3"/>
+        </w:numPr>
+        <w:spacing w:before="100" w:beforeAutospacing="1" w:after="100" w:afterAutospacing="1" w:line="240" w:lineRule="auto"/>
+        <w:rPr>
+          <w:rFonts w:ascii="Times New Roman" w:eastAsia="Times New Roman" w:hAnsi="Times New Roman" w:cs="Times New Roman"/>
+          <w:kern w:val="0"/>
+          <w:sz w:val="28"/>
+          <w:szCs w:val="28"/>
+          <w14:ligatures w14:val="none"/>
+        </w:rPr>
+      </w:pPr>
+      <w:r>
+        <w:rPr>
+          <w:rFonts w:ascii="Times New Roman" w:eastAsia="Times New Roman" w:hAnsi="Times New Roman" w:cs="Times New Roman"/>
+          <w:kern w:val="0"/>
+          <w:sz w:val="28"/>
+          <w:szCs w:val="28"/>
+          <w14:ligatures w14:val="none"/>
+        </w:rPr>
+        <w:t>Rarely</w:t>
+      </w:r>
+    </w:p>
+    <w:p>
+      <w:pPr>
+        <w:numPr>
+          <w:ilvl w:val="1"/>
+          <w:numId w:val="3"/>
+        </w:numPr>
+        <w:spacing w:before="100" w:beforeAutospacing="1" w:after="100" w:afterAutospacing="1" w:line="240" w:lineRule="auto"/>
+        <w:rPr>
+          <w:rFonts w:ascii="Times New Roman" w:eastAsia="Times New Roman" w:hAnsi="Times New Roman" w:cs="Times New Roman"/>
+          <w:kern w:val="0"/>
+          <w:sz w:val="28"/>
+          <w:szCs w:val="28"/>
+          <w14:ligatures w14:val="none"/>
+        </w:rPr>
+      </w:pPr>
+      <w:r>
+        <w:rPr>
+          <w:rFonts w:ascii="Times New Roman" w:eastAsia="Times New Roman" w:hAnsi="Times New Roman" w:cs="Times New Roman"/>
+          <w:kern w:val="0"/>
+          <w:sz w:val="28"/>
+          <w:szCs w:val="28"/>
+          <w14:ligatures w14:val="none"/>
+        </w:rPr>
+        <w:t>Never</w:t>
+      </w:r>
+    </w:p>
+    <w:p>
+      <w:pPr>
+        <w:spacing w:after="0" w:line="240" w:lineRule="auto"/>
+        <w:rPr>
+          <w:rFonts w:ascii="Times New Roman" w:eastAsia="Times New Roman" w:hAnsi="Times New Roman" w:cs="Times New Roman"/>
+          <w:kern w:val="0"/>
+          <w14:ligatures w14:val="none"/>
+        </w:rPr>
+      </w:pPr>
+    </w:p>
+    <w:p>
+      <w:pPr>
+        <w:spacing w:after="0" w:line="240" w:lineRule="auto"/>
+        <w:rPr>
+          <w:rFonts w:ascii="Times New Roman" w:eastAsia="Times New Roman" w:hAnsi="Times New Roman" w:cs="Times New Roman"/>
+          <w:kern w:val="0"/>
+          <w:sz w:val="28"/>
+          <w:szCs w:val="28"/>
+          <w14:ligatures w14:val="none"/>
+        </w:rPr>
+      </w:pPr>
+      <w:r>
+        <w:rPr>
+          <w:rFonts w:ascii="Times New Roman" w:eastAsia="Times New Roman" w:hAnsi="Times New Roman" w:cs="Times New Roman"/>
+          <w:noProof/>
+          <w:kern w:val="0"/>
+          <w:sz w:val="28"/>
+          <w:szCs w:val="28"/>
+        </w:rPr>
+        <w:pict w14:anchorId="15F1D469">
+          <v:rect id="_x0000_i1028" alt="" style="width:468pt;height:.05pt;mso-width-percent:0;mso-height-percent:0;mso-width-percent:0;mso-height-percent:0" o:hralign="center" o:hrstd="t" o:hr="t" fillcolor="#a0a0a0" stroked="f"/>
+        </w:pict>
+      </w:r>
+    </w:p>
+    <w:p>
+      <w:pPr>
+        <w:spacing w:before="100" w:beforeAutospacing="1" w:after="100" w:afterAutospacing="1" w:line="240" w:lineRule="auto"/>
+        <w:outlineLvl w:val="2"/>
         <w:rPr>
           <w:rFonts w:ascii="Times New Roman" w:eastAsia="Times New Roman" w:hAnsi="Times New Roman" w:cs="Times New Roman"/>
           <w:b/>
           <w:bCs/>
           <w:kern w:val="0"/>
-          <w:sz w:val="28"/>
-          <w:szCs w:val="28"/>
-          <w14:ligatures w14:val="none"/>
-        </w:rPr>
-        <w:t xml:space="preserve"> with water?</w:t>
+          <w:sz w:val="32"/>
+          <w:szCs w:val="32"/>
+          <w14:ligatures w14:val="none"/>
+        </w:rPr>
+      </w:pPr>
+      <w:r>
+        <w:rPr>
+          <w:rFonts w:ascii="Times New Roman" w:eastAsia="Times New Roman" w:hAnsi="Times New Roman" w:cs="Times New Roman"/>
+          <w:b/>
+          <w:bCs/>
+          <w:kern w:val="0"/>
+          <w:sz w:val="32"/>
+          <w:szCs w:val="32"/>
+          <w14:ligatures w14:val="none"/>
+        </w:rPr>
+        <w:lastRenderedPageBreak/>
+        <w:t xml:space="preserve">Section </w:t>
+      </w:r>
+      <w:r>
+        <w:rPr>
+          <w:rFonts w:ascii="Times New Roman" w:eastAsia="Times New Roman" w:hAnsi="Times New Roman" w:cs="Times New Roman"/>
+          <w:b/>
+          <w:bCs/>
+          <w:kern w:val="0"/>
+          <w:sz w:val="32"/>
+          <w:szCs w:val="32"/>
+          <w14:ligatures w14:val="none"/>
+        </w:rPr>
+        <w:t>5</w:t>
+      </w:r>
+      <w:r>
+        <w:rPr>
+          <w:rFonts w:ascii="Times New Roman" w:eastAsia="Times New Roman" w:hAnsi="Times New Roman" w:cs="Times New Roman"/>
+          <w:b/>
+          <w:bCs/>
+          <w:kern w:val="0"/>
+          <w:sz w:val="32"/>
+          <w:szCs w:val="32"/>
+          <w14:ligatures w14:val="none"/>
+        </w:rPr>
+        <w:t>: Pro-Conservation Behavior &amp; Broader Conservation Actions</w:t>
+      </w:r>
+    </w:p>
+    <w:p>
+      <w:pPr>
+        <w:pStyle w:val="ListParagraph"/>
+        <w:numPr>
+          <w:ilvl w:val="0"/>
+          <w:numId w:val="3"/>
+        </w:numPr>
+        <w:spacing w:before="100" w:beforeAutospacing="1" w:after="100" w:afterAutospacing="1" w:line="240" w:lineRule="auto"/>
+        <w:rPr>
+          <w:rFonts w:ascii="Times New Roman" w:eastAsia="Times New Roman" w:hAnsi="Times New Roman" w:cs="Times New Roman"/>
+          <w:kern w:val="0"/>
+          <w:sz w:val="28"/>
+          <w:szCs w:val="28"/>
+          <w14:ligatures w14:val="none"/>
+        </w:rPr>
+      </w:pPr>
+      <w:r>
+        <w:rPr>
+          <w:rFonts w:ascii="Times New Roman" w:eastAsia="Times New Roman" w:hAnsi="Times New Roman" w:cs="Times New Roman"/>
+          <w:b/>
+          <w:bCs/>
+          <w:kern w:val="0"/>
+          <w:sz w:val="28"/>
+          <w:szCs w:val="28"/>
+          <w14:ligatures w14:val="none"/>
+        </w:rPr>
+        <w:t>In the past 12 months, have you engaged in any of the following conservation actions? (Check all that apply)</w:t>
       </w:r>
     </w:p>
     <w:p>
@@ -3492,7 +3594,17 @@
           <w:szCs w:val="28"/>
           <w14:ligatures w14:val="none"/>
         </w:rPr>
-        <w:t>Daily</w:t>
+        <w:t>Provided food or water for wild animals</w:t>
+      </w:r>
+      <w:r>
+        <w:rPr>
+          <w:rFonts w:ascii="Times New Roman" w:eastAsia="Times New Roman" w:hAnsi="Times New Roman" w:cs="Times New Roman"/>
+          <w:kern w:val="0"/>
+          <w:sz w:val="28"/>
+          <w:szCs w:val="28"/>
+          <w14:ligatures w14:val="none"/>
+        </w:rPr>
+        <w:t xml:space="preserve"> other than birds</w:t>
       </w:r>
     </w:p>
     <w:p>
@@ -3518,7 +3630,7 @@
           <w:szCs w:val="28"/>
           <w14:ligatures w14:val="none"/>
         </w:rPr>
-        <w:t>A few times per week</w:t>
+        <w:t>Provided shelter for wild animals (like bird houses or baths, bat boxes, brush piles)</w:t>
       </w:r>
     </w:p>
     <w:p>
@@ -3544,7 +3656,7 @@
           <w:szCs w:val="28"/>
           <w14:ligatures w14:val="none"/>
         </w:rPr>
-        <w:t>A few times per month</w:t>
+        <w:t>Planted pollinator-friendly or native plants</w:t>
       </w:r>
     </w:p>
     <w:p>
@@ -3570,7 +3682,7 @@
           <w:szCs w:val="28"/>
           <w14:ligatures w14:val="none"/>
         </w:rPr>
-        <w:t>Rarely</w:t>
+        <w:t>Avoided using pesticides/insecticides</w:t>
       </w:r>
     </w:p>
     <w:p>
@@ -3596,98 +3708,502 @@
           <w:szCs w:val="28"/>
           <w14:ligatures w14:val="none"/>
         </w:rPr>
-        <w:t>Never</w:t>
-      </w:r>
-    </w:p>
-    <w:p>
-      <w:pPr>
-        <w:spacing w:after="0" w:line="240" w:lineRule="auto"/>
-        <w:rPr>
-          <w:rFonts w:ascii="Times New Roman" w:eastAsia="Times New Roman" w:hAnsi="Times New Roman" w:cs="Times New Roman"/>
-          <w:kern w:val="0"/>
-          <w14:ligatures w14:val="none"/>
-        </w:rPr>
-      </w:pPr>
-    </w:p>
-    <w:p>
-      <w:pPr>
-        <w:spacing w:after="0" w:line="240" w:lineRule="auto"/>
-        <w:rPr>
-          <w:rFonts w:ascii="Times New Roman" w:eastAsia="Times New Roman" w:hAnsi="Times New Roman" w:cs="Times New Roman"/>
-          <w:kern w:val="0"/>
-          <w:sz w:val="28"/>
-          <w:szCs w:val="28"/>
-          <w14:ligatures w14:val="none"/>
-        </w:rPr>
-      </w:pPr>
-      <w:r>
-        <w:rPr>
-          <w:rFonts w:ascii="Times New Roman" w:eastAsia="Times New Roman" w:hAnsi="Times New Roman" w:cs="Times New Roman"/>
-          <w:noProof/>
-          <w:kern w:val="0"/>
-          <w:sz w:val="28"/>
-          <w:szCs w:val="28"/>
-        </w:rPr>
-        <w:pict w14:anchorId="54B84119">
-          <v:rect id="_x0000_i1028" alt="" style="width:468pt;height:.05pt;mso-width-percent:0;mso-height-percent:0;mso-width-percent:0;mso-height-percent:0" o:hralign="center" o:hrstd="t" o:hr="t" fillcolor="#a0a0a0" stroked="f"/>
-        </w:pict>
-      </w:r>
-    </w:p>
-    <w:p>
-      <w:pPr>
-        <w:spacing w:before="100" w:beforeAutospacing="1" w:after="100" w:afterAutospacing="1" w:line="240" w:lineRule="auto"/>
-        <w:outlineLvl w:val="2"/>
+        <w:t xml:space="preserve">Picked up litter </w:t>
+      </w:r>
+    </w:p>
+    <w:p>
+      <w:pPr>
+        <w:numPr>
+          <w:ilvl w:val="1"/>
+          <w:numId w:val="3"/>
+        </w:numPr>
+        <w:spacing w:before="100" w:beforeAutospacing="1" w:after="100" w:afterAutospacing="1" w:line="240" w:lineRule="auto"/>
+        <w:rPr>
+          <w:rFonts w:ascii="Times New Roman" w:eastAsia="Times New Roman" w:hAnsi="Times New Roman" w:cs="Times New Roman"/>
+          <w:kern w:val="0"/>
+          <w:sz w:val="28"/>
+          <w:szCs w:val="28"/>
+          <w14:ligatures w14:val="none"/>
+        </w:rPr>
+      </w:pPr>
+      <w:r>
+        <w:rPr>
+          <w:rFonts w:ascii="Times New Roman" w:eastAsia="Times New Roman" w:hAnsi="Times New Roman" w:cs="Times New Roman"/>
+          <w:kern w:val="0"/>
+          <w:sz w:val="28"/>
+          <w:szCs w:val="28"/>
+          <w14:ligatures w14:val="none"/>
+        </w:rPr>
+        <w:t>Donated to a conservation organization</w:t>
+      </w:r>
+    </w:p>
+    <w:p>
+      <w:pPr>
+        <w:numPr>
+          <w:ilvl w:val="1"/>
+          <w:numId w:val="3"/>
+        </w:numPr>
+        <w:spacing w:before="100" w:beforeAutospacing="1" w:after="100" w:afterAutospacing="1" w:line="240" w:lineRule="auto"/>
+        <w:rPr>
+          <w:rFonts w:ascii="Times New Roman" w:eastAsia="Times New Roman" w:hAnsi="Times New Roman" w:cs="Times New Roman"/>
+          <w:kern w:val="0"/>
+          <w:sz w:val="28"/>
+          <w:szCs w:val="28"/>
+          <w14:ligatures w14:val="none"/>
+        </w:rPr>
+      </w:pPr>
+      <w:r>
+        <w:rPr>
+          <w:rFonts w:ascii="Times New Roman" w:eastAsia="Times New Roman" w:hAnsi="Times New Roman" w:cs="Times New Roman"/>
+          <w:kern w:val="0"/>
+          <w:sz w:val="28"/>
+          <w:szCs w:val="28"/>
+          <w14:ligatures w14:val="none"/>
+        </w:rPr>
+        <w:t>Volunteered with a conservation group</w:t>
+      </w:r>
+    </w:p>
+    <w:p>
+      <w:pPr>
+        <w:numPr>
+          <w:ilvl w:val="1"/>
+          <w:numId w:val="3"/>
+        </w:numPr>
+        <w:spacing w:before="100" w:beforeAutospacing="1" w:after="100" w:afterAutospacing="1" w:line="240" w:lineRule="auto"/>
+        <w:rPr>
+          <w:rFonts w:ascii="Times New Roman" w:eastAsia="Times New Roman" w:hAnsi="Times New Roman" w:cs="Times New Roman"/>
+          <w:kern w:val="0"/>
+          <w:sz w:val="28"/>
+          <w:szCs w:val="28"/>
+          <w14:ligatures w14:val="none"/>
+        </w:rPr>
+      </w:pPr>
+      <w:r>
+        <w:rPr>
+          <w:rFonts w:ascii="Times New Roman" w:eastAsia="Times New Roman" w:hAnsi="Times New Roman" w:cs="Times New Roman"/>
+          <w:kern w:val="0"/>
+          <w:sz w:val="28"/>
+          <w:szCs w:val="28"/>
+          <w14:ligatures w14:val="none"/>
+        </w:rPr>
+        <w:t>Voted for pro-conservation policies or candidates</w:t>
+      </w:r>
+    </w:p>
+    <w:p>
+      <w:pPr>
+        <w:numPr>
+          <w:ilvl w:val="1"/>
+          <w:numId w:val="3"/>
+        </w:numPr>
+        <w:spacing w:before="100" w:beforeAutospacing="1" w:after="100" w:afterAutospacing="1" w:line="240" w:lineRule="auto"/>
+        <w:rPr>
+          <w:rFonts w:ascii="Times New Roman" w:eastAsia="Times New Roman" w:hAnsi="Times New Roman" w:cs="Times New Roman"/>
+          <w:kern w:val="0"/>
+          <w:sz w:val="28"/>
+          <w:szCs w:val="28"/>
+          <w14:ligatures w14:val="none"/>
+        </w:rPr>
+      </w:pPr>
+      <w:r>
+        <w:rPr>
+          <w:rFonts w:ascii="Times New Roman" w:eastAsia="Times New Roman" w:hAnsi="Times New Roman" w:cs="Times New Roman"/>
+          <w:kern w:val="0"/>
+          <w:sz w:val="28"/>
+          <w:szCs w:val="28"/>
+          <w14:ligatures w14:val="none"/>
+        </w:rPr>
+        <w:t>Talked to friends/family about conservation issues/activities</w:t>
+      </w:r>
+    </w:p>
+    <w:p>
+      <w:pPr>
+        <w:numPr>
+          <w:ilvl w:val="1"/>
+          <w:numId w:val="3"/>
+        </w:numPr>
+        <w:spacing w:before="100" w:beforeAutospacing="1" w:after="100" w:afterAutospacing="1" w:line="240" w:lineRule="auto"/>
+        <w:rPr>
+          <w:rFonts w:ascii="Times New Roman" w:eastAsia="Times New Roman" w:hAnsi="Times New Roman" w:cs="Times New Roman"/>
+          <w:kern w:val="0"/>
+          <w:sz w:val="28"/>
+          <w:szCs w:val="28"/>
+          <w14:ligatures w14:val="none"/>
+        </w:rPr>
+      </w:pPr>
+      <w:r>
+        <w:rPr>
+          <w:rFonts w:ascii="Times New Roman" w:eastAsia="Times New Roman" w:hAnsi="Times New Roman" w:cs="Times New Roman"/>
+          <w:kern w:val="0"/>
+          <w:sz w:val="28"/>
+          <w:szCs w:val="28"/>
+          <w14:ligatures w14:val="none"/>
+        </w:rPr>
+        <w:t>None of the above</w:t>
+      </w:r>
+    </w:p>
+    <w:p>
+      <w:pPr>
+        <w:spacing w:before="100" w:beforeAutospacing="1" w:after="100" w:afterAutospacing="1" w:line="240" w:lineRule="auto"/>
+        <w:ind w:left="720"/>
+        <w:rPr>
+          <w:rFonts w:ascii="Times New Roman" w:eastAsia="Times New Roman" w:hAnsi="Times New Roman" w:cs="Times New Roman"/>
+          <w:i/>
+          <w:iCs/>
+          <w:kern w:val="0"/>
+          <w:sz w:val="28"/>
+          <w:szCs w:val="28"/>
+          <w14:ligatures w14:val="none"/>
+        </w:rPr>
+      </w:pPr>
+      <w:r>
+        <w:rPr>
+          <w:rFonts w:ascii="Times New Roman" w:eastAsia="Times New Roman" w:hAnsi="Times New Roman" w:cs="Times New Roman"/>
+          <w:kern w:val="0"/>
+          <w:sz w:val="28"/>
+          <w:szCs w:val="28"/>
+          <w14:ligatures w14:val="none"/>
+        </w:rPr>
+        <w:t>OR</w:t>
+      </w:r>
+      <w:r>
+        <w:rPr>
+          <w:rFonts w:ascii="Times New Roman" w:eastAsia="Times New Roman" w:hAnsi="Times New Roman" w:cs="Times New Roman"/>
+          <w:kern w:val="0"/>
+          <w:sz w:val="28"/>
+          <w:szCs w:val="28"/>
+          <w14:ligatures w14:val="none"/>
+        </w:rPr>
+        <w:br/>
+      </w:r>
+      <w:r>
         <w:rPr>
           <w:rFonts w:ascii="Times New Roman" w:eastAsia="Times New Roman" w:hAnsi="Times New Roman" w:cs="Times New Roman"/>
           <w:b/>
           <w:bCs/>
           <w:kern w:val="0"/>
-          <w:sz w:val="32"/>
-          <w:szCs w:val="32"/>
-          <w14:ligatures w14:val="none"/>
-        </w:rPr>
-      </w:pPr>
-      <w:r>
+          <w:sz w:val="28"/>
+          <w:szCs w:val="28"/>
+          <w14:ligatures w14:val="none"/>
+        </w:rPr>
+        <w:t>Please indicate how often you engage in the following conservation-related actions:</w:t>
+      </w:r>
+      <w:r>
+        <w:rPr>
+          <w:rFonts w:ascii="Times New Roman" w:eastAsia="Times New Roman" w:hAnsi="Times New Roman" w:cs="Times New Roman"/>
+          <w:kern w:val="0"/>
+          <w:sz w:val="28"/>
+          <w:szCs w:val="28"/>
+          <w14:ligatures w14:val="none"/>
+        </w:rPr>
+        <w:br/>
+      </w:r>
+      <w:r>
+        <w:rPr>
+          <w:rFonts w:ascii="Times New Roman" w:eastAsia="Times New Roman" w:hAnsi="Times New Roman" w:cs="Times New Roman"/>
+          <w:i/>
+          <w:iCs/>
+          <w:kern w:val="0"/>
+          <w:sz w:val="28"/>
+          <w:szCs w:val="28"/>
+          <w14:ligatures w14:val="none"/>
+        </w:rPr>
+        <w:t>[</w:t>
+      </w:r>
+      <w:r>
+        <w:rPr>
+          <w:rFonts w:ascii="Times New Roman" w:eastAsia="Times New Roman" w:hAnsi="Times New Roman" w:cs="Times New Roman"/>
+          <w:i/>
+          <w:iCs/>
+          <w:kern w:val="0"/>
+          <w:sz w:val="28"/>
+          <w:szCs w:val="28"/>
+          <w14:ligatures w14:val="none"/>
+        </w:rPr>
+        <w:t>1= Never, 2= Rarely (a few times a year), 3= Occasionally (once a month), 4= Sometimes (2-3 times a month), 5= Often (once a week), 6= Very often (several times a week), 7= Always (daily or nearly every day)</w:t>
+      </w:r>
+      <w:r>
+        <w:rPr>
+          <w:rFonts w:ascii="Times New Roman" w:eastAsia="Times New Roman" w:hAnsi="Times New Roman" w:cs="Times New Roman"/>
+          <w:i/>
+          <w:iCs/>
+          <w:kern w:val="0"/>
+          <w:sz w:val="28"/>
+          <w:szCs w:val="28"/>
+          <w14:ligatures w14:val="none"/>
+        </w:rPr>
+        <w:t>]</w:t>
+      </w:r>
+    </w:p>
+    <w:p>
+      <w:pPr>
+        <w:spacing w:before="100" w:beforeAutospacing="1" w:after="100" w:afterAutospacing="1" w:line="240" w:lineRule="auto"/>
+        <w:ind w:left="720"/>
         <w:rPr>
           <w:rFonts w:ascii="Times New Roman" w:eastAsia="Times New Roman" w:hAnsi="Times New Roman" w:cs="Times New Roman"/>
           <w:b/>
           <w:bCs/>
           <w:kern w:val="0"/>
-          <w:sz w:val="32"/>
-          <w:szCs w:val="32"/>
-          <w14:ligatures w14:val="none"/>
-        </w:rPr>
-        <w:lastRenderedPageBreak/>
-        <w:t xml:space="preserve">Section </w:t>
-      </w:r>
+          <w:sz w:val="28"/>
+          <w:szCs w:val="28"/>
+          <w14:ligatures w14:val="none"/>
+        </w:rPr>
+      </w:pPr>
       <w:r>
         <w:rPr>
           <w:rFonts w:ascii="Times New Roman" w:eastAsia="Times New Roman" w:hAnsi="Times New Roman" w:cs="Times New Roman"/>
           <w:b/>
           <w:bCs/>
           <w:kern w:val="0"/>
-          <w:sz w:val="32"/>
-          <w:szCs w:val="32"/>
-          <w14:ligatures w14:val="none"/>
-        </w:rPr>
-        <w:t>5</w:t>
-      </w:r>
-      <w:r>
+          <w:sz w:val="28"/>
+          <w:szCs w:val="28"/>
+          <w14:ligatures w14:val="none"/>
+        </w:rPr>
+        <w:t>Individual Conservation Actions:</w:t>
+      </w:r>
+    </w:p>
+    <w:p>
+      <w:pPr>
+        <w:numPr>
+          <w:ilvl w:val="0"/>
+          <w:numId w:val="11"/>
+        </w:numPr>
+        <w:spacing w:before="100" w:beforeAutospacing="1" w:after="100" w:afterAutospacing="1" w:line="240" w:lineRule="auto"/>
+        <w:rPr>
+          <w:rFonts w:ascii="Times New Roman" w:eastAsia="Times New Roman" w:hAnsi="Times New Roman" w:cs="Times New Roman"/>
+          <w:kern w:val="0"/>
+          <w:sz w:val="28"/>
+          <w:szCs w:val="28"/>
+          <w14:ligatures w14:val="none"/>
+        </w:rPr>
+      </w:pPr>
+      <w:r>
+        <w:rPr>
+          <w:rFonts w:ascii="Times New Roman" w:eastAsia="Times New Roman" w:hAnsi="Times New Roman" w:cs="Times New Roman"/>
+          <w:kern w:val="0"/>
+          <w:sz w:val="28"/>
+          <w:szCs w:val="28"/>
+          <w14:ligatures w14:val="none"/>
+        </w:rPr>
+        <w:t>When I see litter, I pick it up</w:t>
+      </w:r>
+    </w:p>
+    <w:p>
+      <w:pPr>
+        <w:numPr>
+          <w:ilvl w:val="0"/>
+          <w:numId w:val="11"/>
+        </w:numPr>
+        <w:spacing w:before="100" w:beforeAutospacing="1" w:after="100" w:afterAutospacing="1" w:line="240" w:lineRule="auto"/>
+        <w:rPr>
+          <w:rFonts w:ascii="Times New Roman" w:eastAsia="Times New Roman" w:hAnsi="Times New Roman" w:cs="Times New Roman"/>
+          <w:kern w:val="0"/>
+          <w:sz w:val="28"/>
+          <w:szCs w:val="28"/>
+          <w14:ligatures w14:val="none"/>
+        </w:rPr>
+      </w:pPr>
+      <w:r>
+        <w:rPr>
+          <w:rFonts w:ascii="Times New Roman" w:eastAsia="Times New Roman" w:hAnsi="Times New Roman" w:cs="Times New Roman"/>
+          <w:kern w:val="0"/>
+          <w:sz w:val="28"/>
+          <w:szCs w:val="28"/>
+          <w14:ligatures w14:val="none"/>
+        </w:rPr>
+        <w:t>I vote for parties/candidates with pro-nature conservation policies in elections</w:t>
+      </w:r>
+    </w:p>
+    <w:p>
+      <w:pPr>
+        <w:numPr>
+          <w:ilvl w:val="0"/>
+          <w:numId w:val="11"/>
+        </w:numPr>
+        <w:spacing w:before="100" w:beforeAutospacing="1" w:after="100" w:afterAutospacing="1" w:line="240" w:lineRule="auto"/>
+        <w:rPr>
+          <w:rFonts w:ascii="Times New Roman" w:eastAsia="Times New Roman" w:hAnsi="Times New Roman" w:cs="Times New Roman"/>
+          <w:kern w:val="0"/>
+          <w:sz w:val="28"/>
+          <w:szCs w:val="28"/>
+          <w14:ligatures w14:val="none"/>
+        </w:rPr>
+      </w:pPr>
+      <w:r>
+        <w:rPr>
+          <w:rFonts w:ascii="Times New Roman" w:eastAsia="Times New Roman" w:hAnsi="Times New Roman" w:cs="Times New Roman"/>
+          <w:kern w:val="0"/>
+          <w:sz w:val="28"/>
+          <w:szCs w:val="28"/>
+          <w14:ligatures w14:val="none"/>
+        </w:rPr>
+        <w:t>I participate in local conservation efforts or groups (stream clean-up, habitat restoration, outreach events).</w:t>
+      </w:r>
+    </w:p>
+    <w:p>
+      <w:pPr>
+        <w:pStyle w:val="ml-4"/>
+        <w:numPr>
+          <w:ilvl w:val="0"/>
+          <w:numId w:val="11"/>
+        </w:numPr>
+        <w:rPr>
+          <w:sz w:val="28"/>
+          <w:szCs w:val="28"/>
+        </w:rPr>
+      </w:pPr>
+      <w:r>
+        <w:rPr>
+          <w:sz w:val="28"/>
+          <w:szCs w:val="28"/>
+        </w:rPr>
+        <w:t xml:space="preserve">I support or donate to organizations working to protect bird habitats. </w:t>
+      </w:r>
+    </w:p>
+    <w:p>
+      <w:pPr>
+        <w:spacing w:before="100" w:beforeAutospacing="1" w:after="100" w:afterAutospacing="1" w:line="240" w:lineRule="auto"/>
+        <w:ind w:firstLine="720"/>
         <w:rPr>
           <w:rFonts w:ascii="Times New Roman" w:eastAsia="Times New Roman" w:hAnsi="Times New Roman" w:cs="Times New Roman"/>
           <w:b/>
           <w:bCs/>
           <w:kern w:val="0"/>
-          <w:sz w:val="32"/>
-          <w:szCs w:val="32"/>
-          <w14:ligatures w14:val="none"/>
-        </w:rPr>
-        <w:t>: Pro-Conservation Behavior &amp; Broader Conservation Actions</w:t>
-      </w:r>
-    </w:p>
-    <w:p>
-      <w:pPr>
-        <w:pStyle w:val="ListParagraph"/>
+          <w:sz w:val="28"/>
+          <w:szCs w:val="28"/>
+          <w14:ligatures w14:val="none"/>
+        </w:rPr>
+      </w:pPr>
+      <w:r>
+        <w:rPr>
+          <w:rFonts w:ascii="Times New Roman" w:eastAsia="Times New Roman" w:hAnsi="Times New Roman" w:cs="Times New Roman"/>
+          <w:b/>
+          <w:bCs/>
+          <w:kern w:val="0"/>
+          <w:sz w:val="28"/>
+          <w:szCs w:val="28"/>
+          <w14:ligatures w14:val="none"/>
+        </w:rPr>
+        <w:t>Backyard Conservation Actions:</w:t>
+      </w:r>
+    </w:p>
+    <w:p>
+      <w:pPr>
+        <w:numPr>
+          <w:ilvl w:val="0"/>
+          <w:numId w:val="12"/>
+        </w:numPr>
+        <w:spacing w:before="100" w:beforeAutospacing="1" w:after="100" w:afterAutospacing="1" w:line="240" w:lineRule="auto"/>
+        <w:rPr>
+          <w:rFonts w:ascii="Times New Roman" w:eastAsia="Times New Roman" w:hAnsi="Times New Roman" w:cs="Times New Roman"/>
+          <w:kern w:val="0"/>
+          <w:sz w:val="28"/>
+          <w:szCs w:val="28"/>
+          <w14:ligatures w14:val="none"/>
+        </w:rPr>
+      </w:pPr>
+      <w:r>
+        <w:rPr>
+          <w:rFonts w:ascii="Times New Roman" w:eastAsia="Times New Roman" w:hAnsi="Times New Roman" w:cs="Times New Roman"/>
+          <w:kern w:val="0"/>
+          <w:sz w:val="28"/>
+          <w:szCs w:val="28"/>
+          <w14:ligatures w14:val="none"/>
+        </w:rPr>
+        <w:t>I provide food for wild animals such as birds</w:t>
+      </w:r>
+    </w:p>
+    <w:p>
+      <w:pPr>
+        <w:numPr>
+          <w:ilvl w:val="0"/>
+          <w:numId w:val="12"/>
+        </w:numPr>
+        <w:spacing w:before="100" w:beforeAutospacing="1" w:after="100" w:afterAutospacing="1" w:line="240" w:lineRule="auto"/>
+        <w:rPr>
+          <w:rFonts w:ascii="Times New Roman" w:eastAsia="Times New Roman" w:hAnsi="Times New Roman" w:cs="Times New Roman"/>
+          <w:kern w:val="0"/>
+          <w:sz w:val="28"/>
+          <w:szCs w:val="28"/>
+          <w14:ligatures w14:val="none"/>
+        </w:rPr>
+      </w:pPr>
+      <w:r>
+        <w:rPr>
+          <w:rFonts w:ascii="Times New Roman" w:eastAsia="Times New Roman" w:hAnsi="Times New Roman" w:cs="Times New Roman"/>
+          <w:kern w:val="0"/>
+          <w:sz w:val="28"/>
+          <w:szCs w:val="28"/>
+          <w14:ligatures w14:val="none"/>
+        </w:rPr>
+        <w:t>I plant pollinator-friendly plants</w:t>
+      </w:r>
+    </w:p>
+    <w:p>
+      <w:pPr>
+        <w:numPr>
+          <w:ilvl w:val="0"/>
+          <w:numId w:val="12"/>
+        </w:numPr>
+        <w:spacing w:before="100" w:beforeAutospacing="1" w:after="100" w:afterAutospacing="1" w:line="240" w:lineRule="auto"/>
+        <w:rPr>
+          <w:rFonts w:ascii="Times New Roman" w:eastAsia="Times New Roman" w:hAnsi="Times New Roman" w:cs="Times New Roman"/>
+          <w:kern w:val="0"/>
+          <w:sz w:val="28"/>
+          <w:szCs w:val="28"/>
+          <w14:ligatures w14:val="none"/>
+        </w:rPr>
+      </w:pPr>
+      <w:r>
+        <w:rPr>
+          <w:rFonts w:ascii="Times New Roman" w:eastAsia="Times New Roman" w:hAnsi="Times New Roman" w:cs="Times New Roman"/>
+          <w:kern w:val="0"/>
+          <w:sz w:val="28"/>
+          <w:szCs w:val="28"/>
+          <w14:ligatures w14:val="none"/>
+        </w:rPr>
+        <w:t>I provide shelter materials or retain dead trees that can be used by wildlife</w:t>
+      </w:r>
+    </w:p>
+    <w:p>
+      <w:pPr>
+        <w:numPr>
+          <w:ilvl w:val="0"/>
+          <w:numId w:val="12"/>
+        </w:numPr>
+        <w:spacing w:before="100" w:beforeAutospacing="1" w:after="100" w:afterAutospacing="1" w:line="240" w:lineRule="auto"/>
+        <w:rPr>
+          <w:rFonts w:ascii="Times New Roman" w:eastAsia="Times New Roman" w:hAnsi="Times New Roman" w:cs="Times New Roman"/>
+          <w:kern w:val="0"/>
+          <w:sz w:val="28"/>
+          <w:szCs w:val="28"/>
+          <w14:ligatures w14:val="none"/>
+        </w:rPr>
+      </w:pPr>
+      <w:r>
+        <w:rPr>
+          <w:rFonts w:ascii="Times New Roman" w:eastAsia="Times New Roman" w:hAnsi="Times New Roman" w:cs="Times New Roman"/>
+          <w:kern w:val="0"/>
+          <w:sz w:val="28"/>
+          <w:szCs w:val="28"/>
+          <w14:ligatures w14:val="none"/>
+        </w:rPr>
+        <w:t xml:space="preserve">I supervise pets and/or children when outside. </w:t>
+      </w:r>
+    </w:p>
+    <w:p>
+      <w:pPr>
+        <w:spacing w:before="100" w:beforeAutospacing="1" w:after="100" w:afterAutospacing="1" w:line="240" w:lineRule="auto"/>
+        <w:rPr>
+          <w:rFonts w:ascii="Times New Roman" w:eastAsia="Times New Roman" w:hAnsi="Times New Roman" w:cs="Times New Roman"/>
+          <w:kern w:val="0"/>
+          <w:sz w:val="28"/>
+          <w:szCs w:val="28"/>
+          <w14:ligatures w14:val="none"/>
+        </w:rPr>
+      </w:pPr>
+    </w:p>
+    <w:p>
+      <w:pPr>
         <w:numPr>
           <w:ilvl w:val="0"/>
           <w:numId w:val="3"/>
@@ -3711,7 +4227,7 @@
           <w:szCs w:val="28"/>
           <w14:ligatures w14:val="none"/>
         </w:rPr>
-        <w:t>In the past 12 months, have you engaged in any of the following conservation actions? (Check all that apply)</w:t>
+        <w:t>After observing birds at your feeder, have you ever taken any conservation-related actions (e.g., talked about it, donated, changed yard practices)?</w:t>
       </w:r>
     </w:p>
     <w:p>
@@ -3737,17 +4253,29 @@
           <w:szCs w:val="28"/>
           <w14:ligatures w14:val="none"/>
         </w:rPr>
-        <w:t>Provided food or water for wild animals</w:t>
-      </w:r>
-      <w:r>
-        <w:rPr>
-          <w:rFonts w:ascii="Times New Roman" w:eastAsia="Times New Roman" w:hAnsi="Times New Roman" w:cs="Times New Roman"/>
-          <w:kern w:val="0"/>
-          <w:sz w:val="28"/>
-          <w:szCs w:val="28"/>
-          <w14:ligatures w14:val="none"/>
-        </w:rPr>
-        <w:t xml:space="preserve"> other than birds</w:t>
+        <w:t xml:space="preserve">Yes → </w:t>
+      </w:r>
+      <w:r>
+        <w:rPr>
+          <w:rFonts w:ascii="Times New Roman" w:eastAsia="Times New Roman" w:hAnsi="Times New Roman" w:cs="Times New Roman"/>
+          <w:i/>
+          <w:iCs/>
+          <w:kern w:val="0"/>
+          <w:sz w:val="28"/>
+          <w:szCs w:val="28"/>
+          <w14:ligatures w14:val="none"/>
+        </w:rPr>
+        <w:t>Please describe:</w:t>
+      </w:r>
+      <w:r>
+        <w:rPr>
+          <w:rFonts w:ascii="Times New Roman" w:eastAsia="Times New Roman" w:hAnsi="Times New Roman" w:cs="Times New Roman"/>
+          <w:kern w:val="0"/>
+          <w:sz w:val="28"/>
+          <w:szCs w:val="28"/>
+          <w14:ligatures w14:val="none"/>
+        </w:rPr>
+        <w:t xml:space="preserve"> _______</w:t>
       </w:r>
     </w:p>
     <w:p>
@@ -3773,762 +4301,6 @@
           <w:szCs w:val="28"/>
           <w14:ligatures w14:val="none"/>
         </w:rPr>
-        <w:t>Provided shelter for wild animals (</w:t>
-      </w:r>
-      <w:r>
-        <w:rPr>
-          <w:rFonts w:ascii="Times New Roman" w:eastAsia="Times New Roman" w:hAnsi="Times New Roman" w:cs="Times New Roman"/>
-          <w:kern w:val="0"/>
-          <w:sz w:val="28"/>
-          <w:szCs w:val="28"/>
-          <w14:ligatures w14:val="none"/>
-        </w:rPr>
-        <w:t>like bird houses or baths, bat boxes, brush piles)</w:t>
-      </w:r>
-    </w:p>
-    <w:p>
-      <w:pPr>
-        <w:numPr>
-          <w:ilvl w:val="1"/>
-          <w:numId w:val="3"/>
-        </w:numPr>
-        <w:spacing w:before="100" w:beforeAutospacing="1" w:after="100" w:afterAutospacing="1" w:line="240" w:lineRule="auto"/>
-        <w:rPr>
-          <w:rFonts w:ascii="Times New Roman" w:eastAsia="Times New Roman" w:hAnsi="Times New Roman" w:cs="Times New Roman"/>
-          <w:kern w:val="0"/>
-          <w:sz w:val="28"/>
-          <w:szCs w:val="28"/>
-          <w14:ligatures w14:val="none"/>
-        </w:rPr>
-      </w:pPr>
-      <w:r>
-        <w:rPr>
-          <w:rFonts w:ascii="Times New Roman" w:eastAsia="Times New Roman" w:hAnsi="Times New Roman" w:cs="Times New Roman"/>
-          <w:kern w:val="0"/>
-          <w:sz w:val="28"/>
-          <w:szCs w:val="28"/>
-          <w14:ligatures w14:val="none"/>
-        </w:rPr>
-        <w:t>Planted pollinator-friendly or native plants</w:t>
-      </w:r>
-    </w:p>
-    <w:p>
-      <w:pPr>
-        <w:numPr>
-          <w:ilvl w:val="1"/>
-          <w:numId w:val="3"/>
-        </w:numPr>
-        <w:spacing w:before="100" w:beforeAutospacing="1" w:after="100" w:afterAutospacing="1" w:line="240" w:lineRule="auto"/>
-        <w:rPr>
-          <w:rFonts w:ascii="Times New Roman" w:eastAsia="Times New Roman" w:hAnsi="Times New Roman" w:cs="Times New Roman"/>
-          <w:kern w:val="0"/>
-          <w:sz w:val="28"/>
-          <w:szCs w:val="28"/>
-          <w14:ligatures w14:val="none"/>
-        </w:rPr>
-      </w:pPr>
-      <w:r>
-        <w:rPr>
-          <w:rFonts w:ascii="Times New Roman" w:eastAsia="Times New Roman" w:hAnsi="Times New Roman" w:cs="Times New Roman"/>
-          <w:kern w:val="0"/>
-          <w:sz w:val="28"/>
-          <w:szCs w:val="28"/>
-          <w14:ligatures w14:val="none"/>
-        </w:rPr>
-        <w:t>Avoided using pesticides/insecticides</w:t>
-      </w:r>
-    </w:p>
-    <w:p>
-      <w:pPr>
-        <w:numPr>
-          <w:ilvl w:val="1"/>
-          <w:numId w:val="3"/>
-        </w:numPr>
-        <w:spacing w:before="100" w:beforeAutospacing="1" w:after="100" w:afterAutospacing="1" w:line="240" w:lineRule="auto"/>
-        <w:rPr>
-          <w:rFonts w:ascii="Times New Roman" w:eastAsia="Times New Roman" w:hAnsi="Times New Roman" w:cs="Times New Roman"/>
-          <w:kern w:val="0"/>
-          <w:sz w:val="28"/>
-          <w:szCs w:val="28"/>
-          <w14:ligatures w14:val="none"/>
-        </w:rPr>
-      </w:pPr>
-      <w:r>
-        <w:rPr>
-          <w:rFonts w:ascii="Times New Roman" w:eastAsia="Times New Roman" w:hAnsi="Times New Roman" w:cs="Times New Roman"/>
-          <w:kern w:val="0"/>
-          <w:sz w:val="28"/>
-          <w:szCs w:val="28"/>
-          <w14:ligatures w14:val="none"/>
-        </w:rPr>
-        <w:t xml:space="preserve">Picked up litter </w:t>
-      </w:r>
-    </w:p>
-    <w:p>
-      <w:pPr>
-        <w:numPr>
-          <w:ilvl w:val="1"/>
-          <w:numId w:val="3"/>
-        </w:numPr>
-        <w:spacing w:before="100" w:beforeAutospacing="1" w:after="100" w:afterAutospacing="1" w:line="240" w:lineRule="auto"/>
-        <w:rPr>
-          <w:rFonts w:ascii="Times New Roman" w:eastAsia="Times New Roman" w:hAnsi="Times New Roman" w:cs="Times New Roman"/>
-          <w:kern w:val="0"/>
-          <w:sz w:val="28"/>
-          <w:szCs w:val="28"/>
-          <w14:ligatures w14:val="none"/>
-        </w:rPr>
-      </w:pPr>
-      <w:r>
-        <w:rPr>
-          <w:rFonts w:ascii="Times New Roman" w:eastAsia="Times New Roman" w:hAnsi="Times New Roman" w:cs="Times New Roman"/>
-          <w:kern w:val="0"/>
-          <w:sz w:val="28"/>
-          <w:szCs w:val="28"/>
-          <w14:ligatures w14:val="none"/>
-        </w:rPr>
-        <w:t>Donated to a conservation organization</w:t>
-      </w:r>
-    </w:p>
-    <w:p>
-      <w:pPr>
-        <w:numPr>
-          <w:ilvl w:val="1"/>
-          <w:numId w:val="3"/>
-        </w:numPr>
-        <w:spacing w:before="100" w:beforeAutospacing="1" w:after="100" w:afterAutospacing="1" w:line="240" w:lineRule="auto"/>
-        <w:rPr>
-          <w:rFonts w:ascii="Times New Roman" w:eastAsia="Times New Roman" w:hAnsi="Times New Roman" w:cs="Times New Roman"/>
-          <w:kern w:val="0"/>
-          <w:sz w:val="28"/>
-          <w:szCs w:val="28"/>
-          <w14:ligatures w14:val="none"/>
-        </w:rPr>
-      </w:pPr>
-      <w:r>
-        <w:rPr>
-          <w:rFonts w:ascii="Times New Roman" w:eastAsia="Times New Roman" w:hAnsi="Times New Roman" w:cs="Times New Roman"/>
-          <w:kern w:val="0"/>
-          <w:sz w:val="28"/>
-          <w:szCs w:val="28"/>
-          <w14:ligatures w14:val="none"/>
-        </w:rPr>
-        <w:t>Volunteered with a conservation group</w:t>
-      </w:r>
-    </w:p>
-    <w:p>
-      <w:pPr>
-        <w:numPr>
-          <w:ilvl w:val="1"/>
-          <w:numId w:val="3"/>
-        </w:numPr>
-        <w:spacing w:before="100" w:beforeAutospacing="1" w:after="100" w:afterAutospacing="1" w:line="240" w:lineRule="auto"/>
-        <w:rPr>
-          <w:rFonts w:ascii="Times New Roman" w:eastAsia="Times New Roman" w:hAnsi="Times New Roman" w:cs="Times New Roman"/>
-          <w:kern w:val="0"/>
-          <w:sz w:val="28"/>
-          <w:szCs w:val="28"/>
-          <w14:ligatures w14:val="none"/>
-        </w:rPr>
-      </w:pPr>
-      <w:r>
-        <w:rPr>
-          <w:rFonts w:ascii="Times New Roman" w:eastAsia="Times New Roman" w:hAnsi="Times New Roman" w:cs="Times New Roman"/>
-          <w:kern w:val="0"/>
-          <w:sz w:val="28"/>
-          <w:szCs w:val="28"/>
-          <w14:ligatures w14:val="none"/>
-        </w:rPr>
-        <w:t>Voted for pro-conservation policies or candidates</w:t>
-      </w:r>
-    </w:p>
-    <w:p>
-      <w:pPr>
-        <w:numPr>
-          <w:ilvl w:val="1"/>
-          <w:numId w:val="3"/>
-        </w:numPr>
-        <w:spacing w:before="100" w:beforeAutospacing="1" w:after="100" w:afterAutospacing="1" w:line="240" w:lineRule="auto"/>
-        <w:rPr>
-          <w:rFonts w:ascii="Times New Roman" w:eastAsia="Times New Roman" w:hAnsi="Times New Roman" w:cs="Times New Roman"/>
-          <w:kern w:val="0"/>
-          <w:sz w:val="28"/>
-          <w:szCs w:val="28"/>
-          <w14:ligatures w14:val="none"/>
-        </w:rPr>
-      </w:pPr>
-      <w:r>
-        <w:rPr>
-          <w:rFonts w:ascii="Times New Roman" w:eastAsia="Times New Roman" w:hAnsi="Times New Roman" w:cs="Times New Roman"/>
-          <w:kern w:val="0"/>
-          <w:sz w:val="28"/>
-          <w:szCs w:val="28"/>
-          <w14:ligatures w14:val="none"/>
-        </w:rPr>
-        <w:t>Talked to friends/family about conservation issues</w:t>
-      </w:r>
-      <w:r>
-        <w:rPr>
-          <w:rFonts w:ascii="Times New Roman" w:eastAsia="Times New Roman" w:hAnsi="Times New Roman" w:cs="Times New Roman"/>
-          <w:kern w:val="0"/>
-          <w:sz w:val="28"/>
-          <w:szCs w:val="28"/>
-          <w14:ligatures w14:val="none"/>
-        </w:rPr>
-        <w:t>/activities</w:t>
-      </w:r>
-    </w:p>
-    <w:p>
-      <w:pPr>
-        <w:numPr>
-          <w:ilvl w:val="1"/>
-          <w:numId w:val="3"/>
-        </w:numPr>
-        <w:spacing w:before="100" w:beforeAutospacing="1" w:after="100" w:afterAutospacing="1" w:line="240" w:lineRule="auto"/>
-        <w:rPr>
-          <w:rFonts w:ascii="Times New Roman" w:eastAsia="Times New Roman" w:hAnsi="Times New Roman" w:cs="Times New Roman"/>
-          <w:kern w:val="0"/>
-          <w:sz w:val="28"/>
-          <w:szCs w:val="28"/>
-          <w14:ligatures w14:val="none"/>
-        </w:rPr>
-      </w:pPr>
-      <w:r>
-        <w:rPr>
-          <w:rFonts w:ascii="Times New Roman" w:eastAsia="Times New Roman" w:hAnsi="Times New Roman" w:cs="Times New Roman"/>
-          <w:kern w:val="0"/>
-          <w:sz w:val="28"/>
-          <w:szCs w:val="28"/>
-          <w14:ligatures w14:val="none"/>
-        </w:rPr>
-        <w:t>None of the above</w:t>
-      </w:r>
-    </w:p>
-    <w:p>
-      <w:pPr>
-        <w:spacing w:before="100" w:beforeAutospacing="1" w:after="100" w:afterAutospacing="1" w:line="240" w:lineRule="auto"/>
-        <w:ind w:left="720"/>
-        <w:rPr>
-          <w:rFonts w:ascii="Times New Roman" w:eastAsia="Times New Roman" w:hAnsi="Times New Roman" w:cs="Times New Roman"/>
-          <w:kern w:val="0"/>
-          <w:sz w:val="28"/>
-          <w:szCs w:val="28"/>
-          <w14:ligatures w14:val="none"/>
-        </w:rPr>
-      </w:pPr>
-      <w:r>
-        <w:rPr>
-          <w:rFonts w:ascii="Times New Roman" w:eastAsia="Times New Roman" w:hAnsi="Times New Roman" w:cs="Times New Roman"/>
-          <w:kern w:val="0"/>
-          <w:sz w:val="28"/>
-          <w:szCs w:val="28"/>
-          <w14:ligatures w14:val="none"/>
-        </w:rPr>
-        <w:t>OR</w:t>
-      </w:r>
-      <w:r>
-        <w:rPr>
-          <w:rFonts w:ascii="Times New Roman" w:eastAsia="Times New Roman" w:hAnsi="Times New Roman" w:cs="Times New Roman"/>
-          <w:kern w:val="0"/>
-          <w:sz w:val="28"/>
-          <w:szCs w:val="28"/>
-          <w14:ligatures w14:val="none"/>
-        </w:rPr>
-        <w:br/>
-      </w:r>
-      <w:r>
-        <w:rPr>
-          <w:rFonts w:ascii="Times New Roman" w:eastAsia="Times New Roman" w:hAnsi="Times New Roman" w:cs="Times New Roman"/>
-          <w:b/>
-          <w:bCs/>
-          <w:kern w:val="0"/>
-          <w:sz w:val="28"/>
-          <w:szCs w:val="28"/>
-          <w14:ligatures w14:val="none"/>
-        </w:rPr>
-        <w:t>Please indicate how often you engage in the following conservation-related actions:</w:t>
-      </w:r>
-      <w:r>
-        <w:rPr>
-          <w:rFonts w:ascii="Times New Roman" w:eastAsia="Times New Roman" w:hAnsi="Times New Roman" w:cs="Times New Roman"/>
-          <w:kern w:val="0"/>
-          <w:sz w:val="28"/>
-          <w:szCs w:val="28"/>
-          <w14:ligatures w14:val="none"/>
-        </w:rPr>
-        <w:br/>
-      </w:r>
-      <w:r>
-        <w:rPr>
-          <w:rFonts w:ascii="Times New Roman" w:eastAsia="Times New Roman" w:hAnsi="Times New Roman" w:cs="Times New Roman"/>
-          <w:i/>
-          <w:iCs/>
-          <w:kern w:val="0"/>
-          <w:sz w:val="28"/>
-          <w:szCs w:val="28"/>
-          <w14:ligatures w14:val="none"/>
-        </w:rPr>
-        <w:t>(1 = Never, 7 = Always)</w:t>
-      </w:r>
-    </w:p>
-    <w:p>
-      <w:pPr>
-        <w:spacing w:before="100" w:beforeAutospacing="1" w:after="100" w:afterAutospacing="1" w:line="240" w:lineRule="auto"/>
-        <w:ind w:firstLine="720"/>
-        <w:rPr>
-          <w:rFonts w:ascii="Times New Roman" w:eastAsia="Times New Roman" w:hAnsi="Times New Roman" w:cs="Times New Roman"/>
-          <w:b/>
-          <w:bCs/>
-          <w:kern w:val="0"/>
-          <w:sz w:val="28"/>
-          <w:szCs w:val="28"/>
-          <w14:ligatures w14:val="none"/>
-        </w:rPr>
-      </w:pPr>
-      <w:r>
-        <w:rPr>
-          <w:rFonts w:ascii="Times New Roman" w:eastAsia="Times New Roman" w:hAnsi="Times New Roman" w:cs="Times New Roman"/>
-          <w:b/>
-          <w:bCs/>
-          <w:kern w:val="0"/>
-          <w:sz w:val="28"/>
-          <w:szCs w:val="28"/>
-          <w14:ligatures w14:val="none"/>
-        </w:rPr>
-        <w:t>Individual Conservation Actions:</w:t>
-      </w:r>
-    </w:p>
-    <w:p>
-      <w:pPr>
-        <w:numPr>
-          <w:ilvl w:val="0"/>
-          <w:numId w:val="11"/>
-        </w:numPr>
-        <w:spacing w:before="100" w:beforeAutospacing="1" w:after="100" w:afterAutospacing="1" w:line="240" w:lineRule="auto"/>
-        <w:rPr>
-          <w:rFonts w:ascii="Times New Roman" w:eastAsia="Times New Roman" w:hAnsi="Times New Roman" w:cs="Times New Roman"/>
-          <w:kern w:val="0"/>
-          <w:sz w:val="28"/>
-          <w:szCs w:val="28"/>
-          <w14:ligatures w14:val="none"/>
-        </w:rPr>
-      </w:pPr>
-      <w:r>
-        <w:rPr>
-          <w:rFonts w:ascii="Times New Roman" w:eastAsia="Times New Roman" w:hAnsi="Times New Roman" w:cs="Times New Roman"/>
-          <w:kern w:val="0"/>
-          <w:sz w:val="28"/>
-          <w:szCs w:val="28"/>
-          <w14:ligatures w14:val="none"/>
-        </w:rPr>
-        <w:t>When I see litter, I pick it up</w:t>
-      </w:r>
-    </w:p>
-    <w:p>
-      <w:pPr>
-        <w:numPr>
-          <w:ilvl w:val="0"/>
-          <w:numId w:val="11"/>
-        </w:numPr>
-        <w:spacing w:before="100" w:beforeAutospacing="1" w:after="100" w:afterAutospacing="1" w:line="240" w:lineRule="auto"/>
-        <w:rPr>
-          <w:rFonts w:ascii="Times New Roman" w:eastAsia="Times New Roman" w:hAnsi="Times New Roman" w:cs="Times New Roman"/>
-          <w:kern w:val="0"/>
-          <w:sz w:val="28"/>
-          <w:szCs w:val="28"/>
-          <w14:ligatures w14:val="none"/>
-        </w:rPr>
-      </w:pPr>
-      <w:r>
-        <w:rPr>
-          <w:rFonts w:ascii="Times New Roman" w:eastAsia="Times New Roman" w:hAnsi="Times New Roman" w:cs="Times New Roman"/>
-          <w:kern w:val="0"/>
-          <w:sz w:val="28"/>
-          <w:szCs w:val="28"/>
-          <w14:ligatures w14:val="none"/>
-        </w:rPr>
-        <w:t>I vote for parties/candidates with pro-nature conservation policies in elections</w:t>
-      </w:r>
-    </w:p>
-    <w:p>
-      <w:pPr>
-        <w:numPr>
-          <w:ilvl w:val="0"/>
-          <w:numId w:val="11"/>
-        </w:numPr>
-        <w:spacing w:before="100" w:beforeAutospacing="1" w:after="100" w:afterAutospacing="1" w:line="240" w:lineRule="auto"/>
-        <w:rPr>
-          <w:rFonts w:ascii="Times New Roman" w:eastAsia="Times New Roman" w:hAnsi="Times New Roman" w:cs="Times New Roman"/>
-          <w:kern w:val="0"/>
-          <w:sz w:val="28"/>
-          <w:szCs w:val="28"/>
-          <w14:ligatures w14:val="none"/>
-        </w:rPr>
-      </w:pPr>
-      <w:r>
-        <w:rPr>
-          <w:rFonts w:ascii="Times New Roman" w:eastAsia="Times New Roman" w:hAnsi="Times New Roman" w:cs="Times New Roman"/>
-          <w:kern w:val="0"/>
-          <w:sz w:val="28"/>
-          <w:szCs w:val="28"/>
-          <w14:ligatures w14:val="none"/>
-        </w:rPr>
-        <w:t>I participate in local conservation efforts or groups</w:t>
-      </w:r>
-      <w:r>
-        <w:rPr>
-          <w:rFonts w:ascii="Times New Roman" w:eastAsia="Times New Roman" w:hAnsi="Times New Roman" w:cs="Times New Roman"/>
-          <w:kern w:val="0"/>
-          <w:sz w:val="28"/>
-          <w:szCs w:val="28"/>
-          <w14:ligatures w14:val="none"/>
-        </w:rPr>
-        <w:t xml:space="preserve"> (stream clean-up, habitat restoration, outreach events)</w:t>
-      </w:r>
-      <w:r>
-        <w:rPr>
-          <w:rFonts w:ascii="Times New Roman" w:eastAsia="Times New Roman" w:hAnsi="Times New Roman" w:cs="Times New Roman"/>
-          <w:kern w:val="0"/>
-          <w:sz w:val="28"/>
-          <w:szCs w:val="28"/>
-          <w14:ligatures w14:val="none"/>
-        </w:rPr>
-        <w:t>.</w:t>
-      </w:r>
-    </w:p>
-    <w:p>
-      <w:pPr>
-        <w:pStyle w:val="ml-4"/>
-        <w:numPr>
-          <w:ilvl w:val="0"/>
-          <w:numId w:val="11"/>
-        </w:numPr>
-        <w:rPr>
-          <w:sz w:val="28"/>
-          <w:szCs w:val="28"/>
-        </w:rPr>
-      </w:pPr>
-      <w:r>
-        <w:rPr>
-          <w:sz w:val="28"/>
-          <w:szCs w:val="28"/>
-        </w:rPr>
-        <w:t xml:space="preserve">I support or donate to organizations working to protect bird habitats. </w:t>
-      </w:r>
-    </w:p>
-    <w:p>
-      <w:pPr>
-        <w:spacing w:before="100" w:beforeAutospacing="1" w:after="100" w:afterAutospacing="1" w:line="240" w:lineRule="auto"/>
-        <w:ind w:firstLine="720"/>
-        <w:rPr>
-          <w:rFonts w:ascii="Times New Roman" w:eastAsia="Times New Roman" w:hAnsi="Times New Roman" w:cs="Times New Roman"/>
-          <w:b/>
-          <w:bCs/>
-          <w:kern w:val="0"/>
-          <w:sz w:val="28"/>
-          <w:szCs w:val="28"/>
-          <w14:ligatures w14:val="none"/>
-        </w:rPr>
-      </w:pPr>
-      <w:r>
-        <w:rPr>
-          <w:rFonts w:ascii="Times New Roman" w:eastAsia="Times New Roman" w:hAnsi="Times New Roman" w:cs="Times New Roman"/>
-          <w:b/>
-          <w:bCs/>
-          <w:kern w:val="0"/>
-          <w:sz w:val="28"/>
-          <w:szCs w:val="28"/>
-          <w14:ligatures w14:val="none"/>
-        </w:rPr>
-        <w:t>Backyard Conservation Actions:</w:t>
-      </w:r>
-    </w:p>
-    <w:p>
-      <w:pPr>
-        <w:numPr>
-          <w:ilvl w:val="0"/>
-          <w:numId w:val="12"/>
-        </w:numPr>
-        <w:spacing w:before="100" w:beforeAutospacing="1" w:after="100" w:afterAutospacing="1" w:line="240" w:lineRule="auto"/>
-        <w:rPr>
-          <w:rFonts w:ascii="Times New Roman" w:eastAsia="Times New Roman" w:hAnsi="Times New Roman" w:cs="Times New Roman"/>
-          <w:kern w:val="0"/>
-          <w:sz w:val="28"/>
-          <w:szCs w:val="28"/>
-          <w14:ligatures w14:val="none"/>
-        </w:rPr>
-      </w:pPr>
-      <w:r>
-        <w:rPr>
-          <w:rFonts w:ascii="Times New Roman" w:eastAsia="Times New Roman" w:hAnsi="Times New Roman" w:cs="Times New Roman"/>
-          <w:kern w:val="0"/>
-          <w:sz w:val="28"/>
-          <w:szCs w:val="28"/>
-          <w14:ligatures w14:val="none"/>
-        </w:rPr>
-        <w:t>I provide food for wild animals such as birds</w:t>
-      </w:r>
-    </w:p>
-    <w:p>
-      <w:pPr>
-        <w:numPr>
-          <w:ilvl w:val="0"/>
-          <w:numId w:val="12"/>
-        </w:numPr>
-        <w:spacing w:before="100" w:beforeAutospacing="1" w:after="100" w:afterAutospacing="1" w:line="240" w:lineRule="auto"/>
-        <w:rPr>
-          <w:rFonts w:ascii="Times New Roman" w:eastAsia="Times New Roman" w:hAnsi="Times New Roman" w:cs="Times New Roman"/>
-          <w:kern w:val="0"/>
-          <w:sz w:val="28"/>
-          <w:szCs w:val="28"/>
-          <w14:ligatures w14:val="none"/>
-        </w:rPr>
-      </w:pPr>
-      <w:r>
-        <w:rPr>
-          <w:rFonts w:ascii="Times New Roman" w:eastAsia="Times New Roman" w:hAnsi="Times New Roman" w:cs="Times New Roman"/>
-          <w:kern w:val="0"/>
-          <w:sz w:val="28"/>
-          <w:szCs w:val="28"/>
-          <w14:ligatures w14:val="none"/>
-        </w:rPr>
-        <w:t>I plant pollinator-friendly plants</w:t>
-      </w:r>
-    </w:p>
-    <w:p>
-      <w:pPr>
-        <w:numPr>
-          <w:ilvl w:val="0"/>
-          <w:numId w:val="12"/>
-        </w:numPr>
-        <w:spacing w:before="100" w:beforeAutospacing="1" w:after="100" w:afterAutospacing="1" w:line="240" w:lineRule="auto"/>
-        <w:rPr>
-          <w:rFonts w:ascii="Times New Roman" w:eastAsia="Times New Roman" w:hAnsi="Times New Roman" w:cs="Times New Roman"/>
-          <w:kern w:val="0"/>
-          <w:sz w:val="28"/>
-          <w:szCs w:val="28"/>
-          <w14:ligatures w14:val="none"/>
-        </w:rPr>
-      </w:pPr>
-      <w:r>
-        <w:rPr>
-          <w:rFonts w:ascii="Times New Roman" w:eastAsia="Times New Roman" w:hAnsi="Times New Roman" w:cs="Times New Roman"/>
-          <w:kern w:val="0"/>
-          <w:sz w:val="28"/>
-          <w:szCs w:val="28"/>
-          <w14:ligatures w14:val="none"/>
-        </w:rPr>
-        <w:t xml:space="preserve">I </w:t>
-      </w:r>
-      <w:r>
-        <w:rPr>
-          <w:rFonts w:ascii="Times New Roman" w:eastAsia="Times New Roman" w:hAnsi="Times New Roman" w:cs="Times New Roman"/>
-          <w:kern w:val="0"/>
-          <w:sz w:val="28"/>
-          <w:szCs w:val="28"/>
-          <w14:ligatures w14:val="none"/>
-        </w:rPr>
-        <w:t xml:space="preserve">provide shelter </w:t>
-      </w:r>
-      <w:r>
-        <w:rPr>
-          <w:rFonts w:ascii="Times New Roman" w:eastAsia="Times New Roman" w:hAnsi="Times New Roman" w:cs="Times New Roman"/>
-          <w:kern w:val="0"/>
-          <w:sz w:val="28"/>
-          <w:szCs w:val="28"/>
-          <w14:ligatures w14:val="none"/>
-        </w:rPr>
-        <w:t>materials</w:t>
-      </w:r>
-      <w:r>
-        <w:rPr>
-          <w:rFonts w:ascii="Times New Roman" w:eastAsia="Times New Roman" w:hAnsi="Times New Roman" w:cs="Times New Roman"/>
-          <w:kern w:val="0"/>
-          <w:sz w:val="28"/>
-          <w:szCs w:val="28"/>
-          <w14:ligatures w14:val="none"/>
-        </w:rPr>
-        <w:t xml:space="preserve"> or retain dead trees</w:t>
-      </w:r>
-      <w:r>
-        <w:rPr>
-          <w:rFonts w:ascii="Times New Roman" w:eastAsia="Times New Roman" w:hAnsi="Times New Roman" w:cs="Times New Roman"/>
-          <w:kern w:val="0"/>
-          <w:sz w:val="28"/>
-          <w:szCs w:val="28"/>
-          <w14:ligatures w14:val="none"/>
-        </w:rPr>
-        <w:t xml:space="preserve"> that can be used </w:t>
-      </w:r>
-      <w:r>
-        <w:rPr>
-          <w:rFonts w:ascii="Times New Roman" w:eastAsia="Times New Roman" w:hAnsi="Times New Roman" w:cs="Times New Roman"/>
-          <w:kern w:val="0"/>
-          <w:sz w:val="28"/>
-          <w:szCs w:val="28"/>
-          <w14:ligatures w14:val="none"/>
-        </w:rPr>
-        <w:t>b</w:t>
-      </w:r>
-      <w:r>
-        <w:rPr>
-          <w:rFonts w:ascii="Times New Roman" w:eastAsia="Times New Roman" w:hAnsi="Times New Roman" w:cs="Times New Roman"/>
-          <w:kern w:val="0"/>
-          <w:sz w:val="28"/>
-          <w:szCs w:val="28"/>
-          <w14:ligatures w14:val="none"/>
-        </w:rPr>
-        <w:t>y wildlife</w:t>
-      </w:r>
-    </w:p>
-    <w:p>
-      <w:pPr>
-        <w:numPr>
-          <w:ilvl w:val="0"/>
-          <w:numId w:val="12"/>
-        </w:numPr>
-        <w:spacing w:before="100" w:beforeAutospacing="1" w:after="100" w:afterAutospacing="1" w:line="240" w:lineRule="auto"/>
-        <w:rPr>
-          <w:rFonts w:ascii="Times New Roman" w:eastAsia="Times New Roman" w:hAnsi="Times New Roman" w:cs="Times New Roman"/>
-          <w:kern w:val="0"/>
-          <w:sz w:val="28"/>
-          <w:szCs w:val="28"/>
-          <w14:ligatures w14:val="none"/>
-        </w:rPr>
-      </w:pPr>
-      <w:r>
-        <w:rPr>
-          <w:rFonts w:ascii="Times New Roman" w:eastAsia="Times New Roman" w:hAnsi="Times New Roman" w:cs="Times New Roman"/>
-          <w:kern w:val="0"/>
-          <w:sz w:val="28"/>
-          <w:szCs w:val="28"/>
-          <w14:ligatures w14:val="none"/>
-        </w:rPr>
-        <w:t xml:space="preserve">I </w:t>
-      </w:r>
-      <w:r>
-        <w:rPr>
-          <w:rFonts w:ascii="Times New Roman" w:eastAsia="Times New Roman" w:hAnsi="Times New Roman" w:cs="Times New Roman"/>
-          <w:kern w:val="0"/>
-          <w:sz w:val="28"/>
-          <w:szCs w:val="28"/>
-          <w14:ligatures w14:val="none"/>
-        </w:rPr>
-        <w:t xml:space="preserve">supervise pets and/or children when outside. </w:t>
-      </w:r>
-    </w:p>
-    <w:p>
-      <w:pPr>
-        <w:spacing w:before="100" w:beforeAutospacing="1" w:after="100" w:afterAutospacing="1" w:line="240" w:lineRule="auto"/>
-        <w:rPr>
-          <w:rFonts w:ascii="Times New Roman" w:eastAsia="Times New Roman" w:hAnsi="Times New Roman" w:cs="Times New Roman"/>
-          <w:kern w:val="0"/>
-          <w:sz w:val="28"/>
-          <w:szCs w:val="28"/>
-          <w14:ligatures w14:val="none"/>
-        </w:rPr>
-      </w:pPr>
-    </w:p>
-    <w:p>
-      <w:pPr>
-        <w:numPr>
-          <w:ilvl w:val="0"/>
-          <w:numId w:val="3"/>
-        </w:numPr>
-        <w:spacing w:before="100" w:beforeAutospacing="1" w:after="100" w:afterAutospacing="1" w:line="240" w:lineRule="auto"/>
-        <w:rPr>
-          <w:rFonts w:ascii="Times New Roman" w:eastAsia="Times New Roman" w:hAnsi="Times New Roman" w:cs="Times New Roman"/>
-          <w:kern w:val="0"/>
-          <w:sz w:val="28"/>
-          <w:szCs w:val="28"/>
-          <w14:ligatures w14:val="none"/>
-        </w:rPr>
-      </w:pPr>
-      <w:r>
-        <w:rPr>
-          <w:rFonts w:ascii="Times New Roman" w:eastAsia="Times New Roman" w:hAnsi="Times New Roman" w:cs="Times New Roman"/>
-          <w:b/>
-          <w:bCs/>
-          <w:kern w:val="0"/>
-          <w:sz w:val="28"/>
-          <w:szCs w:val="28"/>
-          <w14:ligatures w14:val="none"/>
-        </w:rPr>
-        <w:lastRenderedPageBreak/>
-        <w:t>After observing birds at your feeder, have you ever taken any conservation-related actions (e.g., talked about it, donated, changed yard practices)?</w:t>
-      </w:r>
-    </w:p>
-    <w:p>
-      <w:pPr>
-        <w:numPr>
-          <w:ilvl w:val="1"/>
-          <w:numId w:val="3"/>
-        </w:numPr>
-        <w:spacing w:before="100" w:beforeAutospacing="1" w:after="100" w:afterAutospacing="1" w:line="240" w:lineRule="auto"/>
-        <w:rPr>
-          <w:rFonts w:ascii="Times New Roman" w:eastAsia="Times New Roman" w:hAnsi="Times New Roman" w:cs="Times New Roman"/>
-          <w:kern w:val="0"/>
-          <w:sz w:val="28"/>
-          <w:szCs w:val="28"/>
-          <w14:ligatures w14:val="none"/>
-        </w:rPr>
-      </w:pPr>
-      <w:r>
-        <w:rPr>
-          <w:rFonts w:ascii="Times New Roman" w:eastAsia="Times New Roman" w:hAnsi="Times New Roman" w:cs="Times New Roman"/>
-          <w:kern w:val="0"/>
-          <w:sz w:val="28"/>
-          <w:szCs w:val="28"/>
-          <w14:ligatures w14:val="none"/>
-        </w:rPr>
-        <w:t xml:space="preserve">Yes → </w:t>
-      </w:r>
-      <w:r>
-        <w:rPr>
-          <w:rFonts w:ascii="Times New Roman" w:eastAsia="Times New Roman" w:hAnsi="Times New Roman" w:cs="Times New Roman"/>
-          <w:i/>
-          <w:iCs/>
-          <w:kern w:val="0"/>
-          <w:sz w:val="28"/>
-          <w:szCs w:val="28"/>
-          <w14:ligatures w14:val="none"/>
-        </w:rPr>
-        <w:t>Please describe:</w:t>
-      </w:r>
-      <w:r>
-        <w:rPr>
-          <w:rFonts w:ascii="Times New Roman" w:eastAsia="Times New Roman" w:hAnsi="Times New Roman" w:cs="Times New Roman"/>
-          <w:kern w:val="0"/>
-          <w:sz w:val="28"/>
-          <w:szCs w:val="28"/>
-          <w14:ligatures w14:val="none"/>
-        </w:rPr>
-        <w:t xml:space="preserve"> _______</w:t>
-      </w:r>
-    </w:p>
-    <w:p>
-      <w:pPr>
-        <w:numPr>
-          <w:ilvl w:val="1"/>
-          <w:numId w:val="3"/>
-        </w:numPr>
-        <w:spacing w:before="100" w:beforeAutospacing="1" w:after="100" w:afterAutospacing="1" w:line="240" w:lineRule="auto"/>
-        <w:rPr>
-          <w:rFonts w:ascii="Times New Roman" w:eastAsia="Times New Roman" w:hAnsi="Times New Roman" w:cs="Times New Roman"/>
-          <w:kern w:val="0"/>
-          <w:sz w:val="28"/>
-          <w:szCs w:val="28"/>
-          <w14:ligatures w14:val="none"/>
-        </w:rPr>
-      </w:pPr>
-      <w:r>
-        <w:rPr>
-          <w:rFonts w:ascii="Times New Roman" w:eastAsia="Times New Roman" w:hAnsi="Times New Roman" w:cs="Times New Roman"/>
-          <w:kern w:val="0"/>
-          <w:sz w:val="28"/>
-          <w:szCs w:val="28"/>
-          <w14:ligatures w14:val="none"/>
-        </w:rPr>
         <w:t>No</w:t>
       </w:r>
     </w:p>
@@ -4551,7 +4323,7 @@
           <w:sz w:val="28"/>
           <w:szCs w:val="28"/>
         </w:rPr>
-        <w:pict w14:anchorId="6B892120">
+        <w:pict w14:anchorId="517EC8FE">
           <v:rect id="_x0000_i1027" alt="" style="width:468pt;height:.05pt;mso-width-percent:0;mso-height-percent:0;mso-width-percent:0;mso-height-percent:0" o:hralign="center" o:hrstd="t" o:hr="t" fillcolor="#a0a0a0" stroked="f"/>
         </w:pict>
       </w:r>
@@ -4777,17 +4549,7 @@
           <w:szCs w:val="28"/>
           <w14:ligatures w14:val="none"/>
         </w:rPr>
-        <w:t>Easy-to-clean, take-apart bird feeder</w:t>
-      </w:r>
-      <w:r>
-        <w:rPr>
-          <w:rFonts w:ascii="Times New Roman" w:eastAsia="Times New Roman" w:hAnsi="Times New Roman" w:cs="Times New Roman"/>
-          <w:kern w:val="0"/>
-          <w:sz w:val="28"/>
-          <w:szCs w:val="28"/>
-          <w14:ligatures w14:val="none"/>
-        </w:rPr>
-        <w:t xml:space="preserve"> designs </w:t>
+        <w:t xml:space="preserve">Easy-to-clean, take-apart bird feeder designs </w:t>
       </w:r>
     </w:p>
     <w:p>
@@ -4866,7 +4628,27 @@
           <w:szCs w:val="28"/>
           <w14:ligatures w14:val="none"/>
         </w:rPr>
-        <w:t xml:space="preserve"> If you answered "Probably willing" or "Definitely willing" to any of the above, approximately how much would you be willing to donate per year to support these efforts?</w:t>
+        <w:t xml:space="preserve"> If you answered</w:t>
+      </w:r>
+      <w:r>
+        <w:rPr>
+          <w:rFonts w:ascii="Times New Roman" w:eastAsia="Times New Roman" w:hAnsi="Times New Roman" w:cs="Times New Roman"/>
+          <w:kern w:val="0"/>
+          <w:sz w:val="28"/>
+          <w:szCs w:val="28"/>
+          <w14:ligatures w14:val="none"/>
+        </w:rPr>
+        <w:t xml:space="preserve">: </w:t>
+      </w:r>
+      <w:r>
+        <w:rPr>
+          <w:rFonts w:ascii="Times New Roman" w:eastAsia="Times New Roman" w:hAnsi="Times New Roman" w:cs="Times New Roman"/>
+          <w:kern w:val="0"/>
+          <w:sz w:val="28"/>
+          <w:szCs w:val="28"/>
+          <w14:ligatures w14:val="none"/>
+        </w:rPr>
+        <w:t>"Probably willing" or "Definitely willing" to any of the above, approximately how much would you be willing to donate per year to support these efforts?</w:t>
       </w:r>
     </w:p>
     <w:p>
@@ -5152,7 +4934,7 @@
           <w:sz w:val="28"/>
           <w:szCs w:val="28"/>
         </w:rPr>
-        <w:pict w14:anchorId="1B7ED53A">
+        <w:pict w14:anchorId="6431AC36">
           <v:rect id="_x0000_i1026" alt="" style="width:468pt;height:.05pt;mso-width-percent:0;mso-height-percent:0;mso-width-percent:0;mso-height-percent:0" o:hralign="center" o:hrstd="t" o:hr="t" fillcolor="#a0a0a0" stroked="f"/>
         </w:pict>
       </w:r>
@@ -5196,396 +4978,594 @@
           <w:szCs w:val="28"/>
           <w14:ligatures w14:val="none"/>
         </w:rPr>
+        <w:t>Section 7: Demographics</w:t>
+      </w:r>
+    </w:p>
+    <w:p>
+      <w:pPr>
+        <w:pStyle w:val="ListParagraph"/>
+        <w:numPr>
+          <w:ilvl w:val="0"/>
+          <w:numId w:val="3"/>
+        </w:numPr>
+        <w:spacing w:before="100" w:beforeAutospacing="1" w:after="100" w:afterAutospacing="1" w:line="240" w:lineRule="auto"/>
+        <w:rPr>
+          <w:rFonts w:ascii="Times New Roman" w:eastAsia="Times New Roman" w:hAnsi="Times New Roman" w:cs="Times New Roman"/>
+          <w:kern w:val="0"/>
+          <w:sz w:val="28"/>
+          <w:szCs w:val="28"/>
+          <w14:ligatures w14:val="none"/>
+        </w:rPr>
+      </w:pPr>
+      <w:r>
+        <w:rPr>
+          <w:rFonts w:ascii="Times New Roman" w:eastAsia="Times New Roman" w:hAnsi="Times New Roman" w:cs="Times New Roman"/>
+          <w:kern w:val="0"/>
+          <w:sz w:val="28"/>
+          <w:szCs w:val="28"/>
+          <w14:ligatures w14:val="none"/>
+        </w:rPr>
+        <w:t>Age: ____</w:t>
+      </w:r>
+    </w:p>
+    <w:p>
+      <w:pPr>
+        <w:numPr>
+          <w:ilvl w:val="0"/>
+          <w:numId w:val="3"/>
+        </w:numPr>
+        <w:spacing w:before="100" w:beforeAutospacing="1" w:after="100" w:afterAutospacing="1" w:line="240" w:lineRule="auto"/>
+        <w:rPr>
+          <w:rFonts w:ascii="Times New Roman" w:eastAsia="Times New Roman" w:hAnsi="Times New Roman" w:cs="Times New Roman"/>
+          <w:kern w:val="0"/>
+          <w:sz w:val="28"/>
+          <w:szCs w:val="28"/>
+          <w14:ligatures w14:val="none"/>
+        </w:rPr>
+      </w:pPr>
+      <w:r>
+        <w:rPr>
+          <w:rFonts w:ascii="Times New Roman" w:eastAsia="Times New Roman" w:hAnsi="Times New Roman" w:cs="Times New Roman"/>
+          <w:kern w:val="0"/>
+          <w:sz w:val="28"/>
+          <w:szCs w:val="28"/>
+          <w14:ligatures w14:val="none"/>
+        </w:rPr>
+        <w:t>Gender: ___</w:t>
+      </w:r>
+    </w:p>
+    <w:p>
+      <w:pPr>
+        <w:numPr>
+          <w:ilvl w:val="0"/>
+          <w:numId w:val="3"/>
+        </w:numPr>
+        <w:spacing w:before="100" w:beforeAutospacing="1" w:after="100" w:afterAutospacing="1" w:line="240" w:lineRule="auto"/>
+        <w:rPr>
+          <w:rFonts w:ascii="Times New Roman" w:eastAsia="Times New Roman" w:hAnsi="Times New Roman" w:cs="Times New Roman"/>
+          <w:kern w:val="0"/>
+          <w:sz w:val="28"/>
+          <w:szCs w:val="28"/>
+          <w14:ligatures w14:val="none"/>
+        </w:rPr>
+      </w:pPr>
+      <w:r>
+        <w:rPr>
+          <w:rFonts w:ascii="Times New Roman" w:eastAsia="Times New Roman" w:hAnsi="Times New Roman" w:cs="Times New Roman"/>
+          <w:kern w:val="0"/>
+          <w:sz w:val="28"/>
+          <w:szCs w:val="28"/>
+          <w14:ligatures w14:val="none"/>
+        </w:rPr>
+        <w:t xml:space="preserve">Income: </w:t>
+      </w:r>
+    </w:p>
+    <w:p>
+      <w:pPr>
+        <w:pStyle w:val="ListParagraph"/>
+        <w:numPr>
+          <w:ilvl w:val="0"/>
+          <w:numId w:val="18"/>
+        </w:numPr>
+        <w:spacing w:before="100" w:beforeAutospacing="1" w:after="100" w:afterAutospacing="1" w:line="240" w:lineRule="auto"/>
+        <w:rPr>
+          <w:rFonts w:ascii="Times New Roman" w:eastAsia="Times New Roman" w:hAnsi="Times New Roman" w:cs="Times New Roman"/>
+          <w:kern w:val="0"/>
+          <w:sz w:val="28"/>
+          <w:szCs w:val="28"/>
+          <w14:ligatures w14:val="none"/>
+        </w:rPr>
+      </w:pPr>
+      <w:r>
+        <w:rPr>
+          <w:rFonts w:ascii="Times New Roman" w:eastAsia="Times New Roman" w:hAnsi="Times New Roman" w:cs="Times New Roman"/>
+          <w:kern w:val="0"/>
+          <w:sz w:val="28"/>
+          <w:szCs w:val="28"/>
+          <w14:ligatures w14:val="none"/>
+        </w:rPr>
+        <w:t xml:space="preserve">Less than $25,000 </w:t>
+      </w:r>
+    </w:p>
+    <w:p>
+      <w:pPr>
+        <w:pStyle w:val="ListParagraph"/>
+        <w:numPr>
+          <w:ilvl w:val="0"/>
+          <w:numId w:val="18"/>
+        </w:numPr>
+        <w:spacing w:before="100" w:beforeAutospacing="1" w:after="100" w:afterAutospacing="1" w:line="240" w:lineRule="auto"/>
+        <w:rPr>
+          <w:rFonts w:ascii="Times New Roman" w:eastAsia="Times New Roman" w:hAnsi="Times New Roman" w:cs="Times New Roman"/>
+          <w:kern w:val="0"/>
+          <w:sz w:val="28"/>
+          <w:szCs w:val="28"/>
+          <w14:ligatures w14:val="none"/>
+        </w:rPr>
+      </w:pPr>
+      <w:r>
+        <w:rPr>
+          <w:rFonts w:ascii="Times New Roman" w:eastAsia="Times New Roman" w:hAnsi="Times New Roman" w:cs="Times New Roman"/>
+          <w:kern w:val="0"/>
+          <w:sz w:val="28"/>
+          <w:szCs w:val="28"/>
+          <w14:ligatures w14:val="none"/>
+        </w:rPr>
+        <w:t xml:space="preserve">$25,000–$49,999 </w:t>
+      </w:r>
+    </w:p>
+    <w:p>
+      <w:pPr>
+        <w:pStyle w:val="ListParagraph"/>
+        <w:numPr>
+          <w:ilvl w:val="0"/>
+          <w:numId w:val="18"/>
+        </w:numPr>
+        <w:spacing w:before="100" w:beforeAutospacing="1" w:after="100" w:afterAutospacing="1" w:line="240" w:lineRule="auto"/>
+        <w:rPr>
+          <w:rFonts w:ascii="Times New Roman" w:eastAsia="Times New Roman" w:hAnsi="Times New Roman" w:cs="Times New Roman"/>
+          <w:kern w:val="0"/>
+          <w:sz w:val="28"/>
+          <w:szCs w:val="28"/>
+          <w14:ligatures w14:val="none"/>
+        </w:rPr>
+      </w:pPr>
+      <w:r>
+        <w:rPr>
+          <w:rFonts w:ascii="Times New Roman" w:eastAsia="Times New Roman" w:hAnsi="Times New Roman" w:cs="Times New Roman"/>
+          <w:kern w:val="0"/>
+          <w:sz w:val="28"/>
+          <w:szCs w:val="28"/>
+          <w14:ligatures w14:val="none"/>
+        </w:rPr>
+        <w:t xml:space="preserve">$50,000–$74,999 </w:t>
+      </w:r>
+    </w:p>
+    <w:p>
+      <w:pPr>
+        <w:pStyle w:val="ListParagraph"/>
+        <w:numPr>
+          <w:ilvl w:val="0"/>
+          <w:numId w:val="18"/>
+        </w:numPr>
+        <w:spacing w:before="100" w:beforeAutospacing="1" w:after="100" w:afterAutospacing="1" w:line="240" w:lineRule="auto"/>
+        <w:rPr>
+          <w:rFonts w:ascii="Times New Roman" w:eastAsia="Times New Roman" w:hAnsi="Times New Roman" w:cs="Times New Roman"/>
+          <w:kern w:val="0"/>
+          <w:sz w:val="28"/>
+          <w:szCs w:val="28"/>
+          <w14:ligatures w14:val="none"/>
+        </w:rPr>
+      </w:pPr>
+      <w:r>
+        <w:rPr>
+          <w:rFonts w:ascii="Times New Roman" w:eastAsia="Times New Roman" w:hAnsi="Times New Roman" w:cs="Times New Roman"/>
+          <w:kern w:val="0"/>
+          <w:sz w:val="28"/>
+          <w:szCs w:val="28"/>
+          <w14:ligatures w14:val="none"/>
+        </w:rPr>
+        <w:t xml:space="preserve">$75,000–$99,999 </w:t>
+      </w:r>
+    </w:p>
+    <w:p>
+      <w:pPr>
+        <w:pStyle w:val="ListParagraph"/>
+        <w:numPr>
+          <w:ilvl w:val="0"/>
+          <w:numId w:val="18"/>
+        </w:numPr>
+        <w:spacing w:before="100" w:beforeAutospacing="1" w:after="100" w:afterAutospacing="1" w:line="240" w:lineRule="auto"/>
+        <w:rPr>
+          <w:rFonts w:ascii="Times New Roman" w:eastAsia="Times New Roman" w:hAnsi="Times New Roman" w:cs="Times New Roman"/>
+          <w:kern w:val="0"/>
+          <w:sz w:val="28"/>
+          <w:szCs w:val="28"/>
+          <w14:ligatures w14:val="none"/>
+        </w:rPr>
+      </w:pPr>
+      <w:r>
+        <w:rPr>
+          <w:rFonts w:ascii="Times New Roman" w:eastAsia="Times New Roman" w:hAnsi="Times New Roman" w:cs="Times New Roman"/>
+          <w:kern w:val="0"/>
+          <w:sz w:val="28"/>
+          <w:szCs w:val="28"/>
+          <w14:ligatures w14:val="none"/>
+        </w:rPr>
+        <w:t xml:space="preserve">$100,000–$149,999 </w:t>
+      </w:r>
+    </w:p>
+    <w:p>
+      <w:pPr>
+        <w:pStyle w:val="ListParagraph"/>
+        <w:numPr>
+          <w:ilvl w:val="0"/>
+          <w:numId w:val="18"/>
+        </w:numPr>
+        <w:spacing w:before="100" w:beforeAutospacing="1" w:after="100" w:afterAutospacing="1" w:line="240" w:lineRule="auto"/>
+        <w:rPr>
+          <w:rFonts w:ascii="Times New Roman" w:eastAsia="Times New Roman" w:hAnsi="Times New Roman" w:cs="Times New Roman"/>
+          <w:kern w:val="0"/>
+          <w:sz w:val="28"/>
+          <w:szCs w:val="28"/>
+          <w14:ligatures w14:val="none"/>
+        </w:rPr>
+      </w:pPr>
+      <w:r>
+        <w:rPr>
+          <w:rFonts w:ascii="Times New Roman" w:eastAsia="Times New Roman" w:hAnsi="Times New Roman" w:cs="Times New Roman"/>
+          <w:kern w:val="0"/>
+          <w:sz w:val="28"/>
+          <w:szCs w:val="28"/>
+          <w14:ligatures w14:val="none"/>
+        </w:rPr>
+        <w:t xml:space="preserve">$150,000 or more </w:t>
+      </w:r>
+    </w:p>
+    <w:p>
+      <w:pPr>
+        <w:pStyle w:val="ListParagraph"/>
+        <w:numPr>
+          <w:ilvl w:val="0"/>
+          <w:numId w:val="18"/>
+        </w:numPr>
+        <w:spacing w:before="100" w:beforeAutospacing="1" w:after="100" w:afterAutospacing="1" w:line="240" w:lineRule="auto"/>
+        <w:rPr>
+          <w:rFonts w:ascii="Times New Roman" w:eastAsia="Times New Roman" w:hAnsi="Times New Roman" w:cs="Times New Roman"/>
+          <w:kern w:val="0"/>
+          <w:sz w:val="28"/>
+          <w:szCs w:val="28"/>
+          <w14:ligatures w14:val="none"/>
+        </w:rPr>
+      </w:pPr>
+      <w:r>
+        <w:rPr>
+          <w:rFonts w:ascii="Times New Roman" w:eastAsia="Times New Roman" w:hAnsi="Times New Roman" w:cs="Times New Roman"/>
+          <w:kern w:val="0"/>
+          <w:sz w:val="28"/>
+          <w:szCs w:val="28"/>
+          <w14:ligatures w14:val="none"/>
+        </w:rPr>
+        <w:t>Prefer not to say</w:t>
+      </w:r>
+    </w:p>
+    <w:p>
+      <w:pPr>
+        <w:numPr>
+          <w:ilvl w:val="0"/>
+          <w:numId w:val="17"/>
+        </w:numPr>
+        <w:spacing w:before="100" w:beforeAutospacing="1" w:after="100" w:afterAutospacing="1" w:line="240" w:lineRule="auto"/>
+        <w:rPr>
+          <w:rFonts w:ascii="Times New Roman" w:eastAsia="Times New Roman" w:hAnsi="Times New Roman" w:cs="Times New Roman"/>
+          <w:kern w:val="0"/>
+          <w:sz w:val="28"/>
+          <w:szCs w:val="28"/>
+          <w14:ligatures w14:val="none"/>
+        </w:rPr>
+      </w:pPr>
+      <w:r>
+        <w:rPr>
+          <w:rFonts w:ascii="Times New Roman" w:eastAsia="Times New Roman" w:hAnsi="Times New Roman" w:cs="Times New Roman"/>
+          <w:kern w:val="0"/>
+          <w:sz w:val="28"/>
+          <w:szCs w:val="28"/>
+          <w14:ligatures w14:val="none"/>
+        </w:rPr>
+        <w:t>Education level: _____</w:t>
+      </w:r>
+    </w:p>
+    <w:p>
+      <w:pPr>
+        <w:numPr>
+          <w:ilvl w:val="0"/>
+          <w:numId w:val="17"/>
+        </w:numPr>
+        <w:spacing w:before="100" w:beforeAutospacing="1" w:after="100" w:afterAutospacing="1" w:line="240" w:lineRule="auto"/>
+        <w:rPr>
+          <w:rFonts w:ascii="Times New Roman" w:eastAsia="Times New Roman" w:hAnsi="Times New Roman" w:cs="Times New Roman"/>
+          <w:kern w:val="0"/>
+          <w:sz w:val="28"/>
+          <w:szCs w:val="28"/>
+          <w14:ligatures w14:val="none"/>
+        </w:rPr>
+      </w:pPr>
+      <w:r>
+        <w:rPr>
+          <w:rFonts w:ascii="Times New Roman" w:eastAsia="Times New Roman" w:hAnsi="Times New Roman" w:cs="Times New Roman"/>
+          <w:kern w:val="0"/>
+          <w:sz w:val="28"/>
+          <w:szCs w:val="28"/>
+          <w14:ligatures w14:val="none"/>
+        </w:rPr>
+        <w:t xml:space="preserve">Number of children </w:t>
+      </w:r>
+      <w:r>
+        <w:rPr>
+          <w:rFonts w:ascii="Times New Roman" w:eastAsia="Times New Roman" w:hAnsi="Times New Roman" w:cs="Times New Roman"/>
+          <w:kern w:val="0"/>
+          <w:sz w:val="28"/>
+          <w:szCs w:val="28"/>
+          <w14:ligatures w14:val="none"/>
+        </w:rPr>
+        <w:t>in current household: ____</w:t>
+      </w:r>
+    </w:p>
+    <w:p>
+      <w:pPr>
+        <w:numPr>
+          <w:ilvl w:val="0"/>
+          <w:numId w:val="17"/>
+        </w:numPr>
+        <w:spacing w:before="100" w:beforeAutospacing="1" w:after="100" w:afterAutospacing="1" w:line="240" w:lineRule="auto"/>
+        <w:rPr>
+          <w:rFonts w:ascii="Times New Roman" w:eastAsia="Times New Roman" w:hAnsi="Times New Roman" w:cs="Times New Roman"/>
+          <w:kern w:val="0"/>
+          <w:sz w:val="28"/>
+          <w:szCs w:val="28"/>
+          <w14:ligatures w14:val="none"/>
+        </w:rPr>
+      </w:pPr>
+      <w:r>
+        <w:rPr>
+          <w:rFonts w:ascii="Times New Roman" w:eastAsia="Times New Roman" w:hAnsi="Times New Roman" w:cs="Times New Roman"/>
+          <w:kern w:val="0"/>
+          <w:sz w:val="28"/>
+          <w:szCs w:val="28"/>
+          <w14:ligatures w14:val="none"/>
+        </w:rPr>
+        <w:t xml:space="preserve">Number of pets </w:t>
+      </w:r>
+      <w:r>
+        <w:rPr>
+          <w:rFonts w:ascii="Times New Roman" w:eastAsia="Times New Roman" w:hAnsi="Times New Roman" w:cs="Times New Roman"/>
+          <w:kern w:val="0"/>
+          <w:sz w:val="28"/>
+          <w:szCs w:val="28"/>
+          <w14:ligatures w14:val="none"/>
+        </w:rPr>
+        <w:t>in current household: ____</w:t>
+      </w:r>
+    </w:p>
+    <w:p>
+      <w:pPr>
+        <w:numPr>
+          <w:ilvl w:val="0"/>
+          <w:numId w:val="17"/>
+        </w:numPr>
+        <w:spacing w:before="100" w:beforeAutospacing="1" w:after="100" w:afterAutospacing="1" w:line="240" w:lineRule="auto"/>
+        <w:rPr>
+          <w:rFonts w:ascii="Times New Roman" w:eastAsia="Times New Roman" w:hAnsi="Times New Roman" w:cs="Times New Roman"/>
+          <w:kern w:val="0"/>
+          <w:sz w:val="28"/>
+          <w:szCs w:val="28"/>
+          <w14:ligatures w14:val="none"/>
+        </w:rPr>
+      </w:pPr>
+      <w:r>
+        <w:rPr>
+          <w:rFonts w:ascii="Times New Roman" w:eastAsia="Times New Roman" w:hAnsi="Times New Roman" w:cs="Times New Roman"/>
+          <w:kern w:val="0"/>
+          <w:sz w:val="28"/>
+          <w:szCs w:val="28"/>
+          <w14:ligatures w14:val="none"/>
+        </w:rPr>
+        <w:t>Length of time at current residence: _____</w:t>
+      </w:r>
+    </w:p>
+    <w:p>
+      <w:pPr>
+        <w:numPr>
+          <w:ilvl w:val="0"/>
+          <w:numId w:val="17"/>
+        </w:numPr>
+        <w:spacing w:before="100" w:beforeAutospacing="1" w:after="100" w:afterAutospacing="1" w:line="240" w:lineRule="auto"/>
+        <w:rPr>
+          <w:rFonts w:ascii="Times New Roman" w:eastAsia="Times New Roman" w:hAnsi="Times New Roman" w:cs="Times New Roman"/>
+          <w:kern w:val="0"/>
+          <w:sz w:val="28"/>
+          <w:szCs w:val="28"/>
+          <w14:ligatures w14:val="none"/>
+        </w:rPr>
+      </w:pPr>
+      <w:r>
+        <w:rPr>
+          <w:rFonts w:ascii="Times New Roman" w:eastAsia="Times New Roman" w:hAnsi="Times New Roman" w:cs="Times New Roman"/>
+          <w:kern w:val="0"/>
+          <w:sz w:val="28"/>
+          <w:szCs w:val="28"/>
+          <w14:ligatures w14:val="none"/>
+        </w:rPr>
+        <w:t>Acreage of property: ___</w:t>
+      </w:r>
+    </w:p>
+    <w:p>
+      <w:pPr>
+        <w:numPr>
+          <w:ilvl w:val="0"/>
+          <w:numId w:val="17"/>
+        </w:numPr>
+        <w:spacing w:before="100" w:beforeAutospacing="1" w:after="100" w:afterAutospacing="1" w:line="240" w:lineRule="auto"/>
+        <w:rPr>
+          <w:rFonts w:ascii="Times New Roman" w:eastAsia="Times New Roman" w:hAnsi="Times New Roman" w:cs="Times New Roman"/>
+          <w:kern w:val="0"/>
+          <w:sz w:val="28"/>
+          <w:szCs w:val="28"/>
+          <w14:ligatures w14:val="none"/>
+        </w:rPr>
+      </w:pPr>
+      <w:r>
+        <w:rPr>
+          <w:rFonts w:ascii="Times New Roman" w:eastAsia="Times New Roman" w:hAnsi="Times New Roman" w:cs="Times New Roman"/>
+          <w:kern w:val="0"/>
+          <w:sz w:val="28"/>
+          <w:szCs w:val="28"/>
+          <w14:ligatures w14:val="none"/>
+        </w:rPr>
+        <w:t>Residential Area/Postal code: _____</w:t>
+      </w:r>
+    </w:p>
+    <w:p>
+      <w:pPr>
+        <w:spacing w:before="100" w:beforeAutospacing="1" w:after="100" w:afterAutospacing="1" w:line="240" w:lineRule="auto"/>
+        <w:rPr>
+          <w:rFonts w:ascii="Times New Roman" w:eastAsia="Times New Roman" w:hAnsi="Times New Roman" w:cs="Times New Roman"/>
+          <w:kern w:val="0"/>
+          <w:sz w:val="28"/>
+          <w:szCs w:val="28"/>
+          <w14:ligatures w14:val="none"/>
+        </w:rPr>
+      </w:pPr>
+    </w:p>
+    <w:p>
+      <w:pPr>
+        <w:spacing w:before="100" w:beforeAutospacing="1" w:after="100" w:afterAutospacing="1" w:line="240" w:lineRule="auto"/>
+        <w:rPr>
+          <w:rFonts w:ascii="Times New Roman" w:eastAsia="Times New Roman" w:hAnsi="Times New Roman" w:cs="Times New Roman"/>
+          <w:kern w:val="0"/>
+          <w:sz w:val="28"/>
+          <w:szCs w:val="28"/>
+          <w14:ligatures w14:val="none"/>
+        </w:rPr>
+      </w:pPr>
+    </w:p>
+    <w:p>
+      <w:pPr>
+        <w:spacing w:before="100" w:beforeAutospacing="1" w:after="100" w:afterAutospacing="1" w:line="240" w:lineRule="auto"/>
+        <w:rPr>
+          <w:rFonts w:ascii="Times New Roman" w:eastAsia="Times New Roman" w:hAnsi="Times New Roman" w:cs="Times New Roman"/>
+          <w:kern w:val="0"/>
+          <w:sz w:val="28"/>
+          <w:szCs w:val="28"/>
+          <w14:ligatures w14:val="none"/>
+        </w:rPr>
+      </w:pPr>
+    </w:p>
+    <w:p>
+      <w:pPr>
+        <w:spacing w:before="100" w:beforeAutospacing="1" w:after="100" w:afterAutospacing="1" w:line="240" w:lineRule="auto"/>
+        <w:rPr>
+          <w:rFonts w:ascii="Times New Roman" w:eastAsia="Times New Roman" w:hAnsi="Times New Roman" w:cs="Times New Roman"/>
+          <w:kern w:val="0"/>
+          <w:sz w:val="28"/>
+          <w:szCs w:val="28"/>
+          <w14:ligatures w14:val="none"/>
+        </w:rPr>
+      </w:pPr>
+    </w:p>
+    <w:p>
+      <w:pPr>
+        <w:spacing w:before="100" w:beforeAutospacing="1" w:after="100" w:afterAutospacing="1" w:line="240" w:lineRule="auto"/>
+        <w:rPr>
+          <w:rFonts w:ascii="Times New Roman" w:eastAsia="Times New Roman" w:hAnsi="Times New Roman" w:cs="Times New Roman"/>
+          <w:kern w:val="0"/>
+          <w:sz w:val="28"/>
+          <w:szCs w:val="28"/>
+          <w14:ligatures w14:val="none"/>
+        </w:rPr>
+      </w:pPr>
+    </w:p>
+    <w:p>
+      <w:pPr>
+        <w:spacing w:before="100" w:beforeAutospacing="1" w:after="100" w:afterAutospacing="1" w:line="240" w:lineRule="auto"/>
+        <w:rPr>
+          <w:rFonts w:ascii="Times New Roman" w:eastAsia="Times New Roman" w:hAnsi="Times New Roman" w:cs="Times New Roman"/>
+          <w:kern w:val="0"/>
+          <w:sz w:val="28"/>
+          <w:szCs w:val="28"/>
+          <w14:ligatures w14:val="none"/>
+        </w:rPr>
+      </w:pPr>
+    </w:p>
+    <w:p>
+      <w:pPr>
+        <w:spacing w:before="100" w:beforeAutospacing="1" w:after="100" w:afterAutospacing="1" w:line="240" w:lineRule="auto"/>
+        <w:rPr>
+          <w:rFonts w:ascii="Times New Roman" w:eastAsia="Times New Roman" w:hAnsi="Times New Roman" w:cs="Times New Roman"/>
+          <w:kern w:val="0"/>
+          <w:sz w:val="28"/>
+          <w:szCs w:val="28"/>
+          <w14:ligatures w14:val="none"/>
+        </w:rPr>
+      </w:pPr>
+    </w:p>
+    <w:p>
+      <w:pPr>
+        <w:spacing w:before="100" w:beforeAutospacing="1" w:after="100" w:afterAutospacing="1" w:line="240" w:lineRule="auto"/>
+        <w:rPr>
+          <w:rFonts w:ascii="Times New Roman" w:eastAsia="Times New Roman" w:hAnsi="Times New Roman" w:cs="Times New Roman"/>
+          <w:kern w:val="0"/>
+          <w:sz w:val="28"/>
+          <w:szCs w:val="28"/>
+          <w14:ligatures w14:val="none"/>
+        </w:rPr>
+      </w:pPr>
+    </w:p>
+    <w:p>
+      <w:pPr>
+        <w:spacing w:before="100" w:beforeAutospacing="1" w:after="100" w:afterAutospacing="1" w:line="240" w:lineRule="auto"/>
+        <w:rPr>
+          <w:rFonts w:ascii="Times New Roman" w:eastAsia="Times New Roman" w:hAnsi="Times New Roman" w:cs="Times New Roman"/>
+          <w:kern w:val="0"/>
+          <w:sz w:val="28"/>
+          <w:szCs w:val="28"/>
+          <w14:ligatures w14:val="none"/>
+        </w:rPr>
+      </w:pPr>
+    </w:p>
+    <w:p>
+      <w:pPr>
+        <w:spacing w:before="100" w:beforeAutospacing="1" w:after="100" w:afterAutospacing="1" w:line="240" w:lineRule="auto"/>
+        <w:rPr>
+          <w:rFonts w:ascii="Times New Roman" w:eastAsia="Times New Roman" w:hAnsi="Times New Roman" w:cs="Times New Roman"/>
+          <w:kern w:val="0"/>
+          <w:sz w:val="28"/>
+          <w:szCs w:val="28"/>
+          <w14:ligatures w14:val="none"/>
+        </w:rPr>
+      </w:pPr>
+    </w:p>
+    <w:p>
+      <w:pPr>
+        <w:spacing w:after="0" w:line="240" w:lineRule="auto"/>
+        <w:rPr>
+          <w:rFonts w:ascii="Times New Roman" w:eastAsia="Times New Roman" w:hAnsi="Times New Roman" w:cs="Times New Roman"/>
+          <w:kern w:val="0"/>
+          <w:sz w:val="28"/>
+          <w:szCs w:val="28"/>
+          <w14:ligatures w14:val="none"/>
+        </w:rPr>
+      </w:pPr>
+      <w:r>
+        <w:rPr>
+          <w:rFonts w:ascii="Times New Roman" w:eastAsia="Times New Roman" w:hAnsi="Times New Roman" w:cs="Times New Roman"/>
+          <w:noProof/>
+          <w:kern w:val="0"/>
+          <w:sz w:val="28"/>
+          <w:szCs w:val="28"/>
+        </w:rPr>
         <w:lastRenderedPageBreak/>
-        <w:t>Section 7: Demographics</w:t>
-      </w:r>
-    </w:p>
-    <w:p>
-      <w:pPr>
-        <w:numPr>
-          <w:ilvl w:val="0"/>
-          <w:numId w:val="7"/>
-        </w:numPr>
-        <w:spacing w:before="100" w:beforeAutospacing="1" w:after="100" w:afterAutospacing="1" w:line="240" w:lineRule="auto"/>
-        <w:rPr>
-          <w:rFonts w:ascii="Times New Roman" w:eastAsia="Times New Roman" w:hAnsi="Times New Roman" w:cs="Times New Roman"/>
-          <w:kern w:val="0"/>
-          <w:sz w:val="28"/>
-          <w:szCs w:val="28"/>
-          <w14:ligatures w14:val="none"/>
-        </w:rPr>
-      </w:pPr>
-      <w:r>
-        <w:rPr>
-          <w:rFonts w:ascii="Times New Roman" w:eastAsia="Times New Roman" w:hAnsi="Times New Roman" w:cs="Times New Roman"/>
-          <w:kern w:val="0"/>
-          <w:sz w:val="28"/>
-          <w:szCs w:val="28"/>
-          <w14:ligatures w14:val="none"/>
-        </w:rPr>
-        <w:t>Age: ____</w:t>
-      </w:r>
-    </w:p>
-    <w:p>
-      <w:pPr>
-        <w:numPr>
-          <w:ilvl w:val="0"/>
-          <w:numId w:val="7"/>
-        </w:numPr>
-        <w:spacing w:before="100" w:beforeAutospacing="1" w:after="100" w:afterAutospacing="1" w:line="240" w:lineRule="auto"/>
-        <w:rPr>
-          <w:rFonts w:ascii="Times New Roman" w:eastAsia="Times New Roman" w:hAnsi="Times New Roman" w:cs="Times New Roman"/>
-          <w:kern w:val="0"/>
-          <w:sz w:val="28"/>
-          <w:szCs w:val="28"/>
-          <w14:ligatures w14:val="none"/>
-        </w:rPr>
-      </w:pPr>
-      <w:r>
-        <w:rPr>
-          <w:rFonts w:ascii="Times New Roman" w:eastAsia="Times New Roman" w:hAnsi="Times New Roman" w:cs="Times New Roman"/>
-          <w:kern w:val="0"/>
-          <w:sz w:val="28"/>
-          <w:szCs w:val="28"/>
-          <w14:ligatures w14:val="none"/>
-        </w:rPr>
-        <w:t>Gender: ___</w:t>
-      </w:r>
-    </w:p>
-    <w:p>
-      <w:pPr>
-        <w:numPr>
-          <w:ilvl w:val="0"/>
-          <w:numId w:val="7"/>
-        </w:numPr>
-        <w:spacing w:before="100" w:beforeAutospacing="1" w:after="100" w:afterAutospacing="1" w:line="240" w:lineRule="auto"/>
-        <w:rPr>
-          <w:rFonts w:ascii="Times New Roman" w:eastAsia="Times New Roman" w:hAnsi="Times New Roman" w:cs="Times New Roman"/>
-          <w:kern w:val="0"/>
-          <w:sz w:val="28"/>
-          <w:szCs w:val="28"/>
-          <w14:ligatures w14:val="none"/>
-        </w:rPr>
-      </w:pPr>
-      <w:r>
-        <w:rPr>
-          <w:rFonts w:ascii="Times New Roman" w:eastAsia="Times New Roman" w:hAnsi="Times New Roman" w:cs="Times New Roman"/>
-          <w:kern w:val="0"/>
-          <w:sz w:val="28"/>
-          <w:szCs w:val="28"/>
-          <w14:ligatures w14:val="none"/>
-        </w:rPr>
-        <w:t xml:space="preserve">Income: ___ </w:t>
-      </w:r>
-    </w:p>
-    <w:p>
-      <w:pPr>
-        <w:numPr>
-          <w:ilvl w:val="0"/>
-          <w:numId w:val="7"/>
-        </w:numPr>
-        <w:spacing w:before="100" w:beforeAutospacing="1" w:after="100" w:afterAutospacing="1" w:line="240" w:lineRule="auto"/>
-        <w:rPr>
-          <w:rFonts w:ascii="Times New Roman" w:eastAsia="Times New Roman" w:hAnsi="Times New Roman" w:cs="Times New Roman"/>
-          <w:kern w:val="0"/>
-          <w:sz w:val="28"/>
-          <w:szCs w:val="28"/>
-          <w14:ligatures w14:val="none"/>
-        </w:rPr>
-      </w:pPr>
-      <w:r>
-        <w:rPr>
-          <w:rFonts w:ascii="Times New Roman" w:eastAsia="Times New Roman" w:hAnsi="Times New Roman" w:cs="Times New Roman"/>
-          <w:kern w:val="0"/>
-          <w:sz w:val="28"/>
-          <w:szCs w:val="28"/>
-          <w14:ligatures w14:val="none"/>
-        </w:rPr>
-        <w:t>Education level: _____</w:t>
-      </w:r>
-    </w:p>
-    <w:p>
-      <w:pPr>
-        <w:numPr>
-          <w:ilvl w:val="0"/>
-          <w:numId w:val="7"/>
-        </w:numPr>
-        <w:spacing w:before="100" w:beforeAutospacing="1" w:after="100" w:afterAutospacing="1" w:line="240" w:lineRule="auto"/>
-        <w:rPr>
-          <w:rFonts w:ascii="Times New Roman" w:eastAsia="Times New Roman" w:hAnsi="Times New Roman" w:cs="Times New Roman"/>
-          <w:kern w:val="0"/>
-          <w:sz w:val="28"/>
-          <w:szCs w:val="28"/>
-          <w14:ligatures w14:val="none"/>
-        </w:rPr>
-      </w:pPr>
-      <w:r>
-        <w:rPr>
-          <w:rFonts w:ascii="Times New Roman" w:eastAsia="Times New Roman" w:hAnsi="Times New Roman" w:cs="Times New Roman"/>
-          <w:kern w:val="0"/>
-          <w:sz w:val="28"/>
-          <w:szCs w:val="28"/>
-          <w14:ligatures w14:val="none"/>
-        </w:rPr>
-        <w:t xml:space="preserve">Number of </w:t>
-      </w:r>
-      <w:r>
-        <w:rPr>
-          <w:rFonts w:ascii="Times New Roman" w:eastAsia="Times New Roman" w:hAnsi="Times New Roman" w:cs="Times New Roman"/>
-          <w:kern w:val="0"/>
-          <w:sz w:val="28"/>
-          <w:szCs w:val="28"/>
-          <w14:ligatures w14:val="none"/>
-        </w:rPr>
-        <w:t xml:space="preserve">children </w:t>
-      </w:r>
-      <w:r>
-        <w:rPr>
-          <w:rFonts w:ascii="Times New Roman" w:eastAsia="Times New Roman" w:hAnsi="Times New Roman" w:cs="Times New Roman"/>
-          <w:kern w:val="0"/>
-          <w:sz w:val="28"/>
-          <w:szCs w:val="28"/>
-          <w14:ligatures w14:val="none"/>
-        </w:rPr>
-        <w:t>in current household: ____</w:t>
-      </w:r>
-    </w:p>
-    <w:p>
-      <w:pPr>
-        <w:numPr>
-          <w:ilvl w:val="0"/>
-          <w:numId w:val="7"/>
-        </w:numPr>
-        <w:spacing w:before="100" w:beforeAutospacing="1" w:after="100" w:afterAutospacing="1" w:line="240" w:lineRule="auto"/>
-        <w:rPr>
-          <w:rFonts w:ascii="Times New Roman" w:eastAsia="Times New Roman" w:hAnsi="Times New Roman" w:cs="Times New Roman"/>
-          <w:kern w:val="0"/>
-          <w:sz w:val="28"/>
-          <w:szCs w:val="28"/>
-          <w14:ligatures w14:val="none"/>
-        </w:rPr>
-      </w:pPr>
-      <w:r>
-        <w:rPr>
-          <w:rFonts w:ascii="Times New Roman" w:eastAsia="Times New Roman" w:hAnsi="Times New Roman" w:cs="Times New Roman"/>
-          <w:kern w:val="0"/>
-          <w:sz w:val="28"/>
-          <w:szCs w:val="28"/>
-          <w14:ligatures w14:val="none"/>
-        </w:rPr>
-        <w:t xml:space="preserve">Number of </w:t>
-      </w:r>
-      <w:r>
-        <w:rPr>
-          <w:rFonts w:ascii="Times New Roman" w:eastAsia="Times New Roman" w:hAnsi="Times New Roman" w:cs="Times New Roman"/>
-          <w:kern w:val="0"/>
-          <w:sz w:val="28"/>
-          <w:szCs w:val="28"/>
-          <w14:ligatures w14:val="none"/>
-        </w:rPr>
-        <w:t>pets</w:t>
-      </w:r>
-      <w:r>
-        <w:rPr>
-          <w:rFonts w:ascii="Times New Roman" w:eastAsia="Times New Roman" w:hAnsi="Times New Roman" w:cs="Times New Roman"/>
-          <w:kern w:val="0"/>
-          <w:sz w:val="28"/>
-          <w:szCs w:val="28"/>
-          <w14:ligatures w14:val="none"/>
-        </w:rPr>
-        <w:t xml:space="preserve"> </w:t>
-      </w:r>
-      <w:r>
-        <w:rPr>
-          <w:rFonts w:ascii="Times New Roman" w:eastAsia="Times New Roman" w:hAnsi="Times New Roman" w:cs="Times New Roman"/>
-          <w:kern w:val="0"/>
-          <w:sz w:val="28"/>
-          <w:szCs w:val="28"/>
-          <w14:ligatures w14:val="none"/>
-        </w:rPr>
-        <w:t>in current household: ____</w:t>
-      </w:r>
-    </w:p>
-    <w:p>
-      <w:pPr>
-        <w:numPr>
-          <w:ilvl w:val="0"/>
-          <w:numId w:val="7"/>
-        </w:numPr>
-        <w:spacing w:before="100" w:beforeAutospacing="1" w:after="100" w:afterAutospacing="1" w:line="240" w:lineRule="auto"/>
-        <w:rPr>
-          <w:rFonts w:ascii="Times New Roman" w:eastAsia="Times New Roman" w:hAnsi="Times New Roman" w:cs="Times New Roman"/>
-          <w:kern w:val="0"/>
-          <w:sz w:val="28"/>
-          <w:szCs w:val="28"/>
-          <w14:ligatures w14:val="none"/>
-        </w:rPr>
-      </w:pPr>
-      <w:r>
-        <w:rPr>
-          <w:rFonts w:ascii="Times New Roman" w:eastAsia="Times New Roman" w:hAnsi="Times New Roman" w:cs="Times New Roman"/>
-          <w:kern w:val="0"/>
-          <w:sz w:val="28"/>
-          <w:szCs w:val="28"/>
-          <w14:ligatures w14:val="none"/>
-        </w:rPr>
-        <w:t>Length of time at current residence: _____</w:t>
-      </w:r>
-    </w:p>
-    <w:p>
-      <w:pPr>
-        <w:numPr>
-          <w:ilvl w:val="0"/>
-          <w:numId w:val="7"/>
-        </w:numPr>
-        <w:spacing w:before="100" w:beforeAutospacing="1" w:after="100" w:afterAutospacing="1" w:line="240" w:lineRule="auto"/>
-        <w:rPr>
-          <w:rFonts w:ascii="Times New Roman" w:eastAsia="Times New Roman" w:hAnsi="Times New Roman" w:cs="Times New Roman"/>
-          <w:kern w:val="0"/>
-          <w:sz w:val="28"/>
-          <w:szCs w:val="28"/>
-          <w14:ligatures w14:val="none"/>
-        </w:rPr>
-      </w:pPr>
-      <w:r>
-        <w:rPr>
-          <w:rFonts w:ascii="Times New Roman" w:eastAsia="Times New Roman" w:hAnsi="Times New Roman" w:cs="Times New Roman"/>
-          <w:kern w:val="0"/>
-          <w:sz w:val="28"/>
-          <w:szCs w:val="28"/>
-          <w14:ligatures w14:val="none"/>
-        </w:rPr>
-        <w:t>Acreage of property: ___</w:t>
-      </w:r>
-    </w:p>
-    <w:p>
-      <w:pPr>
-        <w:numPr>
-          <w:ilvl w:val="0"/>
-          <w:numId w:val="7"/>
-        </w:numPr>
-        <w:spacing w:before="100" w:beforeAutospacing="1" w:after="100" w:afterAutospacing="1" w:line="240" w:lineRule="auto"/>
-        <w:rPr>
-          <w:rFonts w:ascii="Times New Roman" w:eastAsia="Times New Roman" w:hAnsi="Times New Roman" w:cs="Times New Roman"/>
-          <w:kern w:val="0"/>
-          <w:sz w:val="28"/>
-          <w:szCs w:val="28"/>
-          <w14:ligatures w14:val="none"/>
-        </w:rPr>
-      </w:pPr>
-      <w:r>
-        <w:rPr>
-          <w:rFonts w:ascii="Times New Roman" w:eastAsia="Times New Roman" w:hAnsi="Times New Roman" w:cs="Times New Roman"/>
-          <w:kern w:val="0"/>
-          <w:sz w:val="28"/>
-          <w:szCs w:val="28"/>
-          <w14:ligatures w14:val="none"/>
-        </w:rPr>
-        <w:t>Residential Area/</w:t>
-      </w:r>
-      <w:r>
-        <w:rPr>
-          <w:rFonts w:ascii="Times New Roman" w:eastAsia="Times New Roman" w:hAnsi="Times New Roman" w:cs="Times New Roman"/>
-          <w:kern w:val="0"/>
-          <w:sz w:val="28"/>
-          <w:szCs w:val="28"/>
-          <w14:ligatures w14:val="none"/>
-        </w:rPr>
-        <w:t>Postal code: _____</w:t>
-      </w:r>
-    </w:p>
-    <w:p>
-      <w:pPr>
-        <w:spacing w:before="100" w:beforeAutospacing="1" w:after="100" w:afterAutospacing="1" w:line="240" w:lineRule="auto"/>
-        <w:rPr>
-          <w:rFonts w:ascii="Times New Roman" w:eastAsia="Times New Roman" w:hAnsi="Times New Roman" w:cs="Times New Roman"/>
-          <w:kern w:val="0"/>
-          <w:sz w:val="28"/>
-          <w:szCs w:val="28"/>
-          <w14:ligatures w14:val="none"/>
-        </w:rPr>
-      </w:pPr>
-    </w:p>
-    <w:p>
-      <w:pPr>
-        <w:spacing w:before="100" w:beforeAutospacing="1" w:after="100" w:afterAutospacing="1" w:line="240" w:lineRule="auto"/>
-        <w:rPr>
-          <w:rFonts w:ascii="Times New Roman" w:eastAsia="Times New Roman" w:hAnsi="Times New Roman" w:cs="Times New Roman"/>
-          <w:kern w:val="0"/>
-          <w:sz w:val="28"/>
-          <w:szCs w:val="28"/>
-          <w14:ligatures w14:val="none"/>
-        </w:rPr>
-      </w:pPr>
-    </w:p>
-    <w:p>
-      <w:pPr>
-        <w:spacing w:before="100" w:beforeAutospacing="1" w:after="100" w:afterAutospacing="1" w:line="240" w:lineRule="auto"/>
-        <w:rPr>
-          <w:rFonts w:ascii="Times New Roman" w:eastAsia="Times New Roman" w:hAnsi="Times New Roman" w:cs="Times New Roman"/>
-          <w:kern w:val="0"/>
-          <w:sz w:val="28"/>
-          <w:szCs w:val="28"/>
-          <w14:ligatures w14:val="none"/>
-        </w:rPr>
-      </w:pPr>
-    </w:p>
-    <w:p>
-      <w:pPr>
-        <w:spacing w:before="100" w:beforeAutospacing="1" w:after="100" w:afterAutospacing="1" w:line="240" w:lineRule="auto"/>
-        <w:rPr>
-          <w:rFonts w:ascii="Times New Roman" w:eastAsia="Times New Roman" w:hAnsi="Times New Roman" w:cs="Times New Roman"/>
-          <w:kern w:val="0"/>
-          <w:sz w:val="28"/>
-          <w:szCs w:val="28"/>
-          <w14:ligatures w14:val="none"/>
-        </w:rPr>
-      </w:pPr>
-    </w:p>
-    <w:p>
-      <w:pPr>
-        <w:spacing w:before="100" w:beforeAutospacing="1" w:after="100" w:afterAutospacing="1" w:line="240" w:lineRule="auto"/>
-        <w:rPr>
-          <w:rFonts w:ascii="Times New Roman" w:eastAsia="Times New Roman" w:hAnsi="Times New Roman" w:cs="Times New Roman"/>
-          <w:kern w:val="0"/>
-          <w:sz w:val="28"/>
-          <w:szCs w:val="28"/>
-          <w14:ligatures w14:val="none"/>
-        </w:rPr>
-      </w:pPr>
-    </w:p>
-    <w:p>
-      <w:pPr>
-        <w:spacing w:before="100" w:beforeAutospacing="1" w:after="100" w:afterAutospacing="1" w:line="240" w:lineRule="auto"/>
-        <w:rPr>
-          <w:rFonts w:ascii="Times New Roman" w:eastAsia="Times New Roman" w:hAnsi="Times New Roman" w:cs="Times New Roman"/>
-          <w:kern w:val="0"/>
-          <w:sz w:val="28"/>
-          <w:szCs w:val="28"/>
-          <w14:ligatures w14:val="none"/>
-        </w:rPr>
-      </w:pPr>
-    </w:p>
-    <w:p>
-      <w:pPr>
-        <w:spacing w:after="0" w:line="240" w:lineRule="auto"/>
-        <w:rPr>
-          <w:rFonts w:ascii="Times New Roman" w:eastAsia="Times New Roman" w:hAnsi="Times New Roman" w:cs="Times New Roman"/>
-          <w:kern w:val="0"/>
-          <w:sz w:val="28"/>
-          <w:szCs w:val="28"/>
-          <w14:ligatures w14:val="none"/>
-        </w:rPr>
-      </w:pPr>
-      <w:r>
-        <w:rPr>
-          <w:rFonts w:ascii="Times New Roman" w:eastAsia="Times New Roman" w:hAnsi="Times New Roman" w:cs="Times New Roman"/>
-          <w:noProof/>
-          <w:kern w:val="0"/>
-          <w:sz w:val="28"/>
-          <w:szCs w:val="28"/>
-        </w:rPr>
-        <w:pict w14:anchorId="0EF7F8B7">
+        <w:pict w14:anchorId="222C8330">
           <v:rect id="_x0000_i1025" alt="" style="width:468pt;height:.05pt;mso-width-percent:0;mso-height-percent:0;mso-width-percent:0;mso-height-percent:0" o:hralign="center" o:hrstd="t" o:hr="t" fillcolor="#a0a0a0" stroked="f"/>
         </w:pict>
       </w:r>
@@ -5957,17 +5937,7 @@
                 <w:szCs w:val="28"/>
                 <w14:ligatures w14:val="none"/>
               </w:rPr>
-              <w:t>N</w:t>
-            </w:r>
-            <w:r>
-              <w:rPr>
-                <w:rFonts w:ascii="Times New Roman" w:eastAsia="Times New Roman" w:hAnsi="Times New Roman" w:cs="Times New Roman"/>
-                <w:kern w:val="0"/>
-                <w:sz w:val="28"/>
-                <w:szCs w:val="28"/>
-                <w14:ligatures w14:val="none"/>
-              </w:rPr>
-              <w:t>otes + Fink/NOAA</w:t>
+              <w:t>Notes + Fink/NOAA</w:t>
             </w:r>
           </w:p>
         </w:tc>
@@ -6236,7 +6206,6 @@
                 <w:szCs w:val="28"/>
                 <w14:ligatures w14:val="none"/>
               </w:rPr>
-              <w:lastRenderedPageBreak/>
               <w:t>Place attachment</w:t>
             </w:r>
           </w:p>
@@ -6295,54 +6264,14 @@
                 <w:szCs w:val="28"/>
                 <w14:ligatures w14:val="none"/>
               </w:rPr>
-              <w:t>6</w:t>
-            </w:r>
-            <w:r>
-              <w:rPr>
-                <w:rFonts w:ascii="Times New Roman" w:eastAsia="Times New Roman" w:hAnsi="Times New Roman" w:cs="Times New Roman"/>
-                <w:kern w:val="0"/>
-                <w:sz w:val="28"/>
-                <w:szCs w:val="28"/>
-                <w14:ligatures w14:val="none"/>
-              </w:rPr>
-              <w:t>-item validated scale; may predict stewardship behaviors</w:t>
+              <w:t>6-item validated scale; may predict stewardship behaviors</w:t>
             </w:r>
           </w:p>
         </w:tc>
       </w:tr>
     </w:tbl>
-    <w:p>
-      <w:pPr>
-        <w:spacing w:line="480" w:lineRule="auto"/>
-        <w:rPr>
-          <w:rFonts w:ascii="Georgia" w:hAnsi="Georgia"/>
-          <w:b/>
-          <w:bCs/>
-          <w:sz w:val="28"/>
-          <w:szCs w:val="28"/>
-        </w:rPr>
-      </w:pPr>
-    </w:p>
-    <w:p>
-      <w:pPr>
-        <w:spacing w:line="480" w:lineRule="auto"/>
-        <w:rPr>
-          <w:rFonts w:ascii="Georgia" w:hAnsi="Georgia"/>
-          <w:b/>
-          <w:bCs/>
-          <w:sz w:val="28"/>
-          <w:szCs w:val="28"/>
-        </w:rPr>
-      </w:pPr>
-    </w:p>
-    <w:p>
-      <w:pPr>
-        <w:rPr>
-          <w:sz w:val="28"/>
-          <w:szCs w:val="28"/>
-        </w:rPr>
-      </w:pPr>
-    </w:p>
+    <w:p/>
+    <w:p/>
     <w:sectPr>
       <w:pgSz w:w="12240" w:h="15840"/>
       <w:pgMar w:top="1440" w:right="1440" w:bottom="1440" w:left="1440" w:header="720" w:footer="720" w:gutter="0"/>
@@ -6356,6 +6285,119 @@
 <file path=word/numbering.xml><?xml version="1.0" encoding="utf-8"?>
 <w:numbering xmlns:wpc="http://schemas.microsoft.com/office/word/2010/wordprocessingCanvas" xmlns:cx="http://schemas.microsoft.com/office/drawing/2014/chartex" xmlns:cx1="http://schemas.microsoft.com/office/drawing/2015/9/8/chartex" xmlns:cx2="http://schemas.microsoft.com/office/drawing/2015/10/21/chartex" xmlns:cx3="http://schemas.microsoft.com/office/drawing/2016/5/9/chartex" xmlns:cx4="http://schemas.microsoft.com/office/drawing/2016/5/10/chartex" xmlns:cx5="http://schemas.microsoft.com/office/drawing/2016/5/11/chartex" xmlns:cx6="http://schemas.microsoft.com/office/drawing/2016/5/12/chartex" xmlns:cx7="http://schemas.microsoft.com/office/drawing/2016/5/13/chartex" xmlns:cx8="http://schemas.microsoft.com/office/drawing/2016/5/14/chartex" xmlns:mc="http://schemas.openxmlformats.org/markup-compatibility/2006" xmlns:aink="http://schemas.microsoft.com/office/drawing/2016/ink" xmlns:am3d="http://schemas.microsoft.com/office/drawing/2017/model3d" xmlns:o="urn:schemas-microsoft-com:office:office" xmlns:oel="http://schemas.microsoft.com/office/2019/extlst" xmlns:r="http://schemas.openxmlformats.org/officeDocument/2006/relationships" xmlns:m="http://schemas.openxmlformats.org/officeDocument/2006/math" xmlns:v="urn:schemas-microsoft-com:vml" xmlns:wp14="http://schemas.microsoft.com/office/word/2010/wordprocessingDrawing" xmlns:wp="http://schemas.openxmlformats.org/drawingml/2006/wordprocessingDrawing" xmlns:w10="urn:schemas-microsoft-com:office:word" xmlns:w="http://schemas.openxmlformats.org/wordprocessingml/2006/main" xmlns:w14="http://schemas.microsoft.com/office/word/2010/wordml" xmlns:w15="http://schemas.microsoft.com/office/word/2012/wordml" xmlns:w16cex="http://schemas.microsoft.com/office/word/2018/wordml/cex" xmlns:w16cid="http://schemas.microsoft.com/office/word/2016/wordml/cid" xmlns:w16="http://schemas.microsoft.com/office/word/2018/wordml" xmlns:w16du="http://schemas.microsoft.com/office/word/2023/wordml/word16du" xmlns:w16sdtdh="http://schemas.microsoft.com/office/word/2020/wordml/sdtdatahash" xmlns:w16sdtfl="http://schemas.microsoft.com/office/word/2024/wordml/sdtformatlock" xmlns:w16se="http://schemas.microsoft.com/office/word/2015/wordml/symex" xmlns:wpg="http://schemas.microsoft.com/office/word/2010/wordprocessingGroup" xmlns:wpi="http://schemas.microsoft.com/office/word/2010/wordprocessingInk" xmlns:wne="http://schemas.microsoft.com/office/word/2006/wordml" xmlns:wps="http://schemas.microsoft.com/office/word/2010/wordprocessingShape" mc:Ignorable="w14 w15 w16se w16cid w16 w16cex w16sdtdh w16sdtfl w16du wp14">
   <w:abstractNum w:abstractNumId="0" w15:restartNumberingAfterBreak="0">
+    <w:nsid w:val="07AD2E4D"/>
+    <w:multiLevelType w:val="hybridMultilevel"/>
+    <w:tmpl w:val="107CAC1E"/>
+    <w:lvl w:ilvl="0" w:tplc="04090003">
+      <w:start w:val="1"/>
+      <w:numFmt w:val="bullet"/>
+      <w:lvlText w:val="o"/>
+      <w:lvlJc w:val="left"/>
+      <w:pPr>
+        <w:ind w:left="1440" w:hanging="360"/>
+      </w:pPr>
+      <w:rPr>
+        <w:rFonts w:ascii="Courier New" w:hAnsi="Courier New" w:cs="Courier New" w:hint="default"/>
+      </w:rPr>
+    </w:lvl>
+    <w:lvl w:ilvl="1" w:tplc="04090003" w:tentative="1">
+      <w:start w:val="1"/>
+      <w:numFmt w:val="bullet"/>
+      <w:lvlText w:val="o"/>
+      <w:lvlJc w:val="left"/>
+      <w:pPr>
+        <w:ind w:left="2160" w:hanging="360"/>
+      </w:pPr>
+      <w:rPr>
+        <w:rFonts w:ascii="Courier New" w:hAnsi="Courier New" w:cs="Courier New" w:hint="default"/>
+      </w:rPr>
+    </w:lvl>
+    <w:lvl w:ilvl="2" w:tplc="04090005" w:tentative="1">
+      <w:start w:val="1"/>
+      <w:numFmt w:val="bullet"/>
+      <w:lvlText w:val=""/>
+      <w:lvlJc w:val="left"/>
+      <w:pPr>
+        <w:ind w:left="2880" w:hanging="360"/>
+      </w:pPr>
+      <w:rPr>
+        <w:rFonts w:ascii="Wingdings" w:hAnsi="Wingdings" w:hint="default"/>
+      </w:rPr>
+    </w:lvl>
+    <w:lvl w:ilvl="3" w:tplc="04090001" w:tentative="1">
+      <w:start w:val="1"/>
+      <w:numFmt w:val="bullet"/>
+      <w:lvlText w:val=""/>
+      <w:lvlJc w:val="left"/>
+      <w:pPr>
+        <w:ind w:left="3600" w:hanging="360"/>
+      </w:pPr>
+      <w:rPr>
+        <w:rFonts w:ascii="Symbol" w:hAnsi="Symbol" w:hint="default"/>
+      </w:rPr>
+    </w:lvl>
+    <w:lvl w:ilvl="4" w:tplc="04090003" w:tentative="1">
+      <w:start w:val="1"/>
+      <w:numFmt w:val="bullet"/>
+      <w:lvlText w:val="o"/>
+      <w:lvlJc w:val="left"/>
+      <w:pPr>
+        <w:ind w:left="4320" w:hanging="360"/>
+      </w:pPr>
+      <w:rPr>
+        <w:rFonts w:ascii="Courier New" w:hAnsi="Courier New" w:cs="Courier New" w:hint="default"/>
+      </w:rPr>
+    </w:lvl>
+    <w:lvl w:ilvl="5" w:tplc="04090005" w:tentative="1">
+      <w:start w:val="1"/>
+      <w:numFmt w:val="bullet"/>
+      <w:lvlText w:val=""/>
+      <w:lvlJc w:val="left"/>
+      <w:pPr>
+        <w:ind w:left="5040" w:hanging="360"/>
+      </w:pPr>
+      <w:rPr>
+        <w:rFonts w:ascii="Wingdings" w:hAnsi="Wingdings" w:hint="default"/>
+      </w:rPr>
+    </w:lvl>
+    <w:lvl w:ilvl="6" w:tplc="04090001" w:tentative="1">
+      <w:start w:val="1"/>
+      <w:numFmt w:val="bullet"/>
+      <w:lvlText w:val=""/>
+      <w:lvlJc w:val="left"/>
+      <w:pPr>
+        <w:ind w:left="5760" w:hanging="360"/>
+      </w:pPr>
+      <w:rPr>
+        <w:rFonts w:ascii="Symbol" w:hAnsi="Symbol" w:hint="default"/>
+      </w:rPr>
+    </w:lvl>
+    <w:lvl w:ilvl="7" w:tplc="04090003" w:tentative="1">
+      <w:start w:val="1"/>
+      <w:numFmt w:val="bullet"/>
+      <w:lvlText w:val="o"/>
+      <w:lvlJc w:val="left"/>
+      <w:pPr>
+        <w:ind w:left="6480" w:hanging="360"/>
+      </w:pPr>
+      <w:rPr>
+        <w:rFonts w:ascii="Courier New" w:hAnsi="Courier New" w:cs="Courier New" w:hint="default"/>
+      </w:rPr>
+    </w:lvl>
+    <w:lvl w:ilvl="8" w:tplc="04090005" w:tentative="1">
+      <w:start w:val="1"/>
+      <w:numFmt w:val="bullet"/>
+      <w:lvlText w:val=""/>
+      <w:lvlJc w:val="left"/>
+      <w:pPr>
+        <w:ind w:left="7200" w:hanging="360"/>
+      </w:pPr>
+      <w:rPr>
+        <w:rFonts w:ascii="Wingdings" w:hAnsi="Wingdings" w:hint="default"/>
+      </w:rPr>
+    </w:lvl>
+  </w:abstractNum>
+  <w:abstractNum w:abstractNumId="1" w15:restartNumberingAfterBreak="0">
     <w:nsid w:val="0BD81563"/>
     <w:multiLevelType w:val="multilevel"/>
     <w:tmpl w:val="38E4EBCC"/>
@@ -6472,7 +6514,7 @@
       </w:pPr>
     </w:lvl>
   </w:abstractNum>
-  <w:abstractNum w:abstractNumId="1" w15:restartNumberingAfterBreak="0">
+  <w:abstractNum w:abstractNumId="2" w15:restartNumberingAfterBreak="0">
     <w:nsid w:val="176B25E3"/>
     <w:multiLevelType w:val="multilevel"/>
     <w:tmpl w:val="81144DBC"/>
@@ -6621,7 +6663,7 @@
       </w:rPr>
     </w:lvl>
   </w:abstractNum>
-  <w:abstractNum w:abstractNumId="2" w15:restartNumberingAfterBreak="0">
+  <w:abstractNum w:abstractNumId="3" w15:restartNumberingAfterBreak="0">
     <w:nsid w:val="1BDA2EF8"/>
     <w:multiLevelType w:val="multilevel"/>
     <w:tmpl w:val="2E98D350"/>
@@ -6738,7 +6780,7 @@
       </w:pPr>
     </w:lvl>
   </w:abstractNum>
-  <w:abstractNum w:abstractNumId="3" w15:restartNumberingAfterBreak="0">
+  <w:abstractNum w:abstractNumId="4" w15:restartNumberingAfterBreak="0">
     <w:nsid w:val="212F49F5"/>
     <w:multiLevelType w:val="multilevel"/>
     <w:tmpl w:val="DE201424"/>
@@ -6855,7 +6897,127 @@
       </w:pPr>
     </w:lvl>
   </w:abstractNum>
-  <w:abstractNum w:abstractNumId="4" w15:restartNumberingAfterBreak="0">
+  <w:abstractNum w:abstractNumId="5" w15:restartNumberingAfterBreak="0">
+    <w:nsid w:val="39203A9B"/>
+    <w:multiLevelType w:val="multilevel"/>
+    <w:tmpl w:val="089C9C66"/>
+    <w:lvl w:ilvl="0">
+      <w:start w:val="1"/>
+      <w:numFmt w:val="decimal"/>
+      <w:lvlText w:val="%1."/>
+      <w:lvlJc w:val="left"/>
+      <w:pPr>
+        <w:tabs>
+          <w:tab w:val="num" w:pos="720"/>
+        </w:tabs>
+        <w:ind w:left="720" w:hanging="360"/>
+      </w:pPr>
+      <w:rPr>
+        <w:rFonts w:ascii="Times New Roman" w:eastAsia="Times New Roman" w:hAnsi="Times New Roman" w:cs="Times New Roman"/>
+      </w:rPr>
+    </w:lvl>
+    <w:lvl w:ilvl="1">
+      <w:start w:val="1"/>
+      <w:numFmt w:val="bullet"/>
+      <w:lvlText w:val="o"/>
+      <w:lvlJc w:val="left"/>
+      <w:pPr>
+        <w:tabs>
+          <w:tab w:val="num" w:pos="1440"/>
+        </w:tabs>
+        <w:ind w:left="1440" w:hanging="360"/>
+      </w:pPr>
+      <w:rPr>
+        <w:rFonts w:ascii="Courier New" w:hAnsi="Courier New" w:hint="default"/>
+        <w:sz w:val="20"/>
+      </w:rPr>
+    </w:lvl>
+    <w:lvl w:ilvl="2" w:tentative="1">
+      <w:start w:val="1"/>
+      <w:numFmt w:val="decimal"/>
+      <w:lvlText w:val="%3."/>
+      <w:lvlJc w:val="left"/>
+      <w:pPr>
+        <w:tabs>
+          <w:tab w:val="num" w:pos="2160"/>
+        </w:tabs>
+        <w:ind w:left="2160" w:hanging="360"/>
+      </w:pPr>
+    </w:lvl>
+    <w:lvl w:ilvl="3" w:tentative="1">
+      <w:start w:val="1"/>
+      <w:numFmt w:val="decimal"/>
+      <w:lvlText w:val="%4."/>
+      <w:lvlJc w:val="left"/>
+      <w:pPr>
+        <w:tabs>
+          <w:tab w:val="num" w:pos="2880"/>
+        </w:tabs>
+        <w:ind w:left="2880" w:hanging="360"/>
+      </w:pPr>
+    </w:lvl>
+    <w:lvl w:ilvl="4" w:tentative="1">
+      <w:start w:val="1"/>
+      <w:numFmt w:val="decimal"/>
+      <w:lvlText w:val="%5."/>
+      <w:lvlJc w:val="left"/>
+      <w:pPr>
+        <w:tabs>
+          <w:tab w:val="num" w:pos="3600"/>
+        </w:tabs>
+        <w:ind w:left="3600" w:hanging="360"/>
+      </w:pPr>
+    </w:lvl>
+    <w:lvl w:ilvl="5" w:tentative="1">
+      <w:start w:val="1"/>
+      <w:numFmt w:val="decimal"/>
+      <w:lvlText w:val="%6."/>
+      <w:lvlJc w:val="left"/>
+      <w:pPr>
+        <w:tabs>
+          <w:tab w:val="num" w:pos="4320"/>
+        </w:tabs>
+        <w:ind w:left="4320" w:hanging="360"/>
+      </w:pPr>
+    </w:lvl>
+    <w:lvl w:ilvl="6" w:tentative="1">
+      <w:start w:val="1"/>
+      <w:numFmt w:val="decimal"/>
+      <w:lvlText w:val="%7."/>
+      <w:lvlJc w:val="left"/>
+      <w:pPr>
+        <w:tabs>
+          <w:tab w:val="num" w:pos="5040"/>
+        </w:tabs>
+        <w:ind w:left="5040" w:hanging="360"/>
+      </w:pPr>
+    </w:lvl>
+    <w:lvl w:ilvl="7" w:tentative="1">
+      <w:start w:val="1"/>
+      <w:numFmt w:val="decimal"/>
+      <w:lvlText w:val="%8."/>
+      <w:lvlJc w:val="left"/>
+      <w:pPr>
+        <w:tabs>
+          <w:tab w:val="num" w:pos="5760"/>
+        </w:tabs>
+        <w:ind w:left="5760" w:hanging="360"/>
+      </w:pPr>
+    </w:lvl>
+    <w:lvl w:ilvl="8" w:tentative="1">
+      <w:start w:val="1"/>
+      <w:numFmt w:val="decimal"/>
+      <w:lvlText w:val="%9."/>
+      <w:lvlJc w:val="left"/>
+      <w:pPr>
+        <w:tabs>
+          <w:tab w:val="num" w:pos="6480"/>
+        </w:tabs>
+        <w:ind w:left="6480" w:hanging="360"/>
+      </w:pPr>
+    </w:lvl>
+  </w:abstractNum>
+  <w:abstractNum w:abstractNumId="6" w15:restartNumberingAfterBreak="0">
     <w:nsid w:val="3A7257FA"/>
     <w:multiLevelType w:val="hybridMultilevel"/>
     <w:tmpl w:val="5C42D0BE"/>
@@ -6968,7 +7130,7 @@
       </w:rPr>
     </w:lvl>
   </w:abstractNum>
-  <w:abstractNum w:abstractNumId="5" w15:restartNumberingAfterBreak="0">
+  <w:abstractNum w:abstractNumId="7" w15:restartNumberingAfterBreak="0">
     <w:nsid w:val="3A993281"/>
     <w:multiLevelType w:val="multilevel"/>
     <w:tmpl w:val="84DEB086"/>
@@ -7085,7 +7247,7 @@
       </w:pPr>
     </w:lvl>
   </w:abstractNum>
-  <w:abstractNum w:abstractNumId="6" w15:restartNumberingAfterBreak="0">
+  <w:abstractNum w:abstractNumId="8" w15:restartNumberingAfterBreak="0">
     <w:nsid w:val="4E142B68"/>
     <w:multiLevelType w:val="multilevel"/>
     <w:tmpl w:val="DD267B96"/>
@@ -7234,7 +7396,7 @@
       </w:rPr>
     </w:lvl>
   </w:abstractNum>
-  <w:abstractNum w:abstractNumId="7" w15:restartNumberingAfterBreak="0">
+  <w:abstractNum w:abstractNumId="9" w15:restartNumberingAfterBreak="0">
     <w:nsid w:val="53860F94"/>
     <w:multiLevelType w:val="multilevel"/>
     <w:tmpl w:val="17E28B7C"/>
@@ -7354,7 +7516,7 @@
       </w:pPr>
     </w:lvl>
   </w:abstractNum>
-  <w:abstractNum w:abstractNumId="8" w15:restartNumberingAfterBreak="0">
+  <w:abstractNum w:abstractNumId="10" w15:restartNumberingAfterBreak="0">
     <w:nsid w:val="5CAA317F"/>
     <w:multiLevelType w:val="multilevel"/>
     <w:tmpl w:val="0CF20A26"/>
@@ -7503,7 +7665,7 @@
       </w:rPr>
     </w:lvl>
   </w:abstractNum>
-  <w:abstractNum w:abstractNumId="9" w15:restartNumberingAfterBreak="0">
+  <w:abstractNum w:abstractNumId="11" w15:restartNumberingAfterBreak="0">
     <w:nsid w:val="60FC76E1"/>
     <w:multiLevelType w:val="multilevel"/>
     <w:tmpl w:val="DBBA328E"/>
@@ -7652,7 +7814,7 @@
       </w:rPr>
     </w:lvl>
   </w:abstractNum>
-  <w:abstractNum w:abstractNumId="10" w15:restartNumberingAfterBreak="0">
+  <w:abstractNum w:abstractNumId="12" w15:restartNumberingAfterBreak="0">
     <w:nsid w:val="624A6D74"/>
     <w:multiLevelType w:val="multilevel"/>
     <w:tmpl w:val="8D52258C"/>
@@ -7765,7 +7927,7 @@
       </w:pPr>
     </w:lvl>
   </w:abstractNum>
-  <w:abstractNum w:abstractNumId="11" w15:restartNumberingAfterBreak="0">
+  <w:abstractNum w:abstractNumId="13" w15:restartNumberingAfterBreak="0">
     <w:nsid w:val="629F442B"/>
     <w:multiLevelType w:val="multilevel"/>
     <w:tmpl w:val="BB3C9AB4"/>
@@ -7914,7 +8076,7 @@
       </w:rPr>
     </w:lvl>
   </w:abstractNum>
-  <w:abstractNum w:abstractNumId="12" w15:restartNumberingAfterBreak="0">
+  <w:abstractNum w:abstractNumId="14" w15:restartNumberingAfterBreak="0">
     <w:nsid w:val="64BB2FC4"/>
     <w:multiLevelType w:val="multilevel"/>
     <w:tmpl w:val="5F0E0F0C"/>
@@ -8027,7 +8189,7 @@
       </w:pPr>
     </w:lvl>
   </w:abstractNum>
-  <w:abstractNum w:abstractNumId="13" w15:restartNumberingAfterBreak="0">
+  <w:abstractNum w:abstractNumId="15" w15:restartNumberingAfterBreak="0">
     <w:nsid w:val="70792382"/>
     <w:multiLevelType w:val="multilevel"/>
     <w:tmpl w:val="B14EB132"/>
@@ -8176,7 +8338,7 @@
       </w:rPr>
     </w:lvl>
   </w:abstractNum>
-  <w:abstractNum w:abstractNumId="14" w15:restartNumberingAfterBreak="0">
+  <w:abstractNum w:abstractNumId="16" w15:restartNumberingAfterBreak="0">
     <w:nsid w:val="73694B20"/>
     <w:multiLevelType w:val="multilevel"/>
     <w:tmpl w:val="38E4EBCC"/>
@@ -8293,7 +8455,7 @@
       </w:pPr>
     </w:lvl>
   </w:abstractNum>
-  <w:abstractNum w:abstractNumId="15" w15:restartNumberingAfterBreak="0">
+  <w:abstractNum w:abstractNumId="17" w15:restartNumberingAfterBreak="0">
     <w:nsid w:val="737A6606"/>
     <w:multiLevelType w:val="multilevel"/>
     <w:tmpl w:val="73EC9F44"/>
@@ -8410,52 +8572,58 @@
     </w:lvl>
   </w:abstractNum>
   <w:num w:numId="1" w16cid:durableId="1222712426">
+    <w:abstractNumId w:val="7"/>
+  </w:num>
+  <w:num w:numId="2" w16cid:durableId="336541678">
+    <w:abstractNumId w:val="9"/>
+  </w:num>
+  <w:num w:numId="3" w16cid:durableId="1006596731">
+    <w:abstractNumId w:val="17"/>
+  </w:num>
+  <w:num w:numId="4" w16cid:durableId="338966875">
+    <w:abstractNumId w:val="3"/>
+  </w:num>
+  <w:num w:numId="5" w16cid:durableId="259989846">
+    <w:abstractNumId w:val="4"/>
+  </w:num>
+  <w:num w:numId="6" w16cid:durableId="1494369633">
+    <w:abstractNumId w:val="1"/>
+  </w:num>
+  <w:num w:numId="7" w16cid:durableId="1611934675">
+    <w:abstractNumId w:val="12"/>
+  </w:num>
+  <w:num w:numId="8" w16cid:durableId="1566573372">
+    <w:abstractNumId w:val="10"/>
+  </w:num>
+  <w:num w:numId="9" w16cid:durableId="1610358438">
+    <w:abstractNumId w:val="16"/>
+  </w:num>
+  <w:num w:numId="10" w16cid:durableId="710497009">
+    <w:abstractNumId w:val="13"/>
+  </w:num>
+  <w:num w:numId="11" w16cid:durableId="934365440">
+    <w:abstractNumId w:val="15"/>
+  </w:num>
+  <w:num w:numId="12" w16cid:durableId="1670477737">
+    <w:abstractNumId w:val="8"/>
+  </w:num>
+  <w:num w:numId="13" w16cid:durableId="1297956397">
+    <w:abstractNumId w:val="14"/>
+  </w:num>
+  <w:num w:numId="14" w16cid:durableId="1879391365">
+    <w:abstractNumId w:val="11"/>
+  </w:num>
+  <w:num w:numId="15" w16cid:durableId="1500854533">
+    <w:abstractNumId w:val="2"/>
+  </w:num>
+  <w:num w:numId="16" w16cid:durableId="656230422">
+    <w:abstractNumId w:val="6"/>
+  </w:num>
+  <w:num w:numId="17" w16cid:durableId="323166900">
     <w:abstractNumId w:val="5"/>
   </w:num>
-  <w:num w:numId="2" w16cid:durableId="336541678">
-    <w:abstractNumId w:val="7"/>
-  </w:num>
-  <w:num w:numId="3" w16cid:durableId="1006596731">
-    <w:abstractNumId w:val="15"/>
-  </w:num>
-  <w:num w:numId="4" w16cid:durableId="338966875">
-    <w:abstractNumId w:val="2"/>
-  </w:num>
-  <w:num w:numId="5" w16cid:durableId="259989846">
-    <w:abstractNumId w:val="3"/>
-  </w:num>
-  <w:num w:numId="6" w16cid:durableId="1494369633">
+  <w:num w:numId="18" w16cid:durableId="1748532772">
     <w:abstractNumId w:val="0"/>
-  </w:num>
-  <w:num w:numId="7" w16cid:durableId="1611934675">
-    <w:abstractNumId w:val="10"/>
-  </w:num>
-  <w:num w:numId="8" w16cid:durableId="1566573372">
-    <w:abstractNumId w:val="8"/>
-  </w:num>
-  <w:num w:numId="9" w16cid:durableId="1610358438">
-    <w:abstractNumId w:val="14"/>
-  </w:num>
-  <w:num w:numId="10" w16cid:durableId="710497009">
-    <w:abstractNumId w:val="11"/>
-  </w:num>
-  <w:num w:numId="11" w16cid:durableId="934365440">
-    <w:abstractNumId w:val="13"/>
-  </w:num>
-  <w:num w:numId="12" w16cid:durableId="1670477737">
-    <w:abstractNumId w:val="6"/>
-  </w:num>
-  <w:num w:numId="13" w16cid:durableId="1297956397">
-    <w:abstractNumId w:val="12"/>
-  </w:num>
-  <w:num w:numId="14" w16cid:durableId="1879391365">
-    <w:abstractNumId w:val="9"/>
-  </w:num>
-  <w:num w:numId="15" w16cid:durableId="1500854533">
-    <w:abstractNumId w:val="1"/>
-  </w:num>
-  <w:num w:numId="16" w16cid:durableId="656230422">
-    <w:abstractNumId w:val="4"/>
   </w:num>
 </w:numbering>
 </file>
@@ -8860,7 +9028,7 @@
   <w:style w:type="paragraph" w:default="1" w:styleId="Normal">
     <w:name w:val="Normal"/>
     <w:qFormat/>
-    <w:rsid w:val="00CE1B93"/>
+    <w:rsid w:val="00E25B0F"/>
   </w:style>
   <w:style w:type="paragraph" w:styleId="Heading1">
     <w:name w:val="heading 1"/>
@@ -9064,6 +9232,7 @@
   <w:style w:type="character" w:default="1" w:styleId="DefaultParagraphFont">
     <w:name w:val="Default Paragraph Font"/>
     <w:uiPriority w:val="1"/>
+    <w:semiHidden/>
     <w:unhideWhenUsed/>
   </w:style>
   <w:style w:type="table" w:default="1" w:styleId="TableNormal">
